--- a/budget/budget_justification_anonymized.docx
+++ b/budget/budget_justification_anonymized.docx
@@ -16,9 +16,9 @@
           <w:szCs w:val="28"/>
         </w:rPr>
       </w:pPr>
-      <w:bookmarkStart w:id="0" w:name="Budget_Justification"/>
-      <w:bookmarkStart w:id="1" w:name="Post%E2%80%93Processing"/>
-      <w:bookmarkStart w:id="2" w:name="Goals_and_Significance"/>
+      <w:bookmarkStart w:id="0" w:name="Goals_and_Significance"/>
+      <w:bookmarkStart w:id="1" w:name="Post%25E2%2580%2593Processing"/>
+      <w:bookmarkStart w:id="2" w:name="Budget_Justification"/>
       <w:bookmarkEnd w:id="0"/>
       <w:bookmarkEnd w:id="1"/>
       <w:bookmarkEnd w:id="2"/>
@@ -218,11 +218,11 @@
         </w:rPr>
         <w:t xml:space="preserve">PI </w:t>
       </w:r>
-      <w:bookmarkStart w:id="5" w:name="Publication_Costs"/>
-      <w:bookmarkStart w:id="6" w:name="Photometry"/>
+      <w:bookmarkStart w:id="5" w:name="Data_Management_Plan"/>
+      <w:bookmarkStart w:id="6" w:name="Supplies"/>
       <w:bookmarkStart w:id="7" w:name="Pipeline_Architecture"/>
-      <w:bookmarkStart w:id="8" w:name="Supplies"/>
-      <w:bookmarkStart w:id="9" w:name="Data_Management_Plan"/>
+      <w:bookmarkStart w:id="8" w:name="Photometry"/>
+      <w:bookmarkStart w:id="9" w:name="Publication_Costs"/>
       <w:bookmarkEnd w:id="5"/>
       <w:bookmarkEnd w:id="6"/>
       <w:bookmarkEnd w:id="7"/>
@@ -291,23 +291,125 @@
         <w:pStyle w:val="TextBody"/>
         <w:spacing w:lineRule="auto" w:line="288" w:before="0" w:after="0"/>
         <w:ind w:left="180" w:right="1580" w:firstLine="360"/>
+        <w:rPr/>
+      </w:pPr>
+      <w:r>
+        <w:rPr>
+          <w:spacing w:val="-4"/>
+          <w:sz w:val="24"/>
+          <w:szCs w:val="24"/>
+        </w:rPr>
+        <w:t>The PI’s</w:t>
+      </w:r>
+      <w:r>
+        <w:rPr>
+          <w:spacing w:val="8"/>
+          <w:sz w:val="24"/>
+          <w:szCs w:val="24"/>
+        </w:rPr>
+        <w:t xml:space="preserve"> </w:t>
+      </w:r>
+      <w:r>
+        <w:rPr>
+          <w:sz w:val="24"/>
+          <w:szCs w:val="24"/>
+        </w:rPr>
+        <w:t>academic</w:t>
+      </w:r>
+      <w:r>
+        <w:rPr>
+          <w:spacing w:val="7"/>
+          <w:sz w:val="24"/>
+          <w:szCs w:val="24"/>
+        </w:rPr>
+        <w:t xml:space="preserve"> </w:t>
+      </w:r>
+      <w:r>
+        <w:rPr>
+          <w:sz w:val="24"/>
+          <w:szCs w:val="24"/>
+        </w:rPr>
+        <w:t>year</w:t>
+      </w:r>
+      <w:r>
+        <w:rPr>
+          <w:spacing w:val="7"/>
+          <w:sz w:val="24"/>
+          <w:szCs w:val="24"/>
+        </w:rPr>
+        <w:t xml:space="preserve"> </w:t>
+      </w:r>
+      <w:r>
+        <w:rPr>
+          <w:sz w:val="24"/>
+          <w:szCs w:val="24"/>
+        </w:rPr>
+        <w:t>salary</w:t>
+      </w:r>
+      <w:r>
+        <w:rPr>
+          <w:spacing w:val="7"/>
+          <w:sz w:val="24"/>
+          <w:szCs w:val="24"/>
+        </w:rPr>
+        <w:t xml:space="preserve"> (9 months) </w:t>
+      </w:r>
+      <w:r>
+        <w:rPr>
+          <w:sz w:val="24"/>
+          <w:szCs w:val="24"/>
+        </w:rPr>
+        <w:t>is</w:t>
+      </w:r>
+      <w:r>
+        <w:rPr>
+          <w:spacing w:val="8"/>
+          <w:sz w:val="24"/>
+          <w:szCs w:val="24"/>
+        </w:rPr>
+        <w:t xml:space="preserve"> </w:t>
+      </w:r>
+      <w:r>
+        <w:rPr>
+          <w:sz w:val="24"/>
+          <w:szCs w:val="24"/>
+        </w:rPr>
+        <w:t>fully</w:t>
+      </w:r>
+      <w:r>
+        <w:rPr>
+          <w:spacing w:val="7"/>
+          <w:sz w:val="24"/>
+          <w:szCs w:val="24"/>
+        </w:rPr>
+        <w:t xml:space="preserve"> </w:t>
+      </w:r>
+      <w:r>
+        <w:rPr>
+          <w:sz w:val="24"/>
+          <w:szCs w:val="24"/>
+        </w:rPr>
+        <w:t>supported</w:t>
+      </w:r>
+      <w:r>
+        <w:rPr>
+          <w:spacing w:val="7"/>
+          <w:sz w:val="24"/>
+          <w:szCs w:val="24"/>
+        </w:rPr>
+        <w:t xml:space="preserve"> </w:t>
+      </w:r>
+      <w:r>
         <w:rPr>
           <w:spacing w:val="-3"/>
           <w:sz w:val="24"/>
           <w:szCs w:val="24"/>
         </w:rPr>
-      </w:pPr>
-      <w:r>
-        <w:rPr>
-          <w:spacing w:val="-4"/>
-          <w:sz w:val="24"/>
-          <w:szCs w:val="24"/>
-        </w:rPr>
-        <w:t>The PI’s</w:t>
-      </w:r>
-      <w:r>
-        <w:rPr>
-          <w:spacing w:val="8"/>
+        <w:t>by</w:t>
+      </w:r>
+      <w:r>
+        <w:rPr>
+          <w:spacing w:val="7"/>
           <w:sz w:val="24"/>
           <w:szCs w:val="24"/>
         </w:rPr>
@@ -318,90 +420,7 @@
           <w:sz w:val="24"/>
           <w:szCs w:val="24"/>
         </w:rPr>
-        <w:t>academic</w:t>
-      </w:r>
-      <w:r>
-        <w:rPr>
-          <w:spacing w:val="7"/>
-          <w:sz w:val="24"/>
-          <w:szCs w:val="24"/>
-        </w:rPr>
-        <w:t xml:space="preserve"> </w:t>
-      </w:r>
-      <w:r>
-        <w:rPr>
-          <w:sz w:val="24"/>
-          <w:szCs w:val="24"/>
-        </w:rPr>
-        <w:t>year</w:t>
-      </w:r>
-      <w:r>
-        <w:rPr>
-          <w:spacing w:val="7"/>
-          <w:sz w:val="24"/>
-          <w:szCs w:val="24"/>
-        </w:rPr>
-        <w:t xml:space="preserve"> </w:t>
-      </w:r>
-      <w:r>
-        <w:rPr>
-          <w:sz w:val="24"/>
-          <w:szCs w:val="24"/>
-        </w:rPr>
-        <w:t>salary</w:t>
-      </w:r>
-      <w:r>
-        <w:rPr>
-          <w:spacing w:val="7"/>
-          <w:sz w:val="24"/>
-          <w:szCs w:val="24"/>
-        </w:rPr>
-        <w:t xml:space="preserve"> (9 months) </w:t>
-      </w:r>
-      <w:r>
-        <w:rPr>
-          <w:sz w:val="24"/>
-          <w:szCs w:val="24"/>
-        </w:rPr>
-        <w:t>is</w:t>
-      </w:r>
-      <w:r>
-        <w:rPr>
-          <w:spacing w:val="8"/>
-          <w:sz w:val="24"/>
-          <w:szCs w:val="24"/>
-        </w:rPr>
-        <w:t xml:space="preserve"> </w:t>
-      </w:r>
-      <w:r>
-        <w:rPr>
-          <w:sz w:val="24"/>
-          <w:szCs w:val="24"/>
-        </w:rPr>
-        <w:t>fully</w:t>
-      </w:r>
-      <w:r>
-        <w:rPr>
-          <w:spacing w:val="7"/>
-          <w:sz w:val="24"/>
-          <w:szCs w:val="24"/>
-        </w:rPr>
-        <w:t xml:space="preserve"> </w:t>
-      </w:r>
-      <w:r>
-        <w:rPr>
-          <w:sz w:val="24"/>
-          <w:szCs w:val="24"/>
-        </w:rPr>
-        <w:t>supported</w:t>
-      </w:r>
-      <w:r>
-        <w:rPr>
-          <w:spacing w:val="7"/>
-          <w:sz w:val="24"/>
-          <w:szCs w:val="24"/>
-        </w:rPr>
-        <w:t xml:space="preserve"> </w:t>
+        <w:t>his institution and an additional summer month of salary is provided for faculty who teach during the Summer term</w:t>
       </w:r>
       <w:r>
         <w:rPr>
@@ -409,256 +428,7 @@
           <w:sz w:val="24"/>
           <w:szCs w:val="24"/>
         </w:rPr>
-        <w:t>by</w:t>
-      </w:r>
-      <w:r>
-        <w:rPr>
-          <w:spacing w:val="7"/>
-          <w:sz w:val="24"/>
-          <w:szCs w:val="24"/>
-        </w:rPr>
-        <w:t xml:space="preserve"> </w:t>
-      </w:r>
-      <w:r>
-        <w:rPr>
-          <w:sz w:val="24"/>
-          <w:szCs w:val="24"/>
-        </w:rPr>
-        <w:t>his institution and an additional summer month of salary is provided for faculty who teach during the Summer term</w:t>
-      </w:r>
-      <w:r>
-        <w:rPr>
-          <w:spacing w:val="-3"/>
-          <w:sz w:val="24"/>
-          <w:szCs w:val="24"/>
-        </w:rPr>
         <w:t>.</w:t>
-      </w:r>
-    </w:p>
-    <w:p>
-      <w:pPr>
-        <w:pStyle w:val="TextBody"/>
-        <w:spacing w:lineRule="auto" w:line="288" w:before="47" w:after="240"/>
-        <w:ind w:left="180" w:right="1580" w:firstLine="360"/>
-        <w:rPr/>
-      </w:pPr>
-      <w:r>
-        <w:rPr>
-          <w:spacing w:val="-3"/>
-          <w:sz w:val="24"/>
-          <w:szCs w:val="24"/>
-        </w:rPr>
-        <w:t>T</w:t>
-      </w:r>
-      <w:r>
-        <w:rPr>
-          <w:spacing w:val="-3"/>
-          <w:sz w:val="24"/>
-          <w:szCs w:val="24"/>
-        </w:rPr>
-        <w:t>he PI of the project will:</w:t>
-      </w:r>
-    </w:p>
-    <w:p>
-      <w:pPr>
-        <w:pStyle w:val="TextBody"/>
-        <w:numPr>
-          <w:ilvl w:val="0"/>
-          <w:numId w:val="3"/>
-        </w:numPr>
-        <w:spacing w:lineRule="auto" w:line="276" w:before="47" w:after="240"/>
-        <w:ind w:left="900" w:right="1580" w:hanging="360"/>
-        <w:rPr>
-          <w:spacing w:val="-3"/>
-          <w:sz w:val="24"/>
-          <w:szCs w:val="24"/>
-        </w:rPr>
-      </w:pPr>
-      <w:r>
-        <w:rPr>
-          <w:spacing w:val="-3"/>
-          <w:sz w:val="24"/>
-          <w:szCs w:val="24"/>
-        </w:rPr>
-        <w:t>Provide the general scientific direction of the project.</w:t>
-      </w:r>
-    </w:p>
-    <w:p>
-      <w:pPr>
-        <w:pStyle w:val="TextBody"/>
-        <w:numPr>
-          <w:ilvl w:val="0"/>
-          <w:numId w:val="3"/>
-        </w:numPr>
-        <w:spacing w:lineRule="auto" w:line="276" w:before="47" w:after="240"/>
-        <w:ind w:left="900" w:right="1580" w:hanging="360"/>
-        <w:rPr>
-          <w:spacing w:val="-3"/>
-          <w:sz w:val="24"/>
-          <w:szCs w:val="24"/>
-        </w:rPr>
-      </w:pPr>
-      <w:r>
-        <w:rPr>
-          <w:spacing w:val="-3"/>
-          <w:sz w:val="24"/>
-          <w:szCs w:val="24"/>
-        </w:rPr>
-        <w:t>Help with collecting and preparing the data required for all analyses listed in the project description.</w:t>
-      </w:r>
-    </w:p>
-    <w:p>
-      <w:pPr>
-        <w:pStyle w:val="TextBody"/>
-        <w:numPr>
-          <w:ilvl w:val="0"/>
-          <w:numId w:val="3"/>
-        </w:numPr>
-        <w:spacing w:lineRule="auto" w:line="276" w:before="47" w:after="240"/>
-        <w:ind w:left="900" w:right="1580" w:hanging="360"/>
-        <w:rPr>
-          <w:spacing w:val="-3"/>
-          <w:sz w:val="24"/>
-          <w:szCs w:val="24"/>
-        </w:rPr>
-      </w:pPr>
-      <w:r>
-        <w:rPr>
-          <w:spacing w:val="-3"/>
-          <w:sz w:val="24"/>
-          <w:szCs w:val="24"/>
-        </w:rPr>
-        <w:t>Oversee the software development effort: coordination, and integration of team member contributions.</w:t>
-      </w:r>
-    </w:p>
-    <w:p>
-      <w:pPr>
-        <w:pStyle w:val="TextBody"/>
-        <w:numPr>
-          <w:ilvl w:val="0"/>
-          <w:numId w:val="3"/>
-        </w:numPr>
-        <w:spacing w:lineRule="auto" w:line="276" w:before="47" w:after="240"/>
-        <w:ind w:left="900" w:right="1580" w:hanging="360"/>
-        <w:rPr>
-          <w:spacing w:val="-3"/>
-          <w:sz w:val="24"/>
-          <w:szCs w:val="24"/>
-        </w:rPr>
-      </w:pPr>
-      <w:r>
-        <w:rPr>
-          <w:spacing w:val="-3"/>
-          <w:sz w:val="24"/>
-          <w:szCs w:val="24"/>
-        </w:rPr>
-        <w:t>Be an active developer in the software effort.</w:t>
-      </w:r>
-    </w:p>
-    <w:p>
-      <w:pPr>
-        <w:pStyle w:val="TextBody"/>
-        <w:numPr>
-          <w:ilvl w:val="0"/>
-          <w:numId w:val="3"/>
-        </w:numPr>
-        <w:spacing w:lineRule="auto" w:line="276" w:before="47" w:after="240"/>
-        <w:ind w:left="900" w:right="1580" w:hanging="360"/>
-        <w:rPr>
-          <w:spacing w:val="-3"/>
-          <w:sz w:val="24"/>
-          <w:szCs w:val="24"/>
-        </w:rPr>
-      </w:pPr>
-      <w:r>
-        <w:rPr>
-          <w:spacing w:val="-3"/>
-          <w:sz w:val="24"/>
-          <w:szCs w:val="24"/>
-        </w:rPr>
-        <w:t>Participate in the manual vetting and review as described in the Science/Technical/Management section.</w:t>
-      </w:r>
-    </w:p>
-    <w:p>
-      <w:pPr>
-        <w:pStyle w:val="TextBody"/>
-        <w:numPr>
-          <w:ilvl w:val="0"/>
-          <w:numId w:val="3"/>
-        </w:numPr>
-        <w:spacing w:lineRule="auto" w:line="276" w:before="47" w:after="240"/>
-        <w:ind w:left="900" w:right="1580" w:hanging="360"/>
-        <w:rPr>
-          <w:spacing w:val="-3"/>
-          <w:sz w:val="24"/>
-          <w:szCs w:val="24"/>
-        </w:rPr>
-      </w:pPr>
-      <w:r>
-        <w:rPr>
-          <w:spacing w:val="-3"/>
-          <w:sz w:val="24"/>
-          <w:szCs w:val="24"/>
-        </w:rPr>
-        <w:t>Request and oversee computing and storage allocation at resources available through the PI’s institution.</w:t>
-      </w:r>
-    </w:p>
-    <w:p>
-      <w:pPr>
-        <w:pStyle w:val="TextBody"/>
-        <w:numPr>
-          <w:ilvl w:val="0"/>
-          <w:numId w:val="3"/>
-        </w:numPr>
-        <w:spacing w:lineRule="auto" w:line="276" w:before="47" w:after="240"/>
-        <w:ind w:left="900" w:right="1580" w:hanging="360"/>
-        <w:rPr/>
-      </w:pPr>
-      <w:r>
-        <w:rPr>
-          <w:spacing w:val="-3"/>
-          <w:sz w:val="24"/>
-          <w:szCs w:val="24"/>
-        </w:rPr>
-        <w:t>Lead two of the publications and help with the preparation of the others.</w:t>
-      </w:r>
-    </w:p>
-    <w:p>
-      <w:pPr>
-        <w:pStyle w:val="TextBody"/>
-        <w:spacing w:lineRule="auto" w:line="276" w:before="47" w:after="240"/>
-        <w:ind w:left="900" w:right="1580" w:hanging="0"/>
-        <w:rPr>
-          <w:spacing w:val="-3"/>
-          <w:sz w:val="24"/>
-          <w:szCs w:val="24"/>
-        </w:rPr>
-      </w:pPr>
-      <w:r>
-        <w:rPr>
-          <w:spacing w:val="-3"/>
-          <w:sz w:val="24"/>
-          <w:szCs w:val="24"/>
-        </w:rPr>
-      </w:r>
-    </w:p>
-    <w:p>
-      <w:pPr>
-        <w:pStyle w:val="TextBody"/>
-        <w:spacing w:lineRule="auto" w:line="276" w:before="47" w:after="240"/>
-        <w:ind w:right="1580" w:hanging="0"/>
-        <w:rPr>
-          <w:spacing w:val="-3"/>
-          <w:sz w:val="24"/>
-          <w:szCs w:val="24"/>
-        </w:rPr>
-      </w:pPr>
-      <w:r>
-        <w:rPr>
-          <w:spacing w:val="-3"/>
-          <w:sz w:val="24"/>
-          <w:szCs w:val="24"/>
-        </w:rPr>
       </w:r>
     </w:p>
     <w:p>
@@ -733,21 +503,7 @@
           <w:sz w:val="24"/>
           <w:szCs w:val="24"/>
         </w:rPr>
-        <w:t xml:space="preserve">group and contributed significantnly in the preparation of this proposal. </w:t>
-      </w:r>
-      <w:r>
-        <w:rPr>
-          <w:sz w:val="24"/>
-          <w:szCs w:val="24"/>
-        </w:rPr>
-        <w:t>The student</w:t>
-      </w:r>
-      <w:r>
-        <w:rPr>
-          <w:sz w:val="24"/>
-          <w:szCs w:val="24"/>
-        </w:rPr>
-        <w:t xml:space="preserve"> will be lead authors on at least two of the publications produced and a significant contributor on the other two.</w:t>
+        <w:t>group and contributed significantnly in the preparation of this proposal. The student will be lead authors on at least two of the publications produced and a significant contributor on the other two.</w:t>
       </w:r>
       <w:bookmarkStart w:id="10" w:name="High_Precision_Photometry_Even_With_Larg"/>
       <w:bookmarkEnd w:id="10"/>
@@ -972,10 +728,7 @@
         <w:pStyle w:val="TextBody"/>
         <w:spacing w:lineRule="auto" w:line="271" w:before="47" w:after="240"/>
         <w:ind w:left="180" w:right="1580" w:firstLine="360"/>
-        <w:rPr>
-          <w:sz w:val="24"/>
-          <w:szCs w:val="24"/>
-        </w:rPr>
+        <w:rPr/>
       </w:pPr>
       <w:r>
         <w:rPr>
@@ -1002,10 +755,18 @@
       </w:r>
       <w:r>
         <w:rPr>
-          <w:sz w:val="24"/>
-          <w:szCs w:val="24"/>
-        </w:rPr>
-        <w:t xml:space="preserve">five publications to be produced </w:t>
+          <w:spacing w:val="-3"/>
+          <w:sz w:val="24"/>
+          <w:szCs w:val="24"/>
+        </w:rPr>
+        <w:t>four</w:t>
+      </w:r>
+      <w:r>
+        <w:rPr>
+          <w:sz w:val="24"/>
+          <w:szCs w:val="24"/>
+        </w:rPr>
+        <w:t xml:space="preserve"> publications to be produced </w:t>
       </w:r>
       <w:r>
         <w:rPr>
@@ -1339,7 +1100,7 @@
   <w:p>
     <w:pPr>
       <w:pStyle w:val="TextBody"/>
-      <w:spacing w:lineRule="auto" w:line="12" w:before="0" w:after="0"/>
+      <w:spacing w:lineRule="auto" w:line="9" w:before="0" w:after="0"/>
       <w:ind w:left="0" w:right="0" w:hanging="0"/>
       <w:jc w:val="left"/>
       <w:rPr>
@@ -1394,6 +1155,7 @@
       </w:pPr>
       <w:rPr>
         <w:rFonts w:ascii="Symbol" w:hAnsi="Symbol" w:cs="Symbol" w:hint="default"/>
+        <w:rFonts w:cs="Symbol"/>
       </w:rPr>
     </w:lvl>
     <w:lvl w:ilvl="3">
@@ -1406,6 +1168,7 @@
       </w:pPr>
       <w:rPr>
         <w:rFonts w:ascii="Symbol" w:hAnsi="Symbol" w:cs="Symbol" w:hint="default"/>
+        <w:rFonts w:cs="Symbol"/>
       </w:rPr>
     </w:lvl>
     <w:lvl w:ilvl="4">
@@ -1418,6 +1181,7 @@
       </w:pPr>
       <w:rPr>
         <w:rFonts w:ascii="Symbol" w:hAnsi="Symbol" w:cs="Symbol" w:hint="default"/>
+        <w:rFonts w:cs="Symbol"/>
       </w:rPr>
     </w:lvl>
     <w:lvl w:ilvl="5">
@@ -1430,6 +1194,7 @@
       </w:pPr>
       <w:rPr>
         <w:rFonts w:ascii="Symbol" w:hAnsi="Symbol" w:cs="Symbol" w:hint="default"/>
+        <w:rFonts w:cs="Symbol"/>
       </w:rPr>
     </w:lvl>
     <w:lvl w:ilvl="6">
@@ -1442,6 +1207,7 @@
       </w:pPr>
       <w:rPr>
         <w:rFonts w:ascii="Symbol" w:hAnsi="Symbol" w:cs="Symbol" w:hint="default"/>
+        <w:rFonts w:cs="Symbol"/>
       </w:rPr>
     </w:lvl>
     <w:lvl w:ilvl="7">
@@ -1454,6 +1220,7 @@
       </w:pPr>
       <w:rPr>
         <w:rFonts w:ascii="Symbol" w:hAnsi="Symbol" w:cs="Symbol" w:hint="default"/>
+        <w:rFonts w:cs="Symbol"/>
       </w:rPr>
     </w:lvl>
     <w:lvl w:ilvl="8">
@@ -1466,6 +1233,7 @@
       </w:pPr>
       <w:rPr>
         <w:rFonts w:ascii="Symbol" w:hAnsi="Symbol" w:cs="Symbol" w:hint="default"/>
+        <w:rFonts w:cs="Symbol"/>
       </w:rPr>
     </w:lvl>
   </w:abstractNum>
@@ -1547,6 +1315,7 @@
       </w:pPr>
       <w:rPr>
         <w:rFonts w:ascii="Symbol" w:hAnsi="Symbol" w:cs="Symbol" w:hint="default"/>
+        <w:rFonts w:cs="Symbol"/>
       </w:rPr>
     </w:lvl>
     <w:lvl w:ilvl="5">
@@ -1559,6 +1328,7 @@
       </w:pPr>
       <w:rPr>
         <w:rFonts w:ascii="Symbol" w:hAnsi="Symbol" w:cs="Symbol" w:hint="default"/>
+        <w:rFonts w:cs="Symbol"/>
       </w:rPr>
     </w:lvl>
     <w:lvl w:ilvl="6">
@@ -1571,6 +1341,7 @@
       </w:pPr>
       <w:rPr>
         <w:rFonts w:ascii="Symbol" w:hAnsi="Symbol" w:cs="Symbol" w:hint="default"/>
+        <w:rFonts w:cs="Symbol"/>
       </w:rPr>
     </w:lvl>
     <w:lvl w:ilvl="7">
@@ -1583,6 +1354,7 @@
       </w:pPr>
       <w:rPr>
         <w:rFonts w:ascii="Symbol" w:hAnsi="Symbol" w:cs="Symbol" w:hint="default"/>
+        <w:rFonts w:cs="Symbol"/>
       </w:rPr>
     </w:lvl>
     <w:lvl w:ilvl="8">
@@ -1595,117 +1367,11 @@
       </w:pPr>
       <w:rPr>
         <w:rFonts w:ascii="Symbol" w:hAnsi="Symbol" w:cs="Symbol" w:hint="default"/>
+        <w:rFonts w:cs="Symbol"/>
       </w:rPr>
     </w:lvl>
   </w:abstractNum>
   <w:abstractNum w:abstractNumId="3">
-    <w:lvl w:ilvl="0">
-      <w:start w:val="1"/>
-      <w:numFmt w:val="decimal"/>
-      <w:lvlText w:val="%1."/>
-      <w:lvlJc w:val="left"/>
-      <w:pPr>
-        <w:ind w:left="1188" w:hanging="360"/>
-      </w:pPr>
-    </w:lvl>
-    <w:lvl w:ilvl="1">
-      <w:start w:val="1"/>
-      <w:numFmt w:val="bullet"/>
-      <w:lvlText w:val="o"/>
-      <w:lvlJc w:val="left"/>
-      <w:pPr>
-        <w:ind w:left="1908" w:hanging="360"/>
-      </w:pPr>
-      <w:rPr>
-        <w:rFonts w:ascii="Courier New" w:hAnsi="Courier New" w:cs="Courier New" w:hint="default"/>
-      </w:rPr>
-    </w:lvl>
-    <w:lvl w:ilvl="2">
-      <w:start w:val="1"/>
-      <w:numFmt w:val="bullet"/>
-      <w:lvlText w:val=""/>
-      <w:lvlJc w:val="left"/>
-      <w:pPr>
-        <w:ind w:left="2628" w:hanging="360"/>
-      </w:pPr>
-      <w:rPr>
-        <w:rFonts w:ascii="Wingdings" w:hAnsi="Wingdings" w:cs="Wingdings" w:hint="default"/>
-      </w:rPr>
-    </w:lvl>
-    <w:lvl w:ilvl="3">
-      <w:start w:val="1"/>
-      <w:numFmt w:val="bullet"/>
-      <w:lvlText w:val=""/>
-      <w:lvlJc w:val="left"/>
-      <w:pPr>
-        <w:ind w:left="3348" w:hanging="360"/>
-      </w:pPr>
-      <w:rPr>
-        <w:rFonts w:ascii="Symbol" w:hAnsi="Symbol" w:cs="Symbol" w:hint="default"/>
-      </w:rPr>
-    </w:lvl>
-    <w:lvl w:ilvl="4">
-      <w:start w:val="1"/>
-      <w:numFmt w:val="bullet"/>
-      <w:lvlText w:val="o"/>
-      <w:lvlJc w:val="left"/>
-      <w:pPr>
-        <w:ind w:left="4068" w:hanging="360"/>
-      </w:pPr>
-      <w:rPr>
-        <w:rFonts w:ascii="Courier New" w:hAnsi="Courier New" w:cs="Courier New" w:hint="default"/>
-      </w:rPr>
-    </w:lvl>
-    <w:lvl w:ilvl="5">
-      <w:start w:val="1"/>
-      <w:numFmt w:val="bullet"/>
-      <w:lvlText w:val=""/>
-      <w:lvlJc w:val="left"/>
-      <w:pPr>
-        <w:ind w:left="4788" w:hanging="360"/>
-      </w:pPr>
-      <w:rPr>
-        <w:rFonts w:ascii="Wingdings" w:hAnsi="Wingdings" w:cs="Wingdings" w:hint="default"/>
-      </w:rPr>
-    </w:lvl>
-    <w:lvl w:ilvl="6">
-      <w:start w:val="1"/>
-      <w:numFmt w:val="bullet"/>
-      <w:lvlText w:val=""/>
-      <w:lvlJc w:val="left"/>
-      <w:pPr>
-        <w:ind w:left="5508" w:hanging="360"/>
-      </w:pPr>
-      <w:rPr>
-        <w:rFonts w:ascii="Symbol" w:hAnsi="Symbol" w:cs="Symbol" w:hint="default"/>
-      </w:rPr>
-    </w:lvl>
-    <w:lvl w:ilvl="7">
-      <w:start w:val="1"/>
-      <w:numFmt w:val="bullet"/>
-      <w:lvlText w:val="o"/>
-      <w:lvlJc w:val="left"/>
-      <w:pPr>
-        <w:ind w:left="6228" w:hanging="360"/>
-      </w:pPr>
-      <w:rPr>
-        <w:rFonts w:ascii="Courier New" w:hAnsi="Courier New" w:cs="Courier New" w:hint="default"/>
-      </w:rPr>
-    </w:lvl>
-    <w:lvl w:ilvl="8">
-      <w:start w:val="1"/>
-      <w:numFmt w:val="bullet"/>
-      <w:lvlText w:val=""/>
-      <w:lvlJc w:val="left"/>
-      <w:pPr>
-        <w:ind w:left="6948" w:hanging="360"/>
-      </w:pPr>
-      <w:rPr>
-        <w:rFonts w:ascii="Wingdings" w:hAnsi="Wingdings" w:cs="Wingdings" w:hint="default"/>
-      </w:rPr>
-    </w:lvl>
-  </w:abstractNum>
-  <w:abstractNum w:abstractNumId="4">
     <w:lvl w:ilvl="0">
       <w:start w:val="1"/>
       <w:numFmt w:val="none"/>
@@ -1806,9 +1472,6 @@
   <w:num w:numId="3">
     <w:abstractNumId w:val="3"/>
   </w:num>
-  <w:num w:numId="4">
-    <w:abstractNumId w:val="4"/>
-  </w:num>
 </w:numbering>
 </file>
 
@@ -1818,7 +1481,6 @@
     <w:rPrDefault>
       <w:rPr>
         <w:rFonts w:ascii="Calibri" w:hAnsi="Calibri" w:eastAsia="Calibri" w:cs="" w:asciiTheme="minorHAnsi" w:cstheme="minorBidi" w:eastAsiaTheme="minorHAnsi" w:hAnsiTheme="minorHAnsi"/>
-        <w:sz w:val="22"/>
         <w:szCs w:val="22"/>
         <w:lang w:val="en-US" w:eastAsia="en-US" w:bidi="ar-SA"/>
       </w:rPr>
@@ -2578,6 +2240,204 @@
       <w:rFonts w:cs="Courier New"/>
     </w:rPr>
   </w:style>
+  <w:style w:type="character" w:styleId="ListLabel28">
+    <w:name w:val="ListLabel 28"/>
+    <w:qFormat/>
+    <w:rPr>
+      <w:rFonts w:eastAsia="Arial" w:cs="Arial"/>
+      <w:b/>
+      <w:bCs/>
+      <w:w w:val="102"/>
+      <w:sz w:val="21"/>
+      <w:szCs w:val="21"/>
+    </w:rPr>
+  </w:style>
+  <w:style w:type="character" w:styleId="ListLabel29">
+    <w:name w:val="ListLabel 29"/>
+    <w:qFormat/>
+    <w:rPr>
+      <w:rFonts w:cs="Symbol"/>
+    </w:rPr>
+  </w:style>
+  <w:style w:type="character" w:styleId="ListLabel30">
+    <w:name w:val="ListLabel 30"/>
+    <w:qFormat/>
+    <w:rPr>
+      <w:rFonts w:cs="Symbol"/>
+    </w:rPr>
+  </w:style>
+  <w:style w:type="character" w:styleId="ListLabel31">
+    <w:name w:val="ListLabel 31"/>
+    <w:qFormat/>
+    <w:rPr>
+      <w:rFonts w:cs="Symbol"/>
+    </w:rPr>
+  </w:style>
+  <w:style w:type="character" w:styleId="ListLabel32">
+    <w:name w:val="ListLabel 32"/>
+    <w:qFormat/>
+    <w:rPr>
+      <w:rFonts w:cs="Symbol"/>
+    </w:rPr>
+  </w:style>
+  <w:style w:type="character" w:styleId="ListLabel33">
+    <w:name w:val="ListLabel 33"/>
+    <w:qFormat/>
+    <w:rPr>
+      <w:rFonts w:cs="Symbol"/>
+    </w:rPr>
+  </w:style>
+  <w:style w:type="character" w:styleId="ListLabel34">
+    <w:name w:val="ListLabel 34"/>
+    <w:qFormat/>
+    <w:rPr>
+      <w:rFonts w:cs="Symbol"/>
+    </w:rPr>
+  </w:style>
+  <w:style w:type="character" w:styleId="ListLabel35">
+    <w:name w:val="ListLabel 35"/>
+    <w:qFormat/>
+    <w:rPr>
+      <w:rFonts w:cs="Symbol"/>
+    </w:rPr>
+  </w:style>
+  <w:style w:type="character" w:styleId="ListLabel36">
+    <w:name w:val="ListLabel 36"/>
+    <w:qFormat/>
+    <w:rPr>
+      <w:rFonts w:eastAsia="Arial" w:cs="Arial"/>
+      <w:b/>
+      <w:bCs/>
+      <w:w w:val="102"/>
+      <w:sz w:val="24"/>
+      <w:szCs w:val="24"/>
+    </w:rPr>
+  </w:style>
+  <w:style w:type="character" w:styleId="ListLabel37">
+    <w:name w:val="ListLabel 37"/>
+    <w:qFormat/>
+    <w:rPr>
+      <w:rFonts w:eastAsia="Arial" w:cs="Arial"/>
+      <w:b/>
+      <w:bCs/>
+      <w:w w:val="102"/>
+      <w:sz w:val="24"/>
+      <w:szCs w:val="24"/>
+    </w:rPr>
+  </w:style>
+  <w:style w:type="character" w:styleId="ListLabel38">
+    <w:name w:val="ListLabel 38"/>
+    <w:qFormat/>
+    <w:rPr>
+      <w:rFonts w:eastAsia="Arial" w:cs="Arial"/>
+      <w:b/>
+      <w:bCs/>
+      <w:w w:val="102"/>
+      <w:sz w:val="24"/>
+      <w:szCs w:val="21"/>
+    </w:rPr>
+  </w:style>
+  <w:style w:type="character" w:styleId="ListLabel39">
+    <w:name w:val="ListLabel 39"/>
+    <w:qFormat/>
+    <w:rPr>
+      <w:rFonts w:cs="Arial"/>
+      <w:w w:val="99"/>
+      <w:sz w:val="24"/>
+      <w:szCs w:val="24"/>
+    </w:rPr>
+  </w:style>
+  <w:style w:type="character" w:styleId="ListLabel40">
+    <w:name w:val="ListLabel 40"/>
+    <w:qFormat/>
+    <w:rPr>
+      <w:rFonts w:cs="Symbol"/>
+    </w:rPr>
+  </w:style>
+  <w:style w:type="character" w:styleId="ListLabel41">
+    <w:name w:val="ListLabel 41"/>
+    <w:qFormat/>
+    <w:rPr>
+      <w:rFonts w:cs="Symbol"/>
+    </w:rPr>
+  </w:style>
+  <w:style w:type="character" w:styleId="ListLabel42">
+    <w:name w:val="ListLabel 42"/>
+    <w:qFormat/>
+    <w:rPr>
+      <w:rFonts w:cs="Symbol"/>
+    </w:rPr>
+  </w:style>
+  <w:style w:type="character" w:styleId="ListLabel43">
+    <w:name w:val="ListLabel 43"/>
+    <w:qFormat/>
+    <w:rPr>
+      <w:rFonts w:cs="Symbol"/>
+    </w:rPr>
+  </w:style>
+  <w:style w:type="character" w:styleId="ListLabel44">
+    <w:name w:val="ListLabel 44"/>
+    <w:qFormat/>
+    <w:rPr>
+      <w:rFonts w:cs="Symbol"/>
+    </w:rPr>
+  </w:style>
+  <w:style w:type="character" w:styleId="ListLabel45">
+    <w:name w:val="ListLabel 45"/>
+    <w:qFormat/>
+    <w:rPr>
+      <w:rFonts w:cs="Courier New"/>
+    </w:rPr>
+  </w:style>
+  <w:style w:type="character" w:styleId="ListLabel46">
+    <w:name w:val="ListLabel 46"/>
+    <w:qFormat/>
+    <w:rPr>
+      <w:rFonts w:cs="Wingdings"/>
+    </w:rPr>
+  </w:style>
+  <w:style w:type="character" w:styleId="ListLabel47">
+    <w:name w:val="ListLabel 47"/>
+    <w:qFormat/>
+    <w:rPr>
+      <w:rFonts w:cs="Symbol"/>
+    </w:rPr>
+  </w:style>
+  <w:style w:type="character" w:styleId="ListLabel48">
+    <w:name w:val="ListLabel 48"/>
+    <w:qFormat/>
+    <w:rPr>
+      <w:rFonts w:cs="Courier New"/>
+    </w:rPr>
+  </w:style>
+  <w:style w:type="character" w:styleId="ListLabel49">
+    <w:name w:val="ListLabel 49"/>
+    <w:qFormat/>
+    <w:rPr>
+      <w:rFonts w:cs="Wingdings"/>
+    </w:rPr>
+  </w:style>
+  <w:style w:type="character" w:styleId="ListLabel50">
+    <w:name w:val="ListLabel 50"/>
+    <w:qFormat/>
+    <w:rPr>
+      <w:rFonts w:cs="Symbol"/>
+    </w:rPr>
+  </w:style>
+  <w:style w:type="character" w:styleId="ListLabel51">
+    <w:name w:val="ListLabel 51"/>
+    <w:qFormat/>
+    <w:rPr>
+      <w:rFonts w:cs="Courier New"/>
+    </w:rPr>
+  </w:style>
+  <w:style w:type="character" w:styleId="ListLabel52">
+    <w:name w:val="ListLabel 52"/>
+    <w:qFormat/>
+    <w:rPr>
+      <w:rFonts w:cs="Wingdings"/>
+    </w:rPr>
+  </w:style>
   <w:style w:type="paragraph" w:styleId="Heading">
     <w:name w:val="Heading"/>
     <w:basedOn w:val="Normal"/>

--- a/budget/budget_justification_anonymized.docx
+++ b/budget/budget_justification_anonymized.docx
@@ -1,14 +1,14 @@
 
 <file path=word/document.xml><?xml version="1.0" encoding="utf-8"?>
-<w:document xmlns:o="urn:schemas-microsoft-com:office:office" xmlns:r="http://schemas.openxmlformats.org/officeDocument/2006/relationships" xmlns:v="urn:schemas-microsoft-com:vml" xmlns:w="http://schemas.openxmlformats.org/wordprocessingml/2006/main" xmlns:w10="urn:schemas-microsoft-com:office:word" xmlns:wp="http://schemas.openxmlformats.org/drawingml/2006/wordprocessingDrawing" xmlns:wps="http://schemas.microsoft.com/office/word/2010/wordprocessingShape" xmlns:wpg="http://schemas.microsoft.com/office/word/2010/wordprocessingGroup" xmlns:mc="http://schemas.openxmlformats.org/markup-compatibility/2006" xmlns:wp14="http://schemas.microsoft.com/office/word/2010/wordprocessingDrawing" xmlns:w14="http://schemas.microsoft.com/office/word/2010/wordml" mc:Ignorable="w14 wp14">
+<w:document xmlns:wpc="http://schemas.microsoft.com/office/word/2010/wordprocessingCanvas" xmlns:cx="http://schemas.microsoft.com/office/drawing/2014/chartex" xmlns:cx1="http://schemas.microsoft.com/office/drawing/2015/9/8/chartex" xmlns:cx2="http://schemas.microsoft.com/office/drawing/2015/10/21/chartex" xmlns:cx3="http://schemas.microsoft.com/office/drawing/2016/5/9/chartex" xmlns:cx4="http://schemas.microsoft.com/office/drawing/2016/5/10/chartex" xmlns:cx5="http://schemas.microsoft.com/office/drawing/2016/5/11/chartex" xmlns:cx6="http://schemas.microsoft.com/office/drawing/2016/5/12/chartex" xmlns:cx7="http://schemas.microsoft.com/office/drawing/2016/5/13/chartex" xmlns:cx8="http://schemas.microsoft.com/office/drawing/2016/5/14/chartex" xmlns:mc="http://schemas.openxmlformats.org/markup-compatibility/2006" xmlns:aink="http://schemas.microsoft.com/office/drawing/2016/ink" xmlns:am3d="http://schemas.microsoft.com/office/drawing/2017/model3d" xmlns:o="urn:schemas-microsoft-com:office:office" xmlns:oel="http://schemas.microsoft.com/office/2019/extlst" xmlns:r="http://schemas.openxmlformats.org/officeDocument/2006/relationships" xmlns:m="http://schemas.openxmlformats.org/officeDocument/2006/math" xmlns:v="urn:schemas-microsoft-com:vml" xmlns:wp14="http://schemas.microsoft.com/office/word/2010/wordprocessingDrawing" xmlns:wp="http://schemas.openxmlformats.org/drawingml/2006/wordprocessingDrawing" xmlns:w10="urn:schemas-microsoft-com:office:word" xmlns:w="http://schemas.openxmlformats.org/wordprocessingml/2006/main" xmlns:w14="http://schemas.microsoft.com/office/word/2010/wordml" xmlns:w15="http://schemas.microsoft.com/office/word/2012/wordml" xmlns:w16cex="http://schemas.microsoft.com/office/word/2018/wordml/cex" xmlns:w16cid="http://schemas.microsoft.com/office/word/2016/wordml/cid" xmlns:w16="http://schemas.microsoft.com/office/word/2018/wordml" xmlns:w16sdtdh="http://schemas.microsoft.com/office/word/2020/wordml/sdtdatahash" xmlns:w16se="http://schemas.microsoft.com/office/word/2015/wordml/symex" xmlns:wpg="http://schemas.microsoft.com/office/word/2010/wordprocessingGroup" xmlns:wpi="http://schemas.microsoft.com/office/word/2010/wordprocessingInk" xmlns:wne="http://schemas.microsoft.com/office/word/2006/wordml" xmlns:wps="http://schemas.microsoft.com/office/word/2010/wordprocessingShape" mc:Ignorable="w14 w15 w16se w16cid w16 w16cex w16sdtdh wp14">
   <w:body>
     <w:p>
       <w:pPr>
         <w:pStyle w:val="Heading1"/>
         <w:tabs>
-          <w:tab w:val="left" w:pos="572" w:leader="none"/>
+          <w:tab w:val="left" w:pos="572"/>
         </w:tabs>
-        <w:spacing w:before="97" w:after="0"/>
+        <w:spacing w:before="97"/>
         <w:ind w:left="180" w:right="1580" w:firstLine="360"/>
         <w:jc w:val="center"/>
         <w:rPr>
@@ -49,9 +49,9 @@
       <w:pPr>
         <w:pStyle w:val="Heading1"/>
         <w:tabs>
-          <w:tab w:val="left" w:pos="572" w:leader="none"/>
+          <w:tab w:val="left" w:pos="572"/>
         </w:tabs>
-        <w:spacing w:before="97" w:after="0"/>
+        <w:spacing w:before="97"/>
         <w:ind w:left="180" w:right="1580" w:firstLine="360"/>
         <w:jc w:val="center"/>
         <w:rPr>
@@ -59,17 +59,11 @@
           <w:szCs w:val="28"/>
         </w:rPr>
       </w:pPr>
-      <w:r>
-        <w:rPr>
-          <w:sz w:val="28"/>
-          <w:szCs w:val="28"/>
-        </w:rPr>
-      </w:r>
     </w:p>
     <w:p>
       <w:pPr>
-        <w:pStyle w:val="TextBody"/>
-        <w:spacing w:lineRule="auto" w:line="288"/>
+        <w:pStyle w:val="BodyText"/>
+        <w:spacing w:line="288" w:lineRule="auto"/>
         <w:ind w:left="180" w:right="1580" w:firstLine="360"/>
         <w:rPr>
           <w:color w:val="000000" w:themeColor="text1"/>
@@ -93,22 +87,141 @@
           <w:szCs w:val="24"/>
         </w:rPr>
         <w:softHyphen/>
+      </w:r>
+      <w:r>
+        <w:rPr>
+          <w:color w:val="000000" w:themeColor="text1"/>
+          <w:sz w:val="24"/>
+          <w:szCs w:val="24"/>
+        </w:rPr>
         <w:softHyphen/>
+      </w:r>
+      <w:r>
+        <w:rPr>
+          <w:color w:val="000000" w:themeColor="text1"/>
+          <w:sz w:val="24"/>
+          <w:szCs w:val="24"/>
+        </w:rPr>
         <w:softHyphen/>
+      </w:r>
+      <w:r>
+        <w:rPr>
+          <w:color w:val="000000" w:themeColor="text1"/>
+          <w:sz w:val="24"/>
+          <w:szCs w:val="24"/>
+        </w:rPr>
         <w:softHyphen/>
+      </w:r>
+      <w:r>
+        <w:rPr>
+          <w:color w:val="000000" w:themeColor="text1"/>
+          <w:sz w:val="24"/>
+          <w:szCs w:val="24"/>
+        </w:rPr>
         <w:softHyphen/>
+      </w:r>
+      <w:r>
+        <w:rPr>
+          <w:color w:val="000000" w:themeColor="text1"/>
+          <w:sz w:val="24"/>
+          <w:szCs w:val="24"/>
+        </w:rPr>
         <w:softHyphen/>
+      </w:r>
+      <w:r>
+        <w:rPr>
+          <w:color w:val="000000" w:themeColor="text1"/>
+          <w:sz w:val="24"/>
+          <w:szCs w:val="24"/>
+        </w:rPr>
         <w:softHyphen/>
+      </w:r>
+      <w:r>
+        <w:rPr>
+          <w:color w:val="000000" w:themeColor="text1"/>
+          <w:sz w:val="24"/>
+          <w:szCs w:val="24"/>
+        </w:rPr>
         <w:softHyphen/>
+      </w:r>
+      <w:r>
+        <w:rPr>
+          <w:color w:val="000000" w:themeColor="text1"/>
+          <w:sz w:val="24"/>
+          <w:szCs w:val="24"/>
+        </w:rPr>
         <w:softHyphen/>
+      </w:r>
+      <w:r>
+        <w:rPr>
+          <w:color w:val="000000" w:themeColor="text1"/>
+          <w:sz w:val="24"/>
+          <w:szCs w:val="24"/>
+        </w:rPr>
         <w:softHyphen/>
+      </w:r>
+      <w:r>
+        <w:rPr>
+          <w:color w:val="000000" w:themeColor="text1"/>
+          <w:sz w:val="24"/>
+          <w:szCs w:val="24"/>
+        </w:rPr>
         <w:softHyphen/>
+      </w:r>
+      <w:r>
+        <w:rPr>
+          <w:color w:val="000000" w:themeColor="text1"/>
+          <w:sz w:val="24"/>
+          <w:szCs w:val="24"/>
+        </w:rPr>
         <w:softHyphen/>
+      </w:r>
+      <w:r>
+        <w:rPr>
+          <w:color w:val="000000" w:themeColor="text1"/>
+          <w:sz w:val="24"/>
+          <w:szCs w:val="24"/>
+        </w:rPr>
         <w:softHyphen/>
+      </w:r>
+      <w:r>
+        <w:rPr>
+          <w:color w:val="000000" w:themeColor="text1"/>
+          <w:sz w:val="24"/>
+          <w:szCs w:val="24"/>
+        </w:rPr>
         <w:softHyphen/>
+      </w:r>
+      <w:r>
+        <w:rPr>
+          <w:color w:val="000000" w:themeColor="text1"/>
+          <w:sz w:val="24"/>
+          <w:szCs w:val="24"/>
+        </w:rPr>
         <w:softHyphen/>
+      </w:r>
+      <w:r>
+        <w:rPr>
+          <w:color w:val="000000" w:themeColor="text1"/>
+          <w:sz w:val="24"/>
+          <w:szCs w:val="24"/>
+        </w:rPr>
         <w:softHyphen/>
+      </w:r>
+      <w:r>
+        <w:rPr>
+          <w:color w:val="000000" w:themeColor="text1"/>
+          <w:sz w:val="24"/>
+          <w:szCs w:val="24"/>
+        </w:rPr>
         <w:softHyphen/>
+      </w:r>
+      <w:r>
+        <w:rPr>
+          <w:color w:val="000000" w:themeColor="text1"/>
+          <w:sz w:val="24"/>
+          <w:szCs w:val="24"/>
+        </w:rPr>
         <w:softHyphen/>
       </w:r>
     </w:p>
@@ -120,9 +233,9 @@
           <w:numId w:val="2"/>
         </w:numPr>
         <w:tabs>
-          <w:tab w:val="left" w:pos="752" w:leader="none"/>
+          <w:tab w:val="left" w:pos="752"/>
         </w:tabs>
-        <w:spacing w:lineRule="exact" w:line="238" w:before="160" w:after="0"/>
+        <w:spacing w:before="160" w:line="238" w:lineRule="exact"/>
         <w:ind w:left="180" w:right="1584" w:firstLine="360"/>
         <w:rPr>
           <w:sz w:val="24"/>
@@ -154,8 +267,8 @@
     </w:p>
     <w:p>
       <w:pPr>
-        <w:pStyle w:val="TextBody"/>
-        <w:spacing w:lineRule="auto" w:line="288" w:before="48" w:after="0"/>
+        <w:pStyle w:val="BodyText"/>
+        <w:spacing w:before="48" w:line="288" w:lineRule="auto"/>
         <w:ind w:left="180" w:right="1580" w:firstLine="360"/>
         <w:rPr>
           <w:sz w:val="24"/>
@@ -178,9 +291,9 @@
           <w:numId w:val="2"/>
         </w:numPr>
         <w:tabs>
-          <w:tab w:val="left" w:pos="931" w:leader="none"/>
+          <w:tab w:val="left" w:pos="931"/>
         </w:tabs>
-        <w:spacing w:before="160" w:after="0"/>
+        <w:spacing w:before="160"/>
         <w:ind w:left="180" w:right="1584" w:firstLine="360"/>
         <w:rPr>
           <w:sz w:val="24"/>
@@ -205,11 +318,10 @@
           <w:numId w:val="2"/>
         </w:numPr>
         <w:tabs>
-          <w:tab w:val="left" w:pos="931" w:leader="none"/>
+          <w:tab w:val="left" w:pos="931"/>
         </w:tabs>
-        <w:spacing w:lineRule="auto" w:line="360" w:before="160" w:after="0"/>
+        <w:spacing w:before="160" w:line="360" w:lineRule="auto"/>
         <w:ind w:left="180" w:right="1584" w:firstLine="360"/>
-        <w:rPr/>
       </w:pPr>
       <w:r>
         <w:rPr>
@@ -231,8 +343,8 @@
     </w:p>
     <w:p>
       <w:pPr>
-        <w:pStyle w:val="TextBody"/>
-        <w:spacing w:lineRule="auto" w:line="288" w:before="0" w:after="0"/>
+        <w:pStyle w:val="BodyText"/>
+        <w:spacing w:before="0" w:line="288" w:lineRule="auto"/>
         <w:ind w:left="180" w:right="1580" w:firstLine="360"/>
         <w:rPr>
           <w:color w:val="000000" w:themeColor="text1"/>
@@ -283,15 +395,30 @@
           <w:sz w:val="24"/>
           <w:szCs w:val="24"/>
         </w:rPr>
-        <w:t>, 1 month for each of the three summers.</w:t>
+        <w:t xml:space="preserve">, 1 month for each of the </w:t>
+      </w:r>
+      <w:r>
+        <w:rPr>
+          <w:color w:val="000000" w:themeColor="text1"/>
+          <w:sz w:val="24"/>
+          <w:szCs w:val="24"/>
+        </w:rPr>
+        <w:t>two</w:t>
+      </w:r>
+      <w:r>
+        <w:rPr>
+          <w:color w:val="000000" w:themeColor="text1"/>
+          <w:sz w:val="24"/>
+          <w:szCs w:val="24"/>
+        </w:rPr>
+        <w:t xml:space="preserve"> summers.</w:t>
       </w:r>
     </w:p>
     <w:p>
       <w:pPr>
-        <w:pStyle w:val="TextBody"/>
-        <w:spacing w:lineRule="auto" w:line="288" w:before="0" w:after="0"/>
+        <w:pStyle w:val="BodyText"/>
+        <w:spacing w:before="0" w:line="288" w:lineRule="auto"/>
         <w:ind w:left="180" w:right="1580" w:firstLine="360"/>
-        <w:rPr/>
       </w:pPr>
       <w:r>
         <w:rPr>
@@ -420,7 +547,23 @@
           <w:sz w:val="24"/>
           <w:szCs w:val="24"/>
         </w:rPr>
-        <w:t>his institution and an additional summer month of salary is provided for faculty who teach during the Summer term</w:t>
+        <w:t xml:space="preserve">his institution and an additional summer month of salary is provided for faculty who teach during the </w:t>
+      </w:r>
+      <w:proofErr w:type="gramStart"/>
+      <w:r>
+        <w:rPr>
+          <w:sz w:val="24"/>
+          <w:szCs w:val="24"/>
+        </w:rPr>
+        <w:t>Summer</w:t>
+      </w:r>
+      <w:proofErr w:type="gramEnd"/>
+      <w:r>
+        <w:rPr>
+          <w:sz w:val="24"/>
+          <w:szCs w:val="24"/>
+        </w:rPr>
+        <w:t xml:space="preserve"> term</w:t>
       </w:r>
       <w:r>
         <w:rPr>
@@ -439,11 +582,10 @@
           <w:numId w:val="2"/>
         </w:numPr>
         <w:tabs>
-          <w:tab w:val="left" w:pos="752" w:leader="none"/>
+          <w:tab w:val="left" w:pos="752"/>
         </w:tabs>
-        <w:spacing w:lineRule="exact" w:line="239" w:before="160" w:after="0"/>
+        <w:spacing w:before="160" w:line="239" w:lineRule="exact"/>
         <w:ind w:left="180" w:right="1584" w:firstLine="360"/>
-        <w:rPr/>
       </w:pPr>
       <w:r>
         <w:rPr>
@@ -470,10 +612,9 @@
     </w:p>
     <w:p>
       <w:pPr>
-        <w:pStyle w:val="TextBody"/>
-        <w:spacing w:lineRule="auto" w:line="288" w:before="42" w:after="0"/>
+        <w:pStyle w:val="BodyText"/>
+        <w:spacing w:before="42" w:line="288" w:lineRule="auto"/>
         <w:ind w:left="180" w:right="1580" w:firstLine="360"/>
-        <w:rPr/>
       </w:pPr>
       <w:r>
         <w:rPr>
@@ -503,15 +644,45 @@
           <w:sz w:val="24"/>
           <w:szCs w:val="24"/>
         </w:rPr>
-        <w:t>group and contributed significantnly in the preparation of this proposal. The student will be lead authors on at least two of the publications produced and a significant contributor on the other two.</w:t>
+        <w:t xml:space="preserve">group and contributed </w:t>
+      </w:r>
+      <w:r>
+        <w:rPr>
+          <w:sz w:val="24"/>
+          <w:szCs w:val="24"/>
+        </w:rPr>
+        <w:t>significantly</w:t>
+      </w:r>
+      <w:r>
+        <w:rPr>
+          <w:sz w:val="24"/>
+          <w:szCs w:val="24"/>
+        </w:rPr>
+        <w:t xml:space="preserve"> </w:t>
+      </w:r>
+      <w:proofErr w:type="gramStart"/>
+      <w:r>
+        <w:rPr>
+          <w:sz w:val="24"/>
+          <w:szCs w:val="24"/>
+        </w:rPr>
+        <w:t>in</w:t>
+      </w:r>
+      <w:proofErr w:type="gramEnd"/>
+      <w:r>
+        <w:rPr>
+          <w:sz w:val="24"/>
+          <w:szCs w:val="24"/>
+        </w:rPr>
+        <w:t xml:space="preserve"> the preparation of this proposal. The student will be lead authors on at least two of the publications produced and a significant contributor on the other two.</w:t>
       </w:r>
       <w:bookmarkStart w:id="10" w:name="High_Precision_Photometry_Even_With_Larg"/>
       <w:bookmarkEnd w:id="10"/>
     </w:p>
     <w:p>
       <w:pPr>
-        <w:pStyle w:val="TextBody"/>
-        <w:spacing w:lineRule="auto" w:line="288" w:before="42" w:after="240"/>
+        <w:pStyle w:val="BodyText"/>
+        <w:spacing w:before="42" w:after="240" w:line="288" w:lineRule="auto"/>
         <w:ind w:left="180" w:right="1580" w:firstLine="360"/>
         <w:rPr>
           <w:sz w:val="24"/>
@@ -534,9 +705,9 @@
           <w:numId w:val="2"/>
         </w:numPr>
         <w:tabs>
-          <w:tab w:val="left" w:pos="752" w:leader="none"/>
+          <w:tab w:val="left" w:pos="752"/>
         </w:tabs>
-        <w:spacing w:lineRule="exact" w:line="240" w:before="160" w:after="0"/>
+        <w:spacing w:before="160" w:line="240" w:lineRule="exact"/>
         <w:ind w:left="180" w:right="1584" w:firstLine="360"/>
         <w:rPr>
           <w:color w:val="000000" w:themeColor="text1"/>
@@ -555,10 +726,9 @@
     </w:p>
     <w:p>
       <w:pPr>
-        <w:pStyle w:val="TextBody"/>
-        <w:spacing w:lineRule="auto" w:line="288" w:before="43" w:after="240"/>
+        <w:pStyle w:val="BodyText"/>
+        <w:spacing w:before="43" w:after="240" w:line="288" w:lineRule="auto"/>
         <w:ind w:left="180" w:right="1580" w:firstLine="360"/>
-        <w:rPr/>
       </w:pPr>
       <w:bookmarkStart w:id="11" w:name="Computational_and_Storage_Feasibility"/>
       <w:bookmarkEnd w:id="11"/>
@@ -578,9 +748,9 @@
           <w:numId w:val="2"/>
         </w:numPr>
         <w:tabs>
-          <w:tab w:val="left" w:pos="752" w:leader="none"/>
+          <w:tab w:val="left" w:pos="752"/>
         </w:tabs>
-        <w:spacing w:lineRule="exact" w:line="240" w:before="160" w:after="0"/>
+        <w:spacing w:before="160" w:line="240" w:lineRule="exact"/>
         <w:ind w:left="180" w:right="1584" w:firstLine="360"/>
         <w:rPr>
           <w:color w:val="000000" w:themeColor="text1"/>
@@ -599,8 +769,8 @@
     </w:p>
     <w:p>
       <w:pPr>
-        <w:pStyle w:val="TextBody"/>
-        <w:spacing w:lineRule="auto" w:line="264" w:before="44" w:after="0"/>
+        <w:pStyle w:val="BodyText"/>
+        <w:spacing w:before="44" w:line="264" w:lineRule="auto"/>
         <w:ind w:left="180" w:right="1580" w:firstLine="360"/>
         <w:rPr>
           <w:sz w:val="24"/>
@@ -620,7 +790,21 @@
           <w:sz w:val="24"/>
           <w:szCs w:val="24"/>
         </w:rPr>
-        <w:t>to technical conferences and meetings held domestically are anticipated to disseminate the scientific results. Based on the work plan (see project description) we include support for 1 trip to a scientific conference for each proposal participant for a total of four trips</w:t>
+        <w:t xml:space="preserve">to technical conferences and meetings held domestically are anticipated to disseminate the scientific results. Based on the work plan (see project description) we include support for 1 trip to a scientific conference for each proposal participant </w:t>
+      </w:r>
+      <w:r>
+        <w:rPr>
+          <w:sz w:val="24"/>
+          <w:szCs w:val="24"/>
+        </w:rPr>
+        <w:t xml:space="preserve">each year </w:t>
+      </w:r>
+      <w:r>
+        <w:rPr>
+          <w:sz w:val="24"/>
+          <w:szCs w:val="24"/>
+        </w:rPr>
+        <w:t>for a total of four trips</w:t>
       </w:r>
       <w:r>
         <w:rPr>
@@ -670,17 +854,24 @@
     </w:p>
     <w:p>
       <w:pPr>
-        <w:pStyle w:val="TextBody"/>
-        <w:spacing w:lineRule="auto" w:line="252" w:before="25" w:after="240"/>
+        <w:pStyle w:val="BodyText"/>
+        <w:spacing w:before="25" w:after="240" w:line="252" w:lineRule="auto"/>
         <w:ind w:left="180" w:right="1580" w:firstLine="360"/>
-        <w:rPr/>
-      </w:pPr>
-      <w:r>
-        <w:rPr>
-          <w:sz w:val="24"/>
-          <w:szCs w:val="24"/>
-        </w:rPr>
-        <w:t>American Astronomical Society meeting #241 Seattle, WA 8 – 12 Jan 2023. The registration fees for the meeting were $730 for full AAS members and $365 for graduate students. Airfare to LAX Airport is $360, ground transportation was estimated at $185 (uber). The hotel stay is $1025 total for four nights, and $25/day of per diem over four days were assumed.</w:t>
+      </w:pPr>
+      <w:r>
+        <w:rPr>
+          <w:sz w:val="24"/>
+          <w:szCs w:val="24"/>
+        </w:rPr>
+        <w:t xml:space="preserve">American Astronomical Society meeting #241 Seattle, WA 8 – 12 Jan 2023. The registration fees for the meeting were $730 for full AAS members and $365 for graduate students. Airfare to LAX Airport is $360, ground transportation was estimated at $185 </w:t>
+      </w:r>
+      <w:r>
+        <w:rPr>
+          <w:sz w:val="24"/>
+          <w:szCs w:val="24"/>
+        </w:rPr>
+        <w:lastRenderedPageBreak/>
+        <w:t>(uber). The hotel stay is $1025 total for four nights, and $25/day of per diem over four days were assumed.</w:t>
       </w:r>
     </w:p>
     <w:p>
@@ -691,9 +882,9 @@
           <w:numId w:val="1"/>
         </w:numPr>
         <w:tabs>
-          <w:tab w:val="left" w:pos="752" w:leader="none"/>
+          <w:tab w:val="left" w:pos="752"/>
         </w:tabs>
-        <w:spacing w:before="160" w:after="0"/>
+        <w:spacing w:before="160"/>
         <w:ind w:left="180" w:right="1584" w:firstLine="360"/>
         <w:rPr>
           <w:sz w:val="24"/>
@@ -725,10 +916,9 @@
     </w:p>
     <w:p>
       <w:pPr>
-        <w:pStyle w:val="TextBody"/>
-        <w:spacing w:lineRule="auto" w:line="271" w:before="47" w:after="240"/>
+        <w:pStyle w:val="BodyText"/>
+        <w:spacing w:after="240" w:line="271" w:lineRule="auto"/>
         <w:ind w:left="180" w:right="1580" w:firstLine="360"/>
-        <w:rPr/>
       </w:pPr>
       <w:r>
         <w:rPr>
@@ -751,15 +941,7 @@
           <w:sz w:val="24"/>
           <w:szCs w:val="24"/>
         </w:rPr>
-        <w:t xml:space="preserve">for </w:t>
-      </w:r>
-      <w:r>
-        <w:rPr>
-          <w:spacing w:val="-3"/>
-          <w:sz w:val="24"/>
-          <w:szCs w:val="24"/>
-        </w:rPr>
-        <w:t>four</w:t>
+        <w:t>for four</w:t>
       </w:r>
       <w:r>
         <w:rPr>
@@ -1017,9 +1199,9 @@
           <w:numId w:val="1"/>
         </w:numPr>
         <w:tabs>
-          <w:tab w:val="left" w:pos="752" w:leader="none"/>
+          <w:tab w:val="left" w:pos="752"/>
         </w:tabs>
-        <w:spacing w:before="160" w:after="0"/>
+        <w:spacing w:before="160"/>
         <w:ind w:left="180" w:right="1584" w:firstLine="360"/>
         <w:rPr>
           <w:sz w:val="24"/>
@@ -1051,10 +1233,9 @@
     </w:p>
     <w:p>
       <w:pPr>
-        <w:pStyle w:val="TextBody"/>
-        <w:spacing w:lineRule="auto" w:line="288"/>
+        <w:pStyle w:val="BodyText"/>
+        <w:spacing w:line="288" w:lineRule="auto"/>
         <w:ind w:left="180" w:right="1580" w:firstLine="360"/>
-        <w:rPr/>
       </w:pPr>
       <w:r>
         <w:rPr>
@@ -1082,43 +1263,209 @@
       </w:r>
     </w:p>
     <w:sectPr>
-      <w:headerReference w:type="default" r:id="rId2"/>
-      <w:type w:val="nextPage"/>
+      <w:headerReference w:type="default" r:id="rId7"/>
       <w:pgSz w:w="12240" w:h="15840"/>
-      <w:pgMar w:left="1300" w:right="0" w:header="677" w:top="1499" w:footer="0" w:bottom="1921" w:gutter="0"/>
-      <w:pgNumType w:start="1" w:fmt="decimal"/>
-      <w:formProt w:val="false"/>
-      <w:textDirection w:val="lrTb"/>
-      <w:docGrid w:type="default" w:linePitch="100" w:charSpace="4096"/>
+      <w:pgMar w:top="1499" w:right="0" w:bottom="1921" w:left="1300" w:header="677" w:footer="0" w:gutter="0"/>
+      <w:pgNumType w:start="1"/>
+      <w:cols w:space="720"/>
+      <w:formProt w:val="0"/>
+      <w:docGrid w:linePitch="100" w:charSpace="4096"/>
     </w:sectPr>
   </w:body>
 </w:document>
 </file>
 
+<file path=word/endnotes.xml><?xml version="1.0" encoding="utf-8"?>
+<w:endnotes xmlns:wpc="http://schemas.microsoft.com/office/word/2010/wordprocessingCanvas" xmlns:cx="http://schemas.microsoft.com/office/drawing/2014/chartex" xmlns:cx1="http://schemas.microsoft.com/office/drawing/2015/9/8/chartex" xmlns:cx2="http://schemas.microsoft.com/office/drawing/2015/10/21/chartex" xmlns:cx3="http://schemas.microsoft.com/office/drawing/2016/5/9/chartex" xmlns:cx4="http://schemas.microsoft.com/office/drawing/2016/5/10/chartex" xmlns:cx5="http://schemas.microsoft.com/office/drawing/2016/5/11/chartex" xmlns:cx6="http://schemas.microsoft.com/office/drawing/2016/5/12/chartex" xmlns:cx7="http://schemas.microsoft.com/office/drawing/2016/5/13/chartex" xmlns:cx8="http://schemas.microsoft.com/office/drawing/2016/5/14/chartex" xmlns:mc="http://schemas.openxmlformats.org/markup-compatibility/2006" xmlns:aink="http://schemas.microsoft.com/office/drawing/2016/ink" xmlns:am3d="http://schemas.microsoft.com/office/drawing/2017/model3d" xmlns:o="urn:schemas-microsoft-com:office:office" xmlns:oel="http://schemas.microsoft.com/office/2019/extlst" xmlns:r="http://schemas.openxmlformats.org/officeDocument/2006/relationships" xmlns:m="http://schemas.openxmlformats.org/officeDocument/2006/math" xmlns:v="urn:schemas-microsoft-com:vml" xmlns:wp14="http://schemas.microsoft.com/office/word/2010/wordprocessingDrawing" xmlns:wp="http://schemas.openxmlformats.org/drawingml/2006/wordprocessingDrawing" xmlns:w10="urn:schemas-microsoft-com:office:word" xmlns:w="http://schemas.openxmlformats.org/wordprocessingml/2006/main" xmlns:w14="http://schemas.microsoft.com/office/word/2010/wordml" xmlns:w15="http://schemas.microsoft.com/office/word/2012/wordml" xmlns:w16cex="http://schemas.microsoft.com/office/word/2018/wordml/cex" xmlns:w16cid="http://schemas.microsoft.com/office/word/2016/wordml/cid" xmlns:w16="http://schemas.microsoft.com/office/word/2018/wordml" xmlns:w16sdtdh="http://schemas.microsoft.com/office/word/2020/wordml/sdtdatahash" xmlns:w16se="http://schemas.microsoft.com/office/word/2015/wordml/symex" xmlns:wpg="http://schemas.microsoft.com/office/word/2010/wordprocessingGroup" xmlns:wpi="http://schemas.microsoft.com/office/word/2010/wordprocessingInk" xmlns:wne="http://schemas.microsoft.com/office/word/2006/wordml" xmlns:wps="http://schemas.microsoft.com/office/word/2010/wordprocessingShape" mc:Ignorable="w14 w15 w16se w16cid w16 w16cex w16sdtdh wp14">
+  <w:endnote w:type="separator" w:id="-1">
+    <w:p>
+      <w:r>
+        <w:separator/>
+      </w:r>
+    </w:p>
+  </w:endnote>
+  <w:endnote w:type="continuationSeparator" w:id="0">
+    <w:p>
+      <w:r>
+        <w:continuationSeparator/>
+      </w:r>
+    </w:p>
+  </w:endnote>
+</w:endnotes>
+</file>
+
+<file path=word/footnotes.xml><?xml version="1.0" encoding="utf-8"?>
+<w:footnotes xmlns:wpc="http://schemas.microsoft.com/office/word/2010/wordprocessingCanvas" xmlns:cx="http://schemas.microsoft.com/office/drawing/2014/chartex" xmlns:cx1="http://schemas.microsoft.com/office/drawing/2015/9/8/chartex" xmlns:cx2="http://schemas.microsoft.com/office/drawing/2015/10/21/chartex" xmlns:cx3="http://schemas.microsoft.com/office/drawing/2016/5/9/chartex" xmlns:cx4="http://schemas.microsoft.com/office/drawing/2016/5/10/chartex" xmlns:cx5="http://schemas.microsoft.com/office/drawing/2016/5/11/chartex" xmlns:cx6="http://schemas.microsoft.com/office/drawing/2016/5/12/chartex" xmlns:cx7="http://schemas.microsoft.com/office/drawing/2016/5/13/chartex" xmlns:cx8="http://schemas.microsoft.com/office/drawing/2016/5/14/chartex" xmlns:mc="http://schemas.openxmlformats.org/markup-compatibility/2006" xmlns:aink="http://schemas.microsoft.com/office/drawing/2016/ink" xmlns:am3d="http://schemas.microsoft.com/office/drawing/2017/model3d" xmlns:o="urn:schemas-microsoft-com:office:office" xmlns:oel="http://schemas.microsoft.com/office/2019/extlst" xmlns:r="http://schemas.openxmlformats.org/officeDocument/2006/relationships" xmlns:m="http://schemas.openxmlformats.org/officeDocument/2006/math" xmlns:v="urn:schemas-microsoft-com:vml" xmlns:wp14="http://schemas.microsoft.com/office/word/2010/wordprocessingDrawing" xmlns:wp="http://schemas.openxmlformats.org/drawingml/2006/wordprocessingDrawing" xmlns:w10="urn:schemas-microsoft-com:office:word" xmlns:w="http://schemas.openxmlformats.org/wordprocessingml/2006/main" xmlns:w14="http://schemas.microsoft.com/office/word/2010/wordml" xmlns:w15="http://schemas.microsoft.com/office/word/2012/wordml" xmlns:w16cex="http://schemas.microsoft.com/office/word/2018/wordml/cex" xmlns:w16cid="http://schemas.microsoft.com/office/word/2016/wordml/cid" xmlns:w16="http://schemas.microsoft.com/office/word/2018/wordml" xmlns:w16sdtdh="http://schemas.microsoft.com/office/word/2020/wordml/sdtdatahash" xmlns:w16se="http://schemas.microsoft.com/office/word/2015/wordml/symex" xmlns:wpg="http://schemas.microsoft.com/office/word/2010/wordprocessingGroup" xmlns:wpi="http://schemas.microsoft.com/office/word/2010/wordprocessingInk" xmlns:wne="http://schemas.microsoft.com/office/word/2006/wordml" xmlns:wps="http://schemas.microsoft.com/office/word/2010/wordprocessingShape" mc:Ignorable="w14 w15 w16se w16cid w16 w16cex w16sdtdh wp14">
+  <w:footnote w:type="separator" w:id="-1">
+    <w:p>
+      <w:r>
+        <w:separator/>
+      </w:r>
+    </w:p>
+  </w:footnote>
+  <w:footnote w:type="continuationSeparator" w:id="0">
+    <w:p>
+      <w:r>
+        <w:continuationSeparator/>
+      </w:r>
+    </w:p>
+  </w:footnote>
+</w:footnotes>
+</file>
+
 <file path=word/header1.xml><?xml version="1.0" encoding="utf-8"?>
-<w:hdr xmlns:o="urn:schemas-microsoft-com:office:office" xmlns:r="http://schemas.openxmlformats.org/officeDocument/2006/relationships" xmlns:v="urn:schemas-microsoft-com:vml" xmlns:w="http://schemas.openxmlformats.org/wordprocessingml/2006/main" xmlns:w10="urn:schemas-microsoft-com:office:word" xmlns:wp="http://schemas.openxmlformats.org/drawingml/2006/wordprocessingDrawing" xmlns:wps="http://schemas.microsoft.com/office/word/2010/wordprocessingShape" xmlns:wpg="http://schemas.microsoft.com/office/word/2010/wordprocessingGroup" xmlns:mc="http://schemas.openxmlformats.org/markup-compatibility/2006" xmlns:wp14="http://schemas.microsoft.com/office/word/2010/wordprocessingDrawing" xmlns:w14="http://schemas.microsoft.com/office/word/2010/wordml" mc:Ignorable="w14 wp14">
+<w:hdr xmlns:wpc="http://schemas.microsoft.com/office/word/2010/wordprocessingCanvas" xmlns:cx="http://schemas.microsoft.com/office/drawing/2014/chartex" xmlns:cx1="http://schemas.microsoft.com/office/drawing/2015/9/8/chartex" xmlns:cx2="http://schemas.microsoft.com/office/drawing/2015/10/21/chartex" xmlns:cx3="http://schemas.microsoft.com/office/drawing/2016/5/9/chartex" xmlns:cx4="http://schemas.microsoft.com/office/drawing/2016/5/10/chartex" xmlns:cx5="http://schemas.microsoft.com/office/drawing/2016/5/11/chartex" xmlns:cx6="http://schemas.microsoft.com/office/drawing/2016/5/12/chartex" xmlns:cx7="http://schemas.microsoft.com/office/drawing/2016/5/13/chartex" xmlns:cx8="http://schemas.microsoft.com/office/drawing/2016/5/14/chartex" xmlns:mc="http://schemas.openxmlformats.org/markup-compatibility/2006" xmlns:aink="http://schemas.microsoft.com/office/drawing/2016/ink" xmlns:am3d="http://schemas.microsoft.com/office/drawing/2017/model3d" xmlns:o="urn:schemas-microsoft-com:office:office" xmlns:oel="http://schemas.microsoft.com/office/2019/extlst" xmlns:r="http://schemas.openxmlformats.org/officeDocument/2006/relationships" xmlns:m="http://schemas.openxmlformats.org/officeDocument/2006/math" xmlns:v="urn:schemas-microsoft-com:vml" xmlns:wp14="http://schemas.microsoft.com/office/word/2010/wordprocessingDrawing" xmlns:wp="http://schemas.openxmlformats.org/drawingml/2006/wordprocessingDrawing" xmlns:w10="urn:schemas-microsoft-com:office:word" xmlns:w="http://schemas.openxmlformats.org/wordprocessingml/2006/main" xmlns:w14="http://schemas.microsoft.com/office/word/2010/wordml" xmlns:w15="http://schemas.microsoft.com/office/word/2012/wordml" xmlns:w16cex="http://schemas.microsoft.com/office/word/2018/wordml/cex" xmlns:w16cid="http://schemas.microsoft.com/office/word/2016/wordml/cid" xmlns:w16="http://schemas.microsoft.com/office/word/2018/wordml" xmlns:w16sdtdh="http://schemas.microsoft.com/office/word/2020/wordml/sdtdatahash" xmlns:w16se="http://schemas.microsoft.com/office/word/2015/wordml/symex" xmlns:wpg="http://schemas.microsoft.com/office/word/2010/wordprocessingGroup" xmlns:wpi="http://schemas.microsoft.com/office/word/2010/wordprocessingInk" xmlns:wne="http://schemas.microsoft.com/office/word/2006/wordml" xmlns:wps="http://schemas.microsoft.com/office/word/2010/wordprocessingShape" mc:Ignorable="w14 w15 w16se w16cid w16 w16cex w16sdtdh wp14">
   <w:p>
     <w:pPr>
-      <w:pStyle w:val="TextBody"/>
-      <w:spacing w:lineRule="auto" w:line="9" w:before="0" w:after="0"/>
-      <w:ind w:left="0" w:right="0" w:hanging="0"/>
+      <w:pStyle w:val="BodyText"/>
+      <w:spacing w:before="0" w:line="9" w:lineRule="auto"/>
+      <w:ind w:left="0" w:right="0"/>
       <w:jc w:val="left"/>
       <w:rPr>
         <w:sz w:val="20"/>
       </w:rPr>
     </w:pPr>
-    <w:r>
-      <w:rPr>
-        <w:sz w:val="20"/>
-      </w:rPr>
-    </w:r>
   </w:p>
 </w:hdr>
 </file>
 
 <file path=word/numbering.xml><?xml version="1.0" encoding="utf-8"?>
-<w:numbering xmlns:w="http://schemas.openxmlformats.org/wordprocessingml/2006/main" xmlns:o="urn:schemas-microsoft-com:office:office" xmlns:r="http://schemas.openxmlformats.org/officeDocument/2006/relationships" xmlns:v="urn:schemas-microsoft-com:vml">
-  <w:abstractNum w:abstractNumId="1">
+<w:numbering xmlns:wpc="http://schemas.microsoft.com/office/word/2010/wordprocessingCanvas" xmlns:cx="http://schemas.microsoft.com/office/drawing/2014/chartex" xmlns:cx1="http://schemas.microsoft.com/office/drawing/2015/9/8/chartex" xmlns:cx2="http://schemas.microsoft.com/office/drawing/2015/10/21/chartex" xmlns:cx3="http://schemas.microsoft.com/office/drawing/2016/5/9/chartex" xmlns:cx4="http://schemas.microsoft.com/office/drawing/2016/5/10/chartex" xmlns:cx5="http://schemas.microsoft.com/office/drawing/2016/5/11/chartex" xmlns:cx6="http://schemas.microsoft.com/office/drawing/2016/5/12/chartex" xmlns:cx7="http://schemas.microsoft.com/office/drawing/2016/5/13/chartex" xmlns:cx8="http://schemas.microsoft.com/office/drawing/2016/5/14/chartex" xmlns:mc="http://schemas.openxmlformats.org/markup-compatibility/2006" xmlns:aink="http://schemas.microsoft.com/office/drawing/2016/ink" xmlns:am3d="http://schemas.microsoft.com/office/drawing/2017/model3d" xmlns:o="urn:schemas-microsoft-com:office:office" xmlns:oel="http://schemas.microsoft.com/office/2019/extlst" xmlns:r="http://schemas.openxmlformats.org/officeDocument/2006/relationships" xmlns:m="http://schemas.openxmlformats.org/officeDocument/2006/math" xmlns:v="urn:schemas-microsoft-com:vml" xmlns:wp14="http://schemas.microsoft.com/office/word/2010/wordprocessingDrawing" xmlns:wp="http://schemas.openxmlformats.org/drawingml/2006/wordprocessingDrawing" xmlns:w10="urn:schemas-microsoft-com:office:word" xmlns:w="http://schemas.openxmlformats.org/wordprocessingml/2006/main" xmlns:w14="http://schemas.microsoft.com/office/word/2010/wordml" xmlns:w15="http://schemas.microsoft.com/office/word/2012/wordml" xmlns:w16cex="http://schemas.microsoft.com/office/word/2018/wordml/cex" xmlns:w16cid="http://schemas.microsoft.com/office/word/2016/wordml/cid" xmlns:w16="http://schemas.microsoft.com/office/word/2018/wordml" xmlns:w16sdtdh="http://schemas.microsoft.com/office/word/2020/wordml/sdtdatahash" xmlns:w16se="http://schemas.microsoft.com/office/word/2015/wordml/symex" xmlns:wpg="http://schemas.microsoft.com/office/word/2010/wordprocessingGroup" xmlns:wpi="http://schemas.microsoft.com/office/word/2010/wordprocessingInk" xmlns:wne="http://schemas.microsoft.com/office/word/2006/wordml" xmlns:wps="http://schemas.microsoft.com/office/word/2010/wordprocessingShape" mc:Ignorable="w14 w15 w16se w16cid w16 w16cex w16sdtdh wp14">
+  <w:abstractNum w:abstractNumId="0" w15:restartNumberingAfterBreak="0">
+    <w:nsid w:val="12F2012C"/>
+    <w:multiLevelType w:val="multilevel"/>
+    <w:tmpl w:val="222EC714"/>
+    <w:lvl w:ilvl="0">
+      <w:start w:val="1"/>
+      <w:numFmt w:val="decimal"/>
+      <w:lvlText w:val="%1"/>
+      <w:lvlJc w:val="left"/>
+      <w:pPr>
+        <w:ind w:left="391" w:hanging="455"/>
+      </w:pPr>
+      <w:rPr>
+        <w:rFonts w:eastAsia="Arial" w:cs="Arial"/>
+        <w:b/>
+        <w:bCs/>
+        <w:w w:val="102"/>
+        <w:sz w:val="24"/>
+        <w:szCs w:val="24"/>
+      </w:rPr>
+    </w:lvl>
+    <w:lvl w:ilvl="1">
+      <w:start w:val="1"/>
+      <w:numFmt w:val="decimal"/>
+      <w:lvlText w:val="%1.%2"/>
+      <w:lvlJc w:val="left"/>
+      <w:pPr>
+        <w:ind w:left="571" w:hanging="634"/>
+      </w:pPr>
+      <w:rPr>
+        <w:rFonts w:eastAsia="Arial" w:cs="Arial"/>
+        <w:b/>
+        <w:bCs/>
+        <w:w w:val="102"/>
+        <w:sz w:val="24"/>
+        <w:szCs w:val="24"/>
+      </w:rPr>
+    </w:lvl>
+    <w:lvl w:ilvl="2">
+      <w:start w:val="1"/>
+      <w:numFmt w:val="decimal"/>
+      <w:lvlText w:val="%1.%2.%3"/>
+      <w:lvlJc w:val="left"/>
+      <w:pPr>
+        <w:ind w:left="750" w:hanging="814"/>
+      </w:pPr>
+      <w:rPr>
+        <w:rFonts w:eastAsia="Arial" w:cs="Arial"/>
+        <w:b/>
+        <w:bCs/>
+        <w:w w:val="102"/>
+        <w:sz w:val="24"/>
+        <w:szCs w:val="21"/>
+      </w:rPr>
+    </w:lvl>
+    <w:lvl w:ilvl="3">
+      <w:start w:val="1"/>
+      <w:numFmt w:val="bullet"/>
+      <w:lvlText w:val="•"/>
+      <w:lvlJc w:val="left"/>
+      <w:pPr>
+        <w:ind w:left="522" w:hanging="201"/>
+      </w:pPr>
+      <w:rPr>
+        <w:rFonts w:ascii="Arial" w:hAnsi="Arial" w:cs="Arial" w:hint="default"/>
+        <w:w w:val="99"/>
+        <w:sz w:val="24"/>
+        <w:szCs w:val="24"/>
+      </w:rPr>
+    </w:lvl>
+    <w:lvl w:ilvl="4">
+      <w:start w:val="1"/>
+      <w:numFmt w:val="bullet"/>
+      <w:lvlText w:val=""/>
+      <w:lvlJc w:val="left"/>
+      <w:pPr>
+        <w:ind w:left="2188" w:hanging="201"/>
+      </w:pPr>
+      <w:rPr>
+        <w:rFonts w:ascii="Symbol" w:hAnsi="Symbol" w:cs="Symbol" w:hint="default"/>
+      </w:rPr>
+    </w:lvl>
+    <w:lvl w:ilvl="5">
+      <w:start w:val="1"/>
+      <w:numFmt w:val="bullet"/>
+      <w:lvlText w:val=""/>
+      <w:lvlJc w:val="left"/>
+      <w:pPr>
+        <w:ind w:left="3617" w:hanging="201"/>
+      </w:pPr>
+      <w:rPr>
+        <w:rFonts w:ascii="Symbol" w:hAnsi="Symbol" w:cs="Symbol" w:hint="default"/>
+      </w:rPr>
+    </w:lvl>
+    <w:lvl w:ilvl="6">
+      <w:start w:val="1"/>
+      <w:numFmt w:val="bullet"/>
+      <w:lvlText w:val=""/>
+      <w:lvlJc w:val="left"/>
+      <w:pPr>
+        <w:ind w:left="5045" w:hanging="201"/>
+      </w:pPr>
+      <w:rPr>
+        <w:rFonts w:ascii="Symbol" w:hAnsi="Symbol" w:cs="Symbol" w:hint="default"/>
+      </w:rPr>
+    </w:lvl>
+    <w:lvl w:ilvl="7">
+      <w:start w:val="1"/>
+      <w:numFmt w:val="bullet"/>
+      <w:lvlText w:val=""/>
+      <w:lvlJc w:val="left"/>
+      <w:pPr>
+        <w:ind w:left="6474" w:hanging="201"/>
+      </w:pPr>
+      <w:rPr>
+        <w:rFonts w:ascii="Symbol" w:hAnsi="Symbol" w:cs="Symbol" w:hint="default"/>
+      </w:rPr>
+    </w:lvl>
+    <w:lvl w:ilvl="8">
+      <w:start w:val="1"/>
+      <w:numFmt w:val="bullet"/>
+      <w:lvlText w:val=""/>
+      <w:lvlJc w:val="left"/>
+      <w:pPr>
+        <w:ind w:left="7902" w:hanging="201"/>
+      </w:pPr>
+      <w:rPr>
+        <w:rFonts w:ascii="Symbol" w:hAnsi="Symbol" w:cs="Symbol" w:hint="default"/>
+      </w:rPr>
+    </w:lvl>
+  </w:abstractNum>
+  <w:abstractNum w:abstractNumId="1" w15:restartNumberingAfterBreak="0">
+    <w:nsid w:val="597E767B"/>
+    <w:multiLevelType w:val="multilevel"/>
+    <w:tmpl w:val="3DE85DF2"/>
     <w:lvl w:ilvl="0">
       <w:start w:val="4"/>
       <w:numFmt w:val="decimal"/>
@@ -1137,12 +1484,12 @@
         <w:ind w:left="751" w:hanging="634"/>
       </w:pPr>
       <w:rPr>
-        <w:sz w:val="21"/>
+        <w:rFonts w:eastAsia="Arial" w:cs="Arial"/>
         <w:b/>
-        <w:szCs w:val="21"/>
         <w:bCs/>
         <w:w w:val="102"/>
-        <w:rFonts w:eastAsia="Arial" w:cs="Arial"/>
+        <w:sz w:val="21"/>
+        <w:szCs w:val="21"/>
       </w:rPr>
     </w:lvl>
     <w:lvl w:ilvl="2">
@@ -1155,7 +1502,6 @@
       </w:pPr>
       <w:rPr>
         <w:rFonts w:ascii="Symbol" w:hAnsi="Symbol" w:cs="Symbol" w:hint="default"/>
-        <w:rFonts w:cs="Symbol"/>
       </w:rPr>
     </w:lvl>
     <w:lvl w:ilvl="3">
@@ -1168,7 +1514,6 @@
       </w:pPr>
       <w:rPr>
         <w:rFonts w:ascii="Symbol" w:hAnsi="Symbol" w:cs="Symbol" w:hint="default"/>
-        <w:rFonts w:cs="Symbol"/>
       </w:rPr>
     </w:lvl>
     <w:lvl w:ilvl="4">
@@ -1181,7 +1526,6 @@
       </w:pPr>
       <w:rPr>
         <w:rFonts w:ascii="Symbol" w:hAnsi="Symbol" w:cs="Symbol" w:hint="default"/>
-        <w:rFonts w:cs="Symbol"/>
       </w:rPr>
     </w:lvl>
     <w:lvl w:ilvl="5">
@@ -1194,7 +1538,6 @@
       </w:pPr>
       <w:rPr>
         <w:rFonts w:ascii="Symbol" w:hAnsi="Symbol" w:cs="Symbol" w:hint="default"/>
-        <w:rFonts w:cs="Symbol"/>
       </w:rPr>
     </w:lvl>
     <w:lvl w:ilvl="6">
@@ -1207,7 +1550,6 @@
       </w:pPr>
       <w:rPr>
         <w:rFonts w:ascii="Symbol" w:hAnsi="Symbol" w:cs="Symbol" w:hint="default"/>
-        <w:rFonts w:cs="Symbol"/>
       </w:rPr>
     </w:lvl>
     <w:lvl w:ilvl="7">
@@ -1220,7 +1562,6 @@
       </w:pPr>
       <w:rPr>
         <w:rFonts w:ascii="Symbol" w:hAnsi="Symbol" w:cs="Symbol" w:hint="default"/>
-        <w:rFonts w:cs="Symbol"/>
       </w:rPr>
     </w:lvl>
     <w:lvl w:ilvl="8">
@@ -1233,145 +1574,13 @@
       </w:pPr>
       <w:rPr>
         <w:rFonts w:ascii="Symbol" w:hAnsi="Symbol" w:cs="Symbol" w:hint="default"/>
-        <w:rFonts w:cs="Symbol"/>
       </w:rPr>
     </w:lvl>
   </w:abstractNum>
-  <w:abstractNum w:abstractNumId="2">
-    <w:lvl w:ilvl="0">
-      <w:start w:val="1"/>
-      <w:numFmt w:val="decimal"/>
-      <w:lvlText w:val="%1"/>
-      <w:lvlJc w:val="left"/>
-      <w:pPr>
-        <w:ind w:left="391" w:hanging="455"/>
-      </w:pPr>
-      <w:rPr>
-        <w:sz w:val="24"/>
-        <w:b/>
-        <w:szCs w:val="24"/>
-        <w:bCs/>
-        <w:w w:val="102"/>
-        <w:rFonts w:eastAsia="Arial" w:cs="Arial"/>
-      </w:rPr>
-    </w:lvl>
-    <w:lvl w:ilvl="1">
-      <w:start w:val="1"/>
-      <w:numFmt w:val="decimal"/>
-      <w:lvlText w:val="%1.%2"/>
-      <w:lvlJc w:val="left"/>
-      <w:pPr>
-        <w:ind w:left="571" w:hanging="634"/>
-      </w:pPr>
-      <w:rPr>
-        <w:sz w:val="24"/>
-        <w:b/>
-        <w:szCs w:val="24"/>
-        <w:bCs/>
-        <w:w w:val="102"/>
-        <w:rFonts w:eastAsia="Arial" w:cs="Arial"/>
-      </w:rPr>
-    </w:lvl>
-    <w:lvl w:ilvl="2">
-      <w:start w:val="1"/>
-      <w:numFmt w:val="decimal"/>
-      <w:lvlText w:val="%1.%2.%3"/>
-      <w:lvlJc w:val="left"/>
-      <w:pPr>
-        <w:ind w:left="750" w:hanging="814"/>
-      </w:pPr>
-      <w:rPr>
-        <w:sz w:val="24"/>
-        <w:b/>
-        <w:szCs w:val="21"/>
-        <w:bCs/>
-        <w:w w:val="102"/>
-        <w:rFonts w:eastAsia="Arial" w:cs="Arial"/>
-      </w:rPr>
-    </w:lvl>
-    <w:lvl w:ilvl="3">
-      <w:start w:val="1"/>
-      <w:numFmt w:val="bullet"/>
-      <w:lvlText w:val="•"/>
-      <w:lvlJc w:val="left"/>
-      <w:pPr>
-        <w:ind w:left="522" w:hanging="201"/>
-      </w:pPr>
-      <w:rPr>
-        <w:rFonts w:ascii="Arial" w:hAnsi="Arial" w:cs="Arial" w:hint="default"/>
-        <w:sz w:val="24"/>
-        <w:szCs w:val="24"/>
-        <w:w w:val="99"/>
-        <w:rFonts w:cs="Arial"/>
-      </w:rPr>
-    </w:lvl>
-    <w:lvl w:ilvl="4">
-      <w:start w:val="1"/>
-      <w:numFmt w:val="bullet"/>
-      <w:lvlText w:val=""/>
-      <w:lvlJc w:val="left"/>
-      <w:pPr>
-        <w:ind w:left="2188" w:hanging="201"/>
-      </w:pPr>
-      <w:rPr>
-        <w:rFonts w:ascii="Symbol" w:hAnsi="Symbol" w:cs="Symbol" w:hint="default"/>
-        <w:rFonts w:cs="Symbol"/>
-      </w:rPr>
-    </w:lvl>
-    <w:lvl w:ilvl="5">
-      <w:start w:val="1"/>
-      <w:numFmt w:val="bullet"/>
-      <w:lvlText w:val=""/>
-      <w:lvlJc w:val="left"/>
-      <w:pPr>
-        <w:ind w:left="3617" w:hanging="201"/>
-      </w:pPr>
-      <w:rPr>
-        <w:rFonts w:ascii="Symbol" w:hAnsi="Symbol" w:cs="Symbol" w:hint="default"/>
-        <w:rFonts w:cs="Symbol"/>
-      </w:rPr>
-    </w:lvl>
-    <w:lvl w:ilvl="6">
-      <w:start w:val="1"/>
-      <w:numFmt w:val="bullet"/>
-      <w:lvlText w:val=""/>
-      <w:lvlJc w:val="left"/>
-      <w:pPr>
-        <w:ind w:left="5045" w:hanging="201"/>
-      </w:pPr>
-      <w:rPr>
-        <w:rFonts w:ascii="Symbol" w:hAnsi="Symbol" w:cs="Symbol" w:hint="default"/>
-        <w:rFonts w:cs="Symbol"/>
-      </w:rPr>
-    </w:lvl>
-    <w:lvl w:ilvl="7">
-      <w:start w:val="1"/>
-      <w:numFmt w:val="bullet"/>
-      <w:lvlText w:val=""/>
-      <w:lvlJc w:val="left"/>
-      <w:pPr>
-        <w:ind w:left="6474" w:hanging="201"/>
-      </w:pPr>
-      <w:rPr>
-        <w:rFonts w:ascii="Symbol" w:hAnsi="Symbol" w:cs="Symbol" w:hint="default"/>
-        <w:rFonts w:cs="Symbol"/>
-      </w:rPr>
-    </w:lvl>
-    <w:lvl w:ilvl="8">
-      <w:start w:val="1"/>
-      <w:numFmt w:val="bullet"/>
-      <w:lvlText w:val=""/>
-      <w:lvlJc w:val="left"/>
-      <w:pPr>
-        <w:ind w:left="7902" w:hanging="201"/>
-      </w:pPr>
-      <w:rPr>
-        <w:rFonts w:ascii="Symbol" w:hAnsi="Symbol" w:cs="Symbol" w:hint="default"/>
-        <w:rFonts w:cs="Symbol"/>
-      </w:rPr>
-    </w:lvl>
-  </w:abstractNum>
-  <w:abstractNum w:abstractNumId="3">
+  <w:abstractNum w:abstractNumId="2" w15:restartNumberingAfterBreak="0">
+    <w:nsid w:val="6B6607EA"/>
+    <w:multiLevelType w:val="multilevel"/>
+    <w:tmpl w:val="A6325DDE"/>
     <w:lvl w:ilvl="0">
       <w:start w:val="1"/>
       <w:numFmt w:val="none"/>
@@ -1379,7 +1588,7 @@
       <w:lvlText w:val=""/>
       <w:lvlJc w:val="left"/>
       <w:pPr>
-        <w:ind w:left="0" w:hanging="0"/>
+        <w:ind w:left="0" w:firstLine="0"/>
       </w:pPr>
     </w:lvl>
     <w:lvl w:ilvl="1">
@@ -1389,7 +1598,7 @@
       <w:lvlText w:val=""/>
       <w:lvlJc w:val="left"/>
       <w:pPr>
-        <w:ind w:left="0" w:hanging="0"/>
+        <w:ind w:left="0" w:firstLine="0"/>
       </w:pPr>
     </w:lvl>
     <w:lvl w:ilvl="2">
@@ -1399,7 +1608,7 @@
       <w:lvlText w:val=""/>
       <w:lvlJc w:val="left"/>
       <w:pPr>
-        <w:ind w:left="0" w:hanging="0"/>
+        <w:ind w:left="0" w:firstLine="0"/>
       </w:pPr>
     </w:lvl>
     <w:lvl w:ilvl="3">
@@ -1409,7 +1618,7 @@
       <w:lvlText w:val=""/>
       <w:lvlJc w:val="left"/>
       <w:pPr>
-        <w:ind w:left="0" w:hanging="0"/>
+        <w:ind w:left="0" w:firstLine="0"/>
       </w:pPr>
     </w:lvl>
     <w:lvl w:ilvl="4">
@@ -1419,7 +1628,7 @@
       <w:lvlText w:val=""/>
       <w:lvlJc w:val="left"/>
       <w:pPr>
-        <w:ind w:left="0" w:hanging="0"/>
+        <w:ind w:left="0" w:firstLine="0"/>
       </w:pPr>
     </w:lvl>
     <w:lvl w:ilvl="5">
@@ -1429,7 +1638,7 @@
       <w:lvlText w:val=""/>
       <w:lvlJc w:val="left"/>
       <w:pPr>
-        <w:ind w:left="0" w:hanging="0"/>
+        <w:ind w:left="0" w:firstLine="0"/>
       </w:pPr>
     </w:lvl>
     <w:lvl w:ilvl="6">
@@ -1439,7 +1648,7 @@
       <w:lvlText w:val=""/>
       <w:lvlJc w:val="left"/>
       <w:pPr>
-        <w:ind w:left="0" w:hanging="0"/>
+        <w:ind w:left="0" w:firstLine="0"/>
       </w:pPr>
     </w:lvl>
     <w:lvl w:ilvl="7">
@@ -1449,7 +1658,7 @@
       <w:lvlText w:val=""/>
       <w:lvlJc w:val="left"/>
       <w:pPr>
-        <w:ind w:left="0" w:hanging="0"/>
+        <w:ind w:left="0" w:firstLine="0"/>
       </w:pPr>
     </w:lvl>
     <w:lvl w:ilvl="8">
@@ -1459,47 +1668,45 @@
       <w:lvlText w:val=""/>
       <w:lvlJc w:val="left"/>
       <w:pPr>
-        <w:ind w:left="0" w:hanging="0"/>
+        <w:ind w:left="0" w:firstLine="0"/>
       </w:pPr>
     </w:lvl>
   </w:abstractNum>
-  <w:num w:numId="1">
+  <w:num w:numId="1" w16cid:durableId="125242116">
     <w:abstractNumId w:val="1"/>
   </w:num>
-  <w:num w:numId="2">
+  <w:num w:numId="2" w16cid:durableId="2036535569">
+    <w:abstractNumId w:val="0"/>
+  </w:num>
+  <w:num w:numId="3" w16cid:durableId="719597254">
     <w:abstractNumId w:val="2"/>
-  </w:num>
-  <w:num w:numId="3">
-    <w:abstractNumId w:val="3"/>
   </w:num>
 </w:numbering>
 </file>
 
 <file path=word/styles.xml><?xml version="1.0" encoding="utf-8"?>
-<w:styles xmlns:w="http://schemas.openxmlformats.org/wordprocessingml/2006/main" xmlns:w14="http://schemas.microsoft.com/office/word/2010/wordml" xmlns:mc="http://schemas.openxmlformats.org/markup-compatibility/2006" mc:Ignorable="w14">
+<w:styles xmlns:mc="http://schemas.openxmlformats.org/markup-compatibility/2006" xmlns:r="http://schemas.openxmlformats.org/officeDocument/2006/relationships" xmlns:w="http://schemas.openxmlformats.org/wordprocessingml/2006/main" xmlns:w14="http://schemas.microsoft.com/office/word/2010/wordml" xmlns:w15="http://schemas.microsoft.com/office/word/2012/wordml" xmlns:w16cex="http://schemas.microsoft.com/office/word/2018/wordml/cex" xmlns:w16cid="http://schemas.microsoft.com/office/word/2016/wordml/cid" xmlns:w16="http://schemas.microsoft.com/office/word/2018/wordml" xmlns:w16sdtdh="http://schemas.microsoft.com/office/word/2020/wordml/sdtdatahash" xmlns:w16se="http://schemas.microsoft.com/office/word/2015/wordml/symex" mc:Ignorable="w14 w15 w16se w16cid w16 w16cex w16sdtdh">
   <w:docDefaults>
     <w:rPrDefault>
       <w:rPr>
-        <w:rFonts w:ascii="Calibri" w:hAnsi="Calibri" w:eastAsia="Calibri" w:cs="" w:asciiTheme="minorHAnsi" w:cstheme="minorBidi" w:eastAsiaTheme="minorHAnsi" w:hAnsiTheme="minorHAnsi"/>
+        <w:rFonts w:asciiTheme="minorHAnsi" w:eastAsiaTheme="minorHAnsi" w:hAnsiTheme="minorHAnsi" w:cstheme="minorBidi"/>
         <w:szCs w:val="22"/>
         <w:lang w:val="en-US" w:eastAsia="en-US" w:bidi="ar-SA"/>
       </w:rPr>
     </w:rPrDefault>
-    <w:pPrDefault>
-      <w:pPr/>
-    </w:pPrDefault>
+    <w:pPrDefault/>
   </w:docDefaults>
   <w:latentStyles w:defLockedState="0" w:defUIPriority="99" w:defSemiHidden="0" w:defUnhideWhenUsed="0" w:defQFormat="0" w:count="376">
     <w:lsdException w:name="Normal" w:uiPriority="0" w:qFormat="1"/>
     <w:lsdException w:name="heading 1" w:uiPriority="9" w:qFormat="1"/>
-    <w:lsdException w:name="heading 2" w:uiPriority="9" w:semiHidden="1" w:unhideWhenUsed="1" w:qFormat="1"/>
-    <w:lsdException w:name="heading 3" w:uiPriority="9" w:semiHidden="1" w:unhideWhenUsed="1" w:qFormat="1"/>
-    <w:lsdException w:name="heading 4" w:uiPriority="9" w:semiHidden="1" w:unhideWhenUsed="1" w:qFormat="1"/>
-    <w:lsdException w:name="heading 5" w:uiPriority="9" w:semiHidden="1" w:unhideWhenUsed="1" w:qFormat="1"/>
-    <w:lsdException w:name="heading 6" w:uiPriority="9" w:semiHidden="1" w:unhideWhenUsed="1" w:qFormat="1"/>
-    <w:lsdException w:name="heading 7" w:uiPriority="9" w:semiHidden="1" w:unhideWhenUsed="1" w:qFormat="1"/>
-    <w:lsdException w:name="heading 8" w:uiPriority="9" w:semiHidden="1" w:unhideWhenUsed="1" w:qFormat="1"/>
-    <w:lsdException w:name="heading 9" w:uiPriority="9" w:semiHidden="1" w:unhideWhenUsed="1" w:qFormat="1"/>
+    <w:lsdException w:name="heading 2" w:semiHidden="1" w:uiPriority="9" w:unhideWhenUsed="1" w:qFormat="1"/>
+    <w:lsdException w:name="heading 3" w:semiHidden="1" w:uiPriority="9" w:unhideWhenUsed="1" w:qFormat="1"/>
+    <w:lsdException w:name="heading 4" w:semiHidden="1" w:uiPriority="9" w:unhideWhenUsed="1" w:qFormat="1"/>
+    <w:lsdException w:name="heading 5" w:semiHidden="1" w:uiPriority="9" w:unhideWhenUsed="1" w:qFormat="1"/>
+    <w:lsdException w:name="heading 6" w:semiHidden="1" w:uiPriority="9" w:unhideWhenUsed="1" w:qFormat="1"/>
+    <w:lsdException w:name="heading 7" w:semiHidden="1" w:uiPriority="9" w:unhideWhenUsed="1" w:qFormat="1"/>
+    <w:lsdException w:name="heading 8" w:semiHidden="1" w:uiPriority="9" w:unhideWhenUsed="1" w:qFormat="1"/>
+    <w:lsdException w:name="heading 9" w:semiHidden="1" w:uiPriority="9" w:unhideWhenUsed="1" w:qFormat="1"/>
     <w:lsdException w:name="index 1" w:semiHidden="1" w:unhideWhenUsed="1"/>
     <w:lsdException w:name="index 2" w:semiHidden="1" w:unhideWhenUsed="1"/>
     <w:lsdException w:name="index 3" w:semiHidden="1" w:unhideWhenUsed="1"/>
@@ -1509,22 +1716,22 @@
     <w:lsdException w:name="index 7" w:semiHidden="1" w:unhideWhenUsed="1"/>
     <w:lsdException w:name="index 8" w:semiHidden="1" w:unhideWhenUsed="1"/>
     <w:lsdException w:name="index 9" w:semiHidden="1" w:unhideWhenUsed="1"/>
-    <w:lsdException w:name="toc 1" w:uiPriority="39" w:semiHidden="1" w:unhideWhenUsed="1"/>
-    <w:lsdException w:name="toc 2" w:uiPriority="39" w:semiHidden="1" w:unhideWhenUsed="1"/>
-    <w:lsdException w:name="toc 3" w:uiPriority="39" w:semiHidden="1" w:unhideWhenUsed="1"/>
-    <w:lsdException w:name="toc 4" w:uiPriority="39" w:semiHidden="1" w:unhideWhenUsed="1"/>
-    <w:lsdException w:name="toc 5" w:uiPriority="39" w:semiHidden="1" w:unhideWhenUsed="1"/>
-    <w:lsdException w:name="toc 6" w:uiPriority="39" w:semiHidden="1" w:unhideWhenUsed="1"/>
-    <w:lsdException w:name="toc 7" w:uiPriority="39" w:semiHidden="1" w:unhideWhenUsed="1"/>
-    <w:lsdException w:name="toc 8" w:uiPriority="39" w:semiHidden="1" w:unhideWhenUsed="1"/>
-    <w:lsdException w:name="toc 9" w:uiPriority="39" w:semiHidden="1" w:unhideWhenUsed="1"/>
+    <w:lsdException w:name="toc 1" w:semiHidden="1" w:uiPriority="39" w:unhideWhenUsed="1"/>
+    <w:lsdException w:name="toc 2" w:semiHidden="1" w:uiPriority="39" w:unhideWhenUsed="1"/>
+    <w:lsdException w:name="toc 3" w:semiHidden="1" w:uiPriority="39" w:unhideWhenUsed="1"/>
+    <w:lsdException w:name="toc 4" w:semiHidden="1" w:uiPriority="39" w:unhideWhenUsed="1"/>
+    <w:lsdException w:name="toc 5" w:semiHidden="1" w:uiPriority="39" w:unhideWhenUsed="1"/>
+    <w:lsdException w:name="toc 6" w:semiHidden="1" w:uiPriority="39" w:unhideWhenUsed="1"/>
+    <w:lsdException w:name="toc 7" w:semiHidden="1" w:uiPriority="39" w:unhideWhenUsed="1"/>
+    <w:lsdException w:name="toc 8" w:semiHidden="1" w:uiPriority="39" w:unhideWhenUsed="1"/>
+    <w:lsdException w:name="toc 9" w:semiHidden="1" w:uiPriority="39" w:unhideWhenUsed="1"/>
     <w:lsdException w:name="Normal Indent" w:semiHidden="1" w:unhideWhenUsed="1"/>
     <w:lsdException w:name="footnote text" w:semiHidden="1" w:unhideWhenUsed="1"/>
     <w:lsdException w:name="annotation text" w:semiHidden="1" w:unhideWhenUsed="1"/>
     <w:lsdException w:name="header" w:semiHidden="1" w:unhideWhenUsed="1"/>
     <w:lsdException w:name="footer" w:semiHidden="1" w:unhideWhenUsed="1"/>
     <w:lsdException w:name="index heading" w:semiHidden="1" w:unhideWhenUsed="1"/>
-    <w:lsdException w:name="caption" w:uiPriority="35" w:semiHidden="1" w:unhideWhenUsed="1" w:qFormat="1"/>
+    <w:lsdException w:name="caption" w:semiHidden="1" w:uiPriority="35" w:unhideWhenUsed="1" w:qFormat="1"/>
     <w:lsdException w:name="table of figures" w:semiHidden="1" w:unhideWhenUsed="1"/>
     <w:lsdException w:name="envelope address" w:semiHidden="1" w:unhideWhenUsed="1"/>
     <w:lsdException w:name="envelope return" w:semiHidden="1" w:unhideWhenUsed="1"/>
@@ -1555,7 +1762,7 @@
     <w:lsdException w:name="Title" w:uiPriority="10" w:qFormat="1"/>
     <w:lsdException w:name="Closing" w:semiHidden="1" w:unhideWhenUsed="1"/>
     <w:lsdException w:name="Signature" w:semiHidden="1" w:unhideWhenUsed="1"/>
-    <w:lsdException w:name="Default Paragraph Font" w:uiPriority="1" w:semiHidden="1" w:unhideWhenUsed="1"/>
+    <w:lsdException w:name="Default Paragraph Font" w:semiHidden="1" w:uiPriority="1" w:unhideWhenUsed="1"/>
     <w:lsdException w:name="Body Text" w:semiHidden="1" w:unhideWhenUsed="1"/>
     <w:lsdException w:name="Body Text Indent" w:semiHidden="1" w:unhideWhenUsed="1"/>
     <w:lsdException w:name="List Continue" w:semiHidden="1" w:unhideWhenUsed="1"/>
@@ -1755,8 +1962,8 @@
     <w:lsdException w:name="Subtle Reference" w:uiPriority="31" w:qFormat="1"/>
     <w:lsdException w:name="Intense Reference" w:uiPriority="32" w:qFormat="1"/>
     <w:lsdException w:name="Book Title" w:uiPriority="33" w:qFormat="1"/>
-    <w:lsdException w:name="Bibliography" w:uiPriority="37" w:semiHidden="1" w:unhideWhenUsed="1"/>
-    <w:lsdException w:name="TOC Heading" w:uiPriority="39" w:semiHidden="1" w:unhideWhenUsed="1" w:qFormat="1"/>
+    <w:lsdException w:name="Bibliography" w:semiHidden="1" w:uiPriority="37" w:unhideWhenUsed="1"/>
+    <w:lsdException w:name="TOC Heading" w:semiHidden="1" w:uiPriority="39" w:unhideWhenUsed="1" w:qFormat="1"/>
     <w:lsdException w:name="Plain Table 1" w:uiPriority="41"/>
     <w:lsdException w:name="Plain Table 2" w:uiPriority="42"/>
     <w:lsdException w:name="Plain Table 3" w:uiPriority="43"/>
@@ -1867,26 +2074,17 @@
     <w:lsdException w:name="Unresolved Mention" w:semiHidden="1" w:unhideWhenUsed="1"/>
     <w:lsdException w:name="Smart Link" w:semiHidden="1" w:unhideWhenUsed="1"/>
   </w:latentStyles>
-  <w:style w:type="paragraph" w:styleId="Normal" w:default="1">
+  <w:style w:type="paragraph" w:default="1" w:styleId="Normal">
     <w:name w:val="Normal"/>
     <w:uiPriority w:val="1"/>
     <w:qFormat/>
-    <w:pPr>
-      <w:widowControl/>
-      <w:bidi w:val="0"/>
-      <w:jc w:val="left"/>
-    </w:pPr>
-    <w:rPr>
-      <w:rFonts w:ascii="Arial" w:hAnsi="Arial" w:eastAsia="Arial" w:cs="Arial"/>
-      <w:color w:val="auto"/>
-      <w:kern w:val="0"/>
+    <w:rPr>
+      <w:rFonts w:ascii="Arial" w:eastAsia="Arial" w:hAnsi="Arial" w:cs="Arial"/>
       <w:sz w:val="22"/>
-      <w:szCs w:val="22"/>
-      <w:lang w:val="en-US" w:eastAsia="en-US" w:bidi="ar-SA"/>
     </w:rPr>
   </w:style>
   <w:style w:type="paragraph" w:styleId="Heading1">
-    <w:name w:val="Heading 1"/>
+    <w:name w:val="heading 1"/>
     <w:basedOn w:val="Normal"/>
     <w:uiPriority w:val="1"/>
     <w:qFormat/>
@@ -1902,680 +2100,11 @@
       <w:szCs w:val="21"/>
     </w:rPr>
   </w:style>
-  <w:style w:type="character" w:styleId="DefaultParagraphFont" w:default="1">
+  <w:style w:type="character" w:default="1" w:styleId="DefaultParagraphFont">
     <w:name w:val="Default Paragraph Font"/>
     <w:uiPriority w:val="1"/>
     <w:semiHidden/>
     <w:unhideWhenUsed/>
-    <w:qFormat/>
-    <w:rPr/>
-  </w:style>
-  <w:style w:type="character" w:styleId="HeaderChar" w:customStyle="1">
-    <w:name w:val="Header Char"/>
-    <w:basedOn w:val="DefaultParagraphFont"/>
-    <w:link w:val="Header"/>
-    <w:uiPriority w:val="99"/>
-    <w:qFormat/>
-    <w:rsid w:val="006834d6"/>
-    <w:rPr>
-      <w:rFonts w:ascii="Arial" w:hAnsi="Arial" w:eastAsia="Arial" w:cs="Arial"/>
-    </w:rPr>
-  </w:style>
-  <w:style w:type="character" w:styleId="FooterChar" w:customStyle="1">
-    <w:name w:val="Footer Char"/>
-    <w:basedOn w:val="DefaultParagraphFont"/>
-    <w:link w:val="Footer"/>
-    <w:uiPriority w:val="99"/>
-    <w:qFormat/>
-    <w:rsid w:val="006834d6"/>
-    <w:rPr>
-      <w:rFonts w:ascii="Arial" w:hAnsi="Arial" w:eastAsia="Arial" w:cs="Arial"/>
-    </w:rPr>
-  </w:style>
-  <w:style w:type="character" w:styleId="Pagenumber">
-    <w:name w:val="page number"/>
-    <w:basedOn w:val="DefaultParagraphFont"/>
-    <w:uiPriority w:val="99"/>
-    <w:semiHidden/>
-    <w:unhideWhenUsed/>
-    <w:qFormat/>
-    <w:rsid w:val="009252f1"/>
-    <w:rPr/>
-  </w:style>
-  <w:style w:type="character" w:styleId="InternetLink">
-    <w:name w:val="Internet Link"/>
-    <w:basedOn w:val="DefaultParagraphFont"/>
-    <w:uiPriority w:val="99"/>
-    <w:semiHidden/>
-    <w:unhideWhenUsed/>
-    <w:rsid w:val="000a3605"/>
-    <w:rPr>
-      <w:color w:val="0000FF"/>
-      <w:u w:val="single"/>
-    </w:rPr>
-  </w:style>
-  <w:style w:type="character" w:styleId="ListLabel1">
-    <w:name w:val="ListLabel 1"/>
-    <w:qFormat/>
-    <w:rPr>
-      <w:rFonts w:eastAsia="Arial" w:cs="Arial"/>
-      <w:b/>
-      <w:bCs/>
-      <w:w w:val="102"/>
-      <w:sz w:val="21"/>
-      <w:szCs w:val="21"/>
-    </w:rPr>
-  </w:style>
-  <w:style w:type="character" w:styleId="ListLabel2">
-    <w:name w:val="ListLabel 2"/>
-    <w:qFormat/>
-    <w:rPr>
-      <w:rFonts w:eastAsia="Arial" w:cs="Arial"/>
-      <w:b/>
-      <w:bCs/>
-      <w:w w:val="102"/>
-      <w:sz w:val="21"/>
-      <w:szCs w:val="21"/>
-    </w:rPr>
-  </w:style>
-  <w:style w:type="character" w:styleId="ListLabel3">
-    <w:name w:val="ListLabel 3"/>
-    <w:qFormat/>
-    <w:rPr>
-      <w:rFonts w:eastAsia="Arial" w:cs="Arial"/>
-      <w:b/>
-      <w:bCs/>
-      <w:w w:val="102"/>
-      <w:sz w:val="21"/>
-      <w:szCs w:val="21"/>
-    </w:rPr>
-  </w:style>
-  <w:style w:type="character" w:styleId="ListLabel4">
-    <w:name w:val="ListLabel 4"/>
-    <w:qFormat/>
-    <w:rPr>
-      <w:rFonts w:eastAsia="Arial" w:cs="Arial"/>
-      <w:b/>
-      <w:bCs/>
-      <w:w w:val="102"/>
-      <w:sz w:val="21"/>
-      <w:szCs w:val="21"/>
-    </w:rPr>
-  </w:style>
-  <w:style w:type="character" w:styleId="ListLabel5">
-    <w:name w:val="ListLabel 5"/>
-    <w:qFormat/>
-    <w:rPr>
-      <w:rFonts w:eastAsia="Arial" w:cs="Arial"/>
-      <w:w w:val="99"/>
-      <w:sz w:val="24"/>
-      <w:szCs w:val="24"/>
-    </w:rPr>
-  </w:style>
-  <w:style w:type="character" w:styleId="ListLabel6">
-    <w:name w:val="ListLabel 6"/>
-    <w:qFormat/>
-    <w:rPr>
-      <w:rFonts w:eastAsia="Arial" w:cs="Arial"/>
-      <w:b/>
-      <w:bCs/>
-      <w:w w:val="102"/>
-      <w:sz w:val="21"/>
-      <w:szCs w:val="21"/>
-    </w:rPr>
-  </w:style>
-  <w:style w:type="character" w:styleId="ListLabel7">
-    <w:name w:val="ListLabel 7"/>
-    <w:qFormat/>
-    <w:rPr>
-      <w:rFonts w:eastAsia="Arial" w:cs="Arial"/>
-      <w:b/>
-      <w:bCs/>
-      <w:w w:val="102"/>
-      <w:sz w:val="21"/>
-      <w:szCs w:val="21"/>
-    </w:rPr>
-  </w:style>
-  <w:style w:type="character" w:styleId="ListLabel8">
-    <w:name w:val="ListLabel 8"/>
-    <w:qFormat/>
-    <w:rPr>
-      <w:rFonts w:eastAsia="Arial" w:cs="Arial"/>
-      <w:b/>
-      <w:bCs/>
-      <w:w w:val="102"/>
-      <w:sz w:val="21"/>
-      <w:szCs w:val="21"/>
-    </w:rPr>
-  </w:style>
-  <w:style w:type="character" w:styleId="ListLabel9">
-    <w:name w:val="ListLabel 9"/>
-    <w:qFormat/>
-    <w:rPr>
-      <w:rFonts w:eastAsia="Arial" w:cs="Arial"/>
-      <w:w w:val="99"/>
-      <w:sz w:val="24"/>
-      <w:szCs w:val="24"/>
-    </w:rPr>
-  </w:style>
-  <w:style w:type="character" w:styleId="ListLabel10">
-    <w:name w:val="ListLabel 10"/>
-    <w:qFormat/>
-    <w:rPr>
-      <w:rFonts w:eastAsia="Arial" w:cs="Arial"/>
-      <w:b/>
-      <w:bCs/>
-      <w:w w:val="102"/>
-      <w:sz w:val="21"/>
-      <w:szCs w:val="21"/>
-    </w:rPr>
-  </w:style>
-  <w:style w:type="character" w:styleId="ListLabel11">
-    <w:name w:val="ListLabel 11"/>
-    <w:qFormat/>
-    <w:rPr>
-      <w:rFonts w:eastAsia="Arial" w:cs="Arial"/>
-      <w:b/>
-      <w:bCs/>
-      <w:w w:val="102"/>
-      <w:sz w:val="21"/>
-      <w:szCs w:val="21"/>
-    </w:rPr>
-  </w:style>
-  <w:style w:type="character" w:styleId="ListLabel12">
-    <w:name w:val="ListLabel 12"/>
-    <w:qFormat/>
-    <w:rPr>
-      <w:rFonts w:eastAsia="Arial" w:cs="Arial"/>
-      <w:b/>
-      <w:bCs/>
-      <w:w w:val="102"/>
-      <w:sz w:val="24"/>
-      <w:szCs w:val="24"/>
-    </w:rPr>
-  </w:style>
-  <w:style w:type="character" w:styleId="ListLabel13">
-    <w:name w:val="ListLabel 13"/>
-    <w:qFormat/>
-    <w:rPr>
-      <w:rFonts w:eastAsia="Arial" w:cs="Arial"/>
-      <w:b/>
-      <w:bCs/>
-      <w:w w:val="102"/>
-      <w:sz w:val="24"/>
-      <w:szCs w:val="24"/>
-    </w:rPr>
-  </w:style>
-  <w:style w:type="character" w:styleId="ListLabel14">
-    <w:name w:val="ListLabel 14"/>
-    <w:qFormat/>
-    <w:rPr>
-      <w:rFonts w:eastAsia="Arial" w:cs="Arial"/>
-      <w:b/>
-      <w:bCs/>
-      <w:w w:val="102"/>
-      <w:sz w:val="24"/>
-      <w:szCs w:val="21"/>
-    </w:rPr>
-  </w:style>
-  <w:style w:type="character" w:styleId="ListLabel15">
-    <w:name w:val="ListLabel 15"/>
-    <w:qFormat/>
-    <w:rPr>
-      <w:rFonts w:eastAsia="Arial" w:cs="Arial"/>
-      <w:w w:val="99"/>
-      <w:sz w:val="24"/>
-      <w:szCs w:val="24"/>
-    </w:rPr>
-  </w:style>
-  <w:style w:type="character" w:styleId="ListLabel16">
-    <w:name w:val="ListLabel 16"/>
-    <w:qFormat/>
-    <w:rPr>
-      <w:rFonts w:eastAsia="Arial" w:cs="Arial"/>
-      <w:b/>
-      <w:bCs/>
-      <w:w w:val="102"/>
-      <w:sz w:val="21"/>
-      <w:szCs w:val="21"/>
-    </w:rPr>
-  </w:style>
-  <w:style w:type="character" w:styleId="ListLabel17">
-    <w:name w:val="ListLabel 17"/>
-    <w:qFormat/>
-    <w:rPr>
-      <w:rFonts w:eastAsia="Arial" w:cs="Arial"/>
-      <w:b/>
-      <w:bCs/>
-      <w:w w:val="102"/>
-      <w:sz w:val="21"/>
-      <w:szCs w:val="21"/>
-    </w:rPr>
-  </w:style>
-  <w:style w:type="character" w:styleId="ListLabel18">
-    <w:name w:val="ListLabel 18"/>
-    <w:qFormat/>
-    <w:rPr>
-      <w:rFonts w:eastAsia="Arial" w:cs="Arial"/>
-      <w:b/>
-      <w:bCs/>
-      <w:w w:val="102"/>
-      <w:sz w:val="21"/>
-      <w:szCs w:val="21"/>
-    </w:rPr>
-  </w:style>
-  <w:style w:type="character" w:styleId="ListLabel19">
-    <w:name w:val="ListLabel 19"/>
-    <w:qFormat/>
-    <w:rPr>
-      <w:rFonts w:eastAsia="Arial" w:cs="Arial"/>
-      <w:w w:val="99"/>
-      <w:sz w:val="24"/>
-      <w:szCs w:val="24"/>
-    </w:rPr>
-  </w:style>
-  <w:style w:type="character" w:styleId="ListLabel20">
-    <w:name w:val="ListLabel 20"/>
-    <w:qFormat/>
-    <w:rPr>
-      <w:rFonts w:eastAsia="Arial" w:cs="Arial"/>
-      <w:b/>
-      <w:bCs/>
-      <w:w w:val="102"/>
-      <w:sz w:val="21"/>
-      <w:szCs w:val="21"/>
-    </w:rPr>
-  </w:style>
-  <w:style w:type="character" w:styleId="ListLabel21">
-    <w:name w:val="ListLabel 21"/>
-    <w:qFormat/>
-    <w:rPr>
-      <w:rFonts w:eastAsia="Arial" w:cs="Arial"/>
-      <w:b/>
-      <w:bCs/>
-      <w:w w:val="102"/>
-      <w:sz w:val="21"/>
-      <w:szCs w:val="21"/>
-    </w:rPr>
-  </w:style>
-  <w:style w:type="character" w:styleId="ListLabel22">
-    <w:name w:val="ListLabel 22"/>
-    <w:qFormat/>
-    <w:rPr>
-      <w:rFonts w:cs="Courier New"/>
-    </w:rPr>
-  </w:style>
-  <w:style w:type="character" w:styleId="ListLabel23">
-    <w:name w:val="ListLabel 23"/>
-    <w:qFormat/>
-    <w:rPr>
-      <w:rFonts w:cs="Courier New"/>
-    </w:rPr>
-  </w:style>
-  <w:style w:type="character" w:styleId="ListLabel24">
-    <w:name w:val="ListLabel 24"/>
-    <w:qFormat/>
-    <w:rPr>
-      <w:rFonts w:cs="Courier New"/>
-    </w:rPr>
-  </w:style>
-  <w:style w:type="character" w:styleId="ListLabel25">
-    <w:name w:val="ListLabel 25"/>
-    <w:qFormat/>
-    <w:rPr>
-      <w:rFonts w:cs="Courier New"/>
-    </w:rPr>
-  </w:style>
-  <w:style w:type="character" w:styleId="ListLabel26">
-    <w:name w:val="ListLabel 26"/>
-    <w:qFormat/>
-    <w:rPr>
-      <w:rFonts w:cs="Courier New"/>
-    </w:rPr>
-  </w:style>
-  <w:style w:type="character" w:styleId="ListLabel27">
-    <w:name w:val="ListLabel 27"/>
-    <w:qFormat/>
-    <w:rPr>
-      <w:rFonts w:cs="Courier New"/>
-    </w:rPr>
-  </w:style>
-  <w:style w:type="character" w:styleId="ListLabel28">
-    <w:name w:val="ListLabel 28"/>
-    <w:qFormat/>
-    <w:rPr>
-      <w:rFonts w:eastAsia="Arial" w:cs="Arial"/>
-      <w:b/>
-      <w:bCs/>
-      <w:w w:val="102"/>
-      <w:sz w:val="21"/>
-      <w:szCs w:val="21"/>
-    </w:rPr>
-  </w:style>
-  <w:style w:type="character" w:styleId="ListLabel29">
-    <w:name w:val="ListLabel 29"/>
-    <w:qFormat/>
-    <w:rPr>
-      <w:rFonts w:cs="Symbol"/>
-    </w:rPr>
-  </w:style>
-  <w:style w:type="character" w:styleId="ListLabel30">
-    <w:name w:val="ListLabel 30"/>
-    <w:qFormat/>
-    <w:rPr>
-      <w:rFonts w:cs="Symbol"/>
-    </w:rPr>
-  </w:style>
-  <w:style w:type="character" w:styleId="ListLabel31">
-    <w:name w:val="ListLabel 31"/>
-    <w:qFormat/>
-    <w:rPr>
-      <w:rFonts w:cs="Symbol"/>
-    </w:rPr>
-  </w:style>
-  <w:style w:type="character" w:styleId="ListLabel32">
-    <w:name w:val="ListLabel 32"/>
-    <w:qFormat/>
-    <w:rPr>
-      <w:rFonts w:cs="Symbol"/>
-    </w:rPr>
-  </w:style>
-  <w:style w:type="character" w:styleId="ListLabel33">
-    <w:name w:val="ListLabel 33"/>
-    <w:qFormat/>
-    <w:rPr>
-      <w:rFonts w:cs="Symbol"/>
-    </w:rPr>
-  </w:style>
-  <w:style w:type="character" w:styleId="ListLabel34">
-    <w:name w:val="ListLabel 34"/>
-    <w:qFormat/>
-    <w:rPr>
-      <w:rFonts w:cs="Symbol"/>
-    </w:rPr>
-  </w:style>
-  <w:style w:type="character" w:styleId="ListLabel35">
-    <w:name w:val="ListLabel 35"/>
-    <w:qFormat/>
-    <w:rPr>
-      <w:rFonts w:cs="Symbol"/>
-    </w:rPr>
-  </w:style>
-  <w:style w:type="character" w:styleId="ListLabel36">
-    <w:name w:val="ListLabel 36"/>
-    <w:qFormat/>
-    <w:rPr>
-      <w:rFonts w:eastAsia="Arial" w:cs="Arial"/>
-      <w:b/>
-      <w:bCs/>
-      <w:w w:val="102"/>
-      <w:sz w:val="24"/>
-      <w:szCs w:val="24"/>
-    </w:rPr>
-  </w:style>
-  <w:style w:type="character" w:styleId="ListLabel37">
-    <w:name w:val="ListLabel 37"/>
-    <w:qFormat/>
-    <w:rPr>
-      <w:rFonts w:eastAsia="Arial" w:cs="Arial"/>
-      <w:b/>
-      <w:bCs/>
-      <w:w w:val="102"/>
-      <w:sz w:val="24"/>
-      <w:szCs w:val="24"/>
-    </w:rPr>
-  </w:style>
-  <w:style w:type="character" w:styleId="ListLabel38">
-    <w:name w:val="ListLabel 38"/>
-    <w:qFormat/>
-    <w:rPr>
-      <w:rFonts w:eastAsia="Arial" w:cs="Arial"/>
-      <w:b/>
-      <w:bCs/>
-      <w:w w:val="102"/>
-      <w:sz w:val="24"/>
-      <w:szCs w:val="21"/>
-    </w:rPr>
-  </w:style>
-  <w:style w:type="character" w:styleId="ListLabel39">
-    <w:name w:val="ListLabel 39"/>
-    <w:qFormat/>
-    <w:rPr>
-      <w:rFonts w:cs="Arial"/>
-      <w:w w:val="99"/>
-      <w:sz w:val="24"/>
-      <w:szCs w:val="24"/>
-    </w:rPr>
-  </w:style>
-  <w:style w:type="character" w:styleId="ListLabel40">
-    <w:name w:val="ListLabel 40"/>
-    <w:qFormat/>
-    <w:rPr>
-      <w:rFonts w:cs="Symbol"/>
-    </w:rPr>
-  </w:style>
-  <w:style w:type="character" w:styleId="ListLabel41">
-    <w:name w:val="ListLabel 41"/>
-    <w:qFormat/>
-    <w:rPr>
-      <w:rFonts w:cs="Symbol"/>
-    </w:rPr>
-  </w:style>
-  <w:style w:type="character" w:styleId="ListLabel42">
-    <w:name w:val="ListLabel 42"/>
-    <w:qFormat/>
-    <w:rPr>
-      <w:rFonts w:cs="Symbol"/>
-    </w:rPr>
-  </w:style>
-  <w:style w:type="character" w:styleId="ListLabel43">
-    <w:name w:val="ListLabel 43"/>
-    <w:qFormat/>
-    <w:rPr>
-      <w:rFonts w:cs="Symbol"/>
-    </w:rPr>
-  </w:style>
-  <w:style w:type="character" w:styleId="ListLabel44">
-    <w:name w:val="ListLabel 44"/>
-    <w:qFormat/>
-    <w:rPr>
-      <w:rFonts w:cs="Symbol"/>
-    </w:rPr>
-  </w:style>
-  <w:style w:type="character" w:styleId="ListLabel45">
-    <w:name w:val="ListLabel 45"/>
-    <w:qFormat/>
-    <w:rPr>
-      <w:rFonts w:cs="Courier New"/>
-    </w:rPr>
-  </w:style>
-  <w:style w:type="character" w:styleId="ListLabel46">
-    <w:name w:val="ListLabel 46"/>
-    <w:qFormat/>
-    <w:rPr>
-      <w:rFonts w:cs="Wingdings"/>
-    </w:rPr>
-  </w:style>
-  <w:style w:type="character" w:styleId="ListLabel47">
-    <w:name w:val="ListLabel 47"/>
-    <w:qFormat/>
-    <w:rPr>
-      <w:rFonts w:cs="Symbol"/>
-    </w:rPr>
-  </w:style>
-  <w:style w:type="character" w:styleId="ListLabel48">
-    <w:name w:val="ListLabel 48"/>
-    <w:qFormat/>
-    <w:rPr>
-      <w:rFonts w:cs="Courier New"/>
-    </w:rPr>
-  </w:style>
-  <w:style w:type="character" w:styleId="ListLabel49">
-    <w:name w:val="ListLabel 49"/>
-    <w:qFormat/>
-    <w:rPr>
-      <w:rFonts w:cs="Wingdings"/>
-    </w:rPr>
-  </w:style>
-  <w:style w:type="character" w:styleId="ListLabel50">
-    <w:name w:val="ListLabel 50"/>
-    <w:qFormat/>
-    <w:rPr>
-      <w:rFonts w:cs="Symbol"/>
-    </w:rPr>
-  </w:style>
-  <w:style w:type="character" w:styleId="ListLabel51">
-    <w:name w:val="ListLabel 51"/>
-    <w:qFormat/>
-    <w:rPr>
-      <w:rFonts w:cs="Courier New"/>
-    </w:rPr>
-  </w:style>
-  <w:style w:type="character" w:styleId="ListLabel52">
-    <w:name w:val="ListLabel 52"/>
-    <w:qFormat/>
-    <w:rPr>
-      <w:rFonts w:cs="Wingdings"/>
-    </w:rPr>
-  </w:style>
-  <w:style w:type="paragraph" w:styleId="Heading">
-    <w:name w:val="Heading"/>
-    <w:basedOn w:val="Normal"/>
-    <w:next w:val="TextBody"/>
-    <w:qFormat/>
-    <w:pPr>
-      <w:keepNext w:val="true"/>
-      <w:spacing w:before="240" w:after="120"/>
-    </w:pPr>
-    <w:rPr>
-      <w:rFonts w:ascii="Liberation Sans" w:hAnsi="Liberation Sans" w:eastAsia="AR PL SungtiL GB" w:cs="Lohit Devanagari"/>
-      <w:sz w:val="28"/>
-      <w:szCs w:val="28"/>
-    </w:rPr>
-  </w:style>
-  <w:style w:type="paragraph" w:styleId="TextBody">
-    <w:name w:val="Body Text"/>
-    <w:basedOn w:val="Normal"/>
-    <w:uiPriority w:val="1"/>
-    <w:qFormat/>
-    <w:pPr>
-      <w:spacing w:before="47" w:after="0"/>
-      <w:ind w:left="117" w:right="1415" w:hanging="0"/>
-      <w:jc w:val="both"/>
-    </w:pPr>
-    <w:rPr>
-      <w:sz w:val="21"/>
-      <w:szCs w:val="21"/>
-    </w:rPr>
-  </w:style>
-  <w:style w:type="paragraph" w:styleId="List">
-    <w:name w:val="List"/>
-    <w:basedOn w:val="TextBody"/>
-    <w:pPr/>
-    <w:rPr>
-      <w:rFonts w:cs="Lohit Devanagari"/>
-    </w:rPr>
-  </w:style>
-  <w:style w:type="paragraph" w:styleId="Caption">
-    <w:name w:val="Caption"/>
-    <w:basedOn w:val="Normal"/>
-    <w:qFormat/>
-    <w:pPr>
-      <w:suppressLineNumbers/>
-      <w:spacing w:before="120" w:after="120"/>
-    </w:pPr>
-    <w:rPr>
-      <w:rFonts w:cs="Lohit Devanagari"/>
-      <w:i/>
-      <w:iCs/>
-      <w:sz w:val="24"/>
-      <w:szCs w:val="24"/>
-    </w:rPr>
-  </w:style>
-  <w:style w:type="paragraph" w:styleId="Index">
-    <w:name w:val="Index"/>
-    <w:basedOn w:val="Normal"/>
-    <w:qFormat/>
-    <w:pPr>
-      <w:suppressLineNumbers/>
-    </w:pPr>
-    <w:rPr>
-      <w:rFonts w:cs="Lohit Devanagari"/>
-    </w:rPr>
-  </w:style>
-  <w:style w:type="paragraph" w:styleId="ListParagraph">
-    <w:name w:val="List Paragraph"/>
-    <w:basedOn w:val="Normal"/>
-    <w:uiPriority w:val="1"/>
-    <w:qFormat/>
-    <w:pPr>
-      <w:ind w:left="751" w:hanging="635"/>
-      <w:jc w:val="both"/>
-    </w:pPr>
-    <w:rPr/>
-  </w:style>
-  <w:style w:type="paragraph" w:styleId="TableParagraph" w:customStyle="1">
-    <w:name w:val="Table Paragraph"/>
-    <w:basedOn w:val="Normal"/>
-    <w:uiPriority w:val="1"/>
-    <w:qFormat/>
-    <w:pPr/>
-    <w:rPr/>
-  </w:style>
-  <w:style w:type="paragraph" w:styleId="Header">
-    <w:name w:val="Header"/>
-    <w:basedOn w:val="Normal"/>
-    <w:link w:val="HeaderChar"/>
-    <w:uiPriority w:val="99"/>
-    <w:unhideWhenUsed/>
-    <w:rsid w:val="006834d6"/>
-    <w:pPr>
-      <w:tabs>
-        <w:tab w:val="center" w:pos="4680" w:leader="none"/>
-        <w:tab w:val="right" w:pos="9360" w:leader="none"/>
-      </w:tabs>
-    </w:pPr>
-    <w:rPr/>
-  </w:style>
-  <w:style w:type="paragraph" w:styleId="Footer">
-    <w:name w:val="Footer"/>
-    <w:basedOn w:val="Normal"/>
-    <w:link w:val="FooterChar"/>
-    <w:uiPriority w:val="99"/>
-    <w:unhideWhenUsed/>
-    <w:rsid w:val="006834d6"/>
-    <w:pPr>
-      <w:tabs>
-        <w:tab w:val="center" w:pos="4680" w:leader="none"/>
-        <w:tab w:val="right" w:pos="9360" w:leader="none"/>
-      </w:tabs>
-    </w:pPr>
-    <w:rPr/>
-  </w:style>
-  <w:style w:type="paragraph" w:styleId="NormalWeb">
-    <w:name w:val="Normal (Web)"/>
-    <w:basedOn w:val="Normal"/>
-    <w:uiPriority w:val="99"/>
-    <w:semiHidden/>
-    <w:unhideWhenUsed/>
-    <w:qFormat/>
-    <w:rsid w:val="00040495"/>
-    <w:pPr>
-      <w:widowControl/>
-      <w:spacing w:beforeAutospacing="1" w:afterAutospacing="1"/>
-    </w:pPr>
-    <w:rPr>
-      <w:rFonts w:ascii="Times New Roman" w:hAnsi="Times New Roman" w:eastAsia="Times New Roman" w:cs="Times New Roman"/>
-      <w:sz w:val="24"/>
-      <w:szCs w:val="24"/>
-    </w:rPr>
-  </w:style>
-  <w:style w:type="numbering" w:styleId="NoList" w:default="1">
-    <w:name w:val="No List"/>
-    <w:uiPriority w:val="99"/>
-    <w:semiHidden/>
-    <w:unhideWhenUsed/>
-    <w:qFormat/>
   </w:style>
   <w:style w:type="table" w:default="1" w:styleId="TableNormal">
     <w:name w:val="Normal Table"/>
@@ -2592,19 +2121,677 @@
       </w:tblCellMar>
     </w:tblPr>
   </w:style>
+  <w:style w:type="numbering" w:default="1" w:styleId="NoList">
+    <w:name w:val="No List"/>
+    <w:uiPriority w:val="99"/>
+    <w:semiHidden/>
+    <w:unhideWhenUsed/>
+  </w:style>
+  <w:style w:type="character" w:customStyle="1" w:styleId="HeaderChar">
+    <w:name w:val="Header Char"/>
+    <w:basedOn w:val="DefaultParagraphFont"/>
+    <w:link w:val="Header"/>
+    <w:uiPriority w:val="99"/>
+    <w:qFormat/>
+    <w:rsid w:val="006834D6"/>
+    <w:rPr>
+      <w:rFonts w:ascii="Arial" w:eastAsia="Arial" w:hAnsi="Arial" w:cs="Arial"/>
+    </w:rPr>
+  </w:style>
+  <w:style w:type="character" w:customStyle="1" w:styleId="FooterChar">
+    <w:name w:val="Footer Char"/>
+    <w:basedOn w:val="DefaultParagraphFont"/>
+    <w:link w:val="Footer"/>
+    <w:uiPriority w:val="99"/>
+    <w:qFormat/>
+    <w:rsid w:val="006834D6"/>
+    <w:rPr>
+      <w:rFonts w:ascii="Arial" w:eastAsia="Arial" w:hAnsi="Arial" w:cs="Arial"/>
+    </w:rPr>
+  </w:style>
+  <w:style w:type="character" w:styleId="PageNumber">
+    <w:name w:val="page number"/>
+    <w:basedOn w:val="DefaultParagraphFont"/>
+    <w:uiPriority w:val="99"/>
+    <w:semiHidden/>
+    <w:unhideWhenUsed/>
+    <w:qFormat/>
+    <w:rsid w:val="009252F1"/>
+  </w:style>
+  <w:style w:type="character" w:customStyle="1" w:styleId="InternetLink">
+    <w:name w:val="Internet Link"/>
+    <w:basedOn w:val="DefaultParagraphFont"/>
+    <w:uiPriority w:val="99"/>
+    <w:semiHidden/>
+    <w:unhideWhenUsed/>
+    <w:rsid w:val="000A3605"/>
+    <w:rPr>
+      <w:color w:val="0000FF"/>
+      <w:u w:val="single"/>
+    </w:rPr>
+  </w:style>
+  <w:style w:type="character" w:customStyle="1" w:styleId="ListLabel1">
+    <w:name w:val="ListLabel 1"/>
+    <w:qFormat/>
+    <w:rPr>
+      <w:rFonts w:eastAsia="Arial" w:cs="Arial"/>
+      <w:b/>
+      <w:bCs/>
+      <w:w w:val="102"/>
+      <w:sz w:val="21"/>
+      <w:szCs w:val="21"/>
+    </w:rPr>
+  </w:style>
+  <w:style w:type="character" w:customStyle="1" w:styleId="ListLabel2">
+    <w:name w:val="ListLabel 2"/>
+    <w:qFormat/>
+    <w:rPr>
+      <w:rFonts w:eastAsia="Arial" w:cs="Arial"/>
+      <w:b/>
+      <w:bCs/>
+      <w:w w:val="102"/>
+      <w:sz w:val="21"/>
+      <w:szCs w:val="21"/>
+    </w:rPr>
+  </w:style>
+  <w:style w:type="character" w:customStyle="1" w:styleId="ListLabel3">
+    <w:name w:val="ListLabel 3"/>
+    <w:qFormat/>
+    <w:rPr>
+      <w:rFonts w:eastAsia="Arial" w:cs="Arial"/>
+      <w:b/>
+      <w:bCs/>
+      <w:w w:val="102"/>
+      <w:sz w:val="21"/>
+      <w:szCs w:val="21"/>
+    </w:rPr>
+  </w:style>
+  <w:style w:type="character" w:customStyle="1" w:styleId="ListLabel4">
+    <w:name w:val="ListLabel 4"/>
+    <w:qFormat/>
+    <w:rPr>
+      <w:rFonts w:eastAsia="Arial" w:cs="Arial"/>
+      <w:b/>
+      <w:bCs/>
+      <w:w w:val="102"/>
+      <w:sz w:val="21"/>
+      <w:szCs w:val="21"/>
+    </w:rPr>
+  </w:style>
+  <w:style w:type="character" w:customStyle="1" w:styleId="ListLabel5">
+    <w:name w:val="ListLabel 5"/>
+    <w:qFormat/>
+    <w:rPr>
+      <w:rFonts w:eastAsia="Arial" w:cs="Arial"/>
+      <w:w w:val="99"/>
+      <w:sz w:val="24"/>
+      <w:szCs w:val="24"/>
+    </w:rPr>
+  </w:style>
+  <w:style w:type="character" w:customStyle="1" w:styleId="ListLabel6">
+    <w:name w:val="ListLabel 6"/>
+    <w:qFormat/>
+    <w:rPr>
+      <w:rFonts w:eastAsia="Arial" w:cs="Arial"/>
+      <w:b/>
+      <w:bCs/>
+      <w:w w:val="102"/>
+      <w:sz w:val="21"/>
+      <w:szCs w:val="21"/>
+    </w:rPr>
+  </w:style>
+  <w:style w:type="character" w:customStyle="1" w:styleId="ListLabel7">
+    <w:name w:val="ListLabel 7"/>
+    <w:qFormat/>
+    <w:rPr>
+      <w:rFonts w:eastAsia="Arial" w:cs="Arial"/>
+      <w:b/>
+      <w:bCs/>
+      <w:w w:val="102"/>
+      <w:sz w:val="21"/>
+      <w:szCs w:val="21"/>
+    </w:rPr>
+  </w:style>
+  <w:style w:type="character" w:customStyle="1" w:styleId="ListLabel8">
+    <w:name w:val="ListLabel 8"/>
+    <w:qFormat/>
+    <w:rPr>
+      <w:rFonts w:eastAsia="Arial" w:cs="Arial"/>
+      <w:b/>
+      <w:bCs/>
+      <w:w w:val="102"/>
+      <w:sz w:val="21"/>
+      <w:szCs w:val="21"/>
+    </w:rPr>
+  </w:style>
+  <w:style w:type="character" w:customStyle="1" w:styleId="ListLabel9">
+    <w:name w:val="ListLabel 9"/>
+    <w:qFormat/>
+    <w:rPr>
+      <w:rFonts w:eastAsia="Arial" w:cs="Arial"/>
+      <w:w w:val="99"/>
+      <w:sz w:val="24"/>
+      <w:szCs w:val="24"/>
+    </w:rPr>
+  </w:style>
+  <w:style w:type="character" w:customStyle="1" w:styleId="ListLabel10">
+    <w:name w:val="ListLabel 10"/>
+    <w:qFormat/>
+    <w:rPr>
+      <w:rFonts w:eastAsia="Arial" w:cs="Arial"/>
+      <w:b/>
+      <w:bCs/>
+      <w:w w:val="102"/>
+      <w:sz w:val="21"/>
+      <w:szCs w:val="21"/>
+    </w:rPr>
+  </w:style>
+  <w:style w:type="character" w:customStyle="1" w:styleId="ListLabel11">
+    <w:name w:val="ListLabel 11"/>
+    <w:qFormat/>
+    <w:rPr>
+      <w:rFonts w:eastAsia="Arial" w:cs="Arial"/>
+      <w:b/>
+      <w:bCs/>
+      <w:w w:val="102"/>
+      <w:sz w:val="21"/>
+      <w:szCs w:val="21"/>
+    </w:rPr>
+  </w:style>
+  <w:style w:type="character" w:customStyle="1" w:styleId="ListLabel12">
+    <w:name w:val="ListLabel 12"/>
+    <w:qFormat/>
+    <w:rPr>
+      <w:rFonts w:eastAsia="Arial" w:cs="Arial"/>
+      <w:b/>
+      <w:bCs/>
+      <w:w w:val="102"/>
+      <w:sz w:val="24"/>
+      <w:szCs w:val="24"/>
+    </w:rPr>
+  </w:style>
+  <w:style w:type="character" w:customStyle="1" w:styleId="ListLabel13">
+    <w:name w:val="ListLabel 13"/>
+    <w:qFormat/>
+    <w:rPr>
+      <w:rFonts w:eastAsia="Arial" w:cs="Arial"/>
+      <w:b/>
+      <w:bCs/>
+      <w:w w:val="102"/>
+      <w:sz w:val="24"/>
+      <w:szCs w:val="24"/>
+    </w:rPr>
+  </w:style>
+  <w:style w:type="character" w:customStyle="1" w:styleId="ListLabel14">
+    <w:name w:val="ListLabel 14"/>
+    <w:qFormat/>
+    <w:rPr>
+      <w:rFonts w:eastAsia="Arial" w:cs="Arial"/>
+      <w:b/>
+      <w:bCs/>
+      <w:w w:val="102"/>
+      <w:sz w:val="24"/>
+      <w:szCs w:val="21"/>
+    </w:rPr>
+  </w:style>
+  <w:style w:type="character" w:customStyle="1" w:styleId="ListLabel15">
+    <w:name w:val="ListLabel 15"/>
+    <w:qFormat/>
+    <w:rPr>
+      <w:rFonts w:eastAsia="Arial" w:cs="Arial"/>
+      <w:w w:val="99"/>
+      <w:sz w:val="24"/>
+      <w:szCs w:val="24"/>
+    </w:rPr>
+  </w:style>
+  <w:style w:type="character" w:customStyle="1" w:styleId="ListLabel16">
+    <w:name w:val="ListLabel 16"/>
+    <w:qFormat/>
+    <w:rPr>
+      <w:rFonts w:eastAsia="Arial" w:cs="Arial"/>
+      <w:b/>
+      <w:bCs/>
+      <w:w w:val="102"/>
+      <w:sz w:val="21"/>
+      <w:szCs w:val="21"/>
+    </w:rPr>
+  </w:style>
+  <w:style w:type="character" w:customStyle="1" w:styleId="ListLabel17">
+    <w:name w:val="ListLabel 17"/>
+    <w:qFormat/>
+    <w:rPr>
+      <w:rFonts w:eastAsia="Arial" w:cs="Arial"/>
+      <w:b/>
+      <w:bCs/>
+      <w:w w:val="102"/>
+      <w:sz w:val="21"/>
+      <w:szCs w:val="21"/>
+    </w:rPr>
+  </w:style>
+  <w:style w:type="character" w:customStyle="1" w:styleId="ListLabel18">
+    <w:name w:val="ListLabel 18"/>
+    <w:qFormat/>
+    <w:rPr>
+      <w:rFonts w:eastAsia="Arial" w:cs="Arial"/>
+      <w:b/>
+      <w:bCs/>
+      <w:w w:val="102"/>
+      <w:sz w:val="21"/>
+      <w:szCs w:val="21"/>
+    </w:rPr>
+  </w:style>
+  <w:style w:type="character" w:customStyle="1" w:styleId="ListLabel19">
+    <w:name w:val="ListLabel 19"/>
+    <w:qFormat/>
+    <w:rPr>
+      <w:rFonts w:eastAsia="Arial" w:cs="Arial"/>
+      <w:w w:val="99"/>
+      <w:sz w:val="24"/>
+      <w:szCs w:val="24"/>
+    </w:rPr>
+  </w:style>
+  <w:style w:type="character" w:customStyle="1" w:styleId="ListLabel20">
+    <w:name w:val="ListLabel 20"/>
+    <w:qFormat/>
+    <w:rPr>
+      <w:rFonts w:eastAsia="Arial" w:cs="Arial"/>
+      <w:b/>
+      <w:bCs/>
+      <w:w w:val="102"/>
+      <w:sz w:val="21"/>
+      <w:szCs w:val="21"/>
+    </w:rPr>
+  </w:style>
+  <w:style w:type="character" w:customStyle="1" w:styleId="ListLabel21">
+    <w:name w:val="ListLabel 21"/>
+    <w:qFormat/>
+    <w:rPr>
+      <w:rFonts w:eastAsia="Arial" w:cs="Arial"/>
+      <w:b/>
+      <w:bCs/>
+      <w:w w:val="102"/>
+      <w:sz w:val="21"/>
+      <w:szCs w:val="21"/>
+    </w:rPr>
+  </w:style>
+  <w:style w:type="character" w:customStyle="1" w:styleId="ListLabel22">
+    <w:name w:val="ListLabel 22"/>
+    <w:qFormat/>
+    <w:rPr>
+      <w:rFonts w:cs="Courier New"/>
+    </w:rPr>
+  </w:style>
+  <w:style w:type="character" w:customStyle="1" w:styleId="ListLabel23">
+    <w:name w:val="ListLabel 23"/>
+    <w:qFormat/>
+    <w:rPr>
+      <w:rFonts w:cs="Courier New"/>
+    </w:rPr>
+  </w:style>
+  <w:style w:type="character" w:customStyle="1" w:styleId="ListLabel24">
+    <w:name w:val="ListLabel 24"/>
+    <w:qFormat/>
+    <w:rPr>
+      <w:rFonts w:cs="Courier New"/>
+    </w:rPr>
+  </w:style>
+  <w:style w:type="character" w:customStyle="1" w:styleId="ListLabel25">
+    <w:name w:val="ListLabel 25"/>
+    <w:qFormat/>
+    <w:rPr>
+      <w:rFonts w:cs="Courier New"/>
+    </w:rPr>
+  </w:style>
+  <w:style w:type="character" w:customStyle="1" w:styleId="ListLabel26">
+    <w:name w:val="ListLabel 26"/>
+    <w:qFormat/>
+    <w:rPr>
+      <w:rFonts w:cs="Courier New"/>
+    </w:rPr>
+  </w:style>
+  <w:style w:type="character" w:customStyle="1" w:styleId="ListLabel27">
+    <w:name w:val="ListLabel 27"/>
+    <w:qFormat/>
+    <w:rPr>
+      <w:rFonts w:cs="Courier New"/>
+    </w:rPr>
+  </w:style>
+  <w:style w:type="character" w:customStyle="1" w:styleId="ListLabel28">
+    <w:name w:val="ListLabel 28"/>
+    <w:qFormat/>
+    <w:rPr>
+      <w:rFonts w:eastAsia="Arial" w:cs="Arial"/>
+      <w:b/>
+      <w:bCs/>
+      <w:w w:val="102"/>
+      <w:sz w:val="21"/>
+      <w:szCs w:val="21"/>
+    </w:rPr>
+  </w:style>
+  <w:style w:type="character" w:customStyle="1" w:styleId="ListLabel29">
+    <w:name w:val="ListLabel 29"/>
+    <w:qFormat/>
+    <w:rPr>
+      <w:rFonts w:cs="Symbol"/>
+    </w:rPr>
+  </w:style>
+  <w:style w:type="character" w:customStyle="1" w:styleId="ListLabel30">
+    <w:name w:val="ListLabel 30"/>
+    <w:qFormat/>
+    <w:rPr>
+      <w:rFonts w:cs="Symbol"/>
+    </w:rPr>
+  </w:style>
+  <w:style w:type="character" w:customStyle="1" w:styleId="ListLabel31">
+    <w:name w:val="ListLabel 31"/>
+    <w:qFormat/>
+    <w:rPr>
+      <w:rFonts w:cs="Symbol"/>
+    </w:rPr>
+  </w:style>
+  <w:style w:type="character" w:customStyle="1" w:styleId="ListLabel32">
+    <w:name w:val="ListLabel 32"/>
+    <w:qFormat/>
+    <w:rPr>
+      <w:rFonts w:cs="Symbol"/>
+    </w:rPr>
+  </w:style>
+  <w:style w:type="character" w:customStyle="1" w:styleId="ListLabel33">
+    <w:name w:val="ListLabel 33"/>
+    <w:qFormat/>
+    <w:rPr>
+      <w:rFonts w:cs="Symbol"/>
+    </w:rPr>
+  </w:style>
+  <w:style w:type="character" w:customStyle="1" w:styleId="ListLabel34">
+    <w:name w:val="ListLabel 34"/>
+    <w:qFormat/>
+    <w:rPr>
+      <w:rFonts w:cs="Symbol"/>
+    </w:rPr>
+  </w:style>
+  <w:style w:type="character" w:customStyle="1" w:styleId="ListLabel35">
+    <w:name w:val="ListLabel 35"/>
+    <w:qFormat/>
+    <w:rPr>
+      <w:rFonts w:cs="Symbol"/>
+    </w:rPr>
+  </w:style>
+  <w:style w:type="character" w:customStyle="1" w:styleId="ListLabel36">
+    <w:name w:val="ListLabel 36"/>
+    <w:qFormat/>
+    <w:rPr>
+      <w:rFonts w:eastAsia="Arial" w:cs="Arial"/>
+      <w:b/>
+      <w:bCs/>
+      <w:w w:val="102"/>
+      <w:sz w:val="24"/>
+      <w:szCs w:val="24"/>
+    </w:rPr>
+  </w:style>
+  <w:style w:type="character" w:customStyle="1" w:styleId="ListLabel37">
+    <w:name w:val="ListLabel 37"/>
+    <w:qFormat/>
+    <w:rPr>
+      <w:rFonts w:eastAsia="Arial" w:cs="Arial"/>
+      <w:b/>
+      <w:bCs/>
+      <w:w w:val="102"/>
+      <w:sz w:val="24"/>
+      <w:szCs w:val="24"/>
+    </w:rPr>
+  </w:style>
+  <w:style w:type="character" w:customStyle="1" w:styleId="ListLabel38">
+    <w:name w:val="ListLabel 38"/>
+    <w:qFormat/>
+    <w:rPr>
+      <w:rFonts w:eastAsia="Arial" w:cs="Arial"/>
+      <w:b/>
+      <w:bCs/>
+      <w:w w:val="102"/>
+      <w:sz w:val="24"/>
+      <w:szCs w:val="21"/>
+    </w:rPr>
+  </w:style>
+  <w:style w:type="character" w:customStyle="1" w:styleId="ListLabel39">
+    <w:name w:val="ListLabel 39"/>
+    <w:qFormat/>
+    <w:rPr>
+      <w:rFonts w:cs="Arial"/>
+      <w:w w:val="99"/>
+      <w:sz w:val="24"/>
+      <w:szCs w:val="24"/>
+    </w:rPr>
+  </w:style>
+  <w:style w:type="character" w:customStyle="1" w:styleId="ListLabel40">
+    <w:name w:val="ListLabel 40"/>
+    <w:qFormat/>
+    <w:rPr>
+      <w:rFonts w:cs="Symbol"/>
+    </w:rPr>
+  </w:style>
+  <w:style w:type="character" w:customStyle="1" w:styleId="ListLabel41">
+    <w:name w:val="ListLabel 41"/>
+    <w:qFormat/>
+    <w:rPr>
+      <w:rFonts w:cs="Symbol"/>
+    </w:rPr>
+  </w:style>
+  <w:style w:type="character" w:customStyle="1" w:styleId="ListLabel42">
+    <w:name w:val="ListLabel 42"/>
+    <w:qFormat/>
+    <w:rPr>
+      <w:rFonts w:cs="Symbol"/>
+    </w:rPr>
+  </w:style>
+  <w:style w:type="character" w:customStyle="1" w:styleId="ListLabel43">
+    <w:name w:val="ListLabel 43"/>
+    <w:qFormat/>
+    <w:rPr>
+      <w:rFonts w:cs="Symbol"/>
+    </w:rPr>
+  </w:style>
+  <w:style w:type="character" w:customStyle="1" w:styleId="ListLabel44">
+    <w:name w:val="ListLabel 44"/>
+    <w:qFormat/>
+    <w:rPr>
+      <w:rFonts w:cs="Symbol"/>
+    </w:rPr>
+  </w:style>
+  <w:style w:type="character" w:customStyle="1" w:styleId="ListLabel45">
+    <w:name w:val="ListLabel 45"/>
+    <w:qFormat/>
+    <w:rPr>
+      <w:rFonts w:cs="Courier New"/>
+    </w:rPr>
+  </w:style>
+  <w:style w:type="character" w:customStyle="1" w:styleId="ListLabel46">
+    <w:name w:val="ListLabel 46"/>
+    <w:qFormat/>
+    <w:rPr>
+      <w:rFonts w:cs="Wingdings"/>
+    </w:rPr>
+  </w:style>
+  <w:style w:type="character" w:customStyle="1" w:styleId="ListLabel47">
+    <w:name w:val="ListLabel 47"/>
+    <w:qFormat/>
+    <w:rPr>
+      <w:rFonts w:cs="Symbol"/>
+    </w:rPr>
+  </w:style>
+  <w:style w:type="character" w:customStyle="1" w:styleId="ListLabel48">
+    <w:name w:val="ListLabel 48"/>
+    <w:qFormat/>
+    <w:rPr>
+      <w:rFonts w:cs="Courier New"/>
+    </w:rPr>
+  </w:style>
+  <w:style w:type="character" w:customStyle="1" w:styleId="ListLabel49">
+    <w:name w:val="ListLabel 49"/>
+    <w:qFormat/>
+    <w:rPr>
+      <w:rFonts w:cs="Wingdings"/>
+    </w:rPr>
+  </w:style>
+  <w:style w:type="character" w:customStyle="1" w:styleId="ListLabel50">
+    <w:name w:val="ListLabel 50"/>
+    <w:qFormat/>
+    <w:rPr>
+      <w:rFonts w:cs="Symbol"/>
+    </w:rPr>
+  </w:style>
+  <w:style w:type="character" w:customStyle="1" w:styleId="ListLabel51">
+    <w:name w:val="ListLabel 51"/>
+    <w:qFormat/>
+    <w:rPr>
+      <w:rFonts w:cs="Courier New"/>
+    </w:rPr>
+  </w:style>
+  <w:style w:type="character" w:customStyle="1" w:styleId="ListLabel52">
+    <w:name w:val="ListLabel 52"/>
+    <w:qFormat/>
+    <w:rPr>
+      <w:rFonts w:cs="Wingdings"/>
+    </w:rPr>
+  </w:style>
+  <w:style w:type="paragraph" w:customStyle="1" w:styleId="Heading">
+    <w:name w:val="Heading"/>
+    <w:basedOn w:val="Normal"/>
+    <w:next w:val="BodyText"/>
+    <w:qFormat/>
+    <w:pPr>
+      <w:keepNext/>
+      <w:spacing w:before="240" w:after="120"/>
+    </w:pPr>
+    <w:rPr>
+      <w:rFonts w:ascii="Liberation Sans" w:eastAsia="AR PL SungtiL GB" w:hAnsi="Liberation Sans" w:cs="Lohit Devanagari"/>
+      <w:sz w:val="28"/>
+      <w:szCs w:val="28"/>
+    </w:rPr>
+  </w:style>
+  <w:style w:type="paragraph" w:styleId="BodyText">
+    <w:name w:val="Body Text"/>
+    <w:basedOn w:val="Normal"/>
+    <w:uiPriority w:val="1"/>
+    <w:qFormat/>
+    <w:pPr>
+      <w:spacing w:before="47"/>
+      <w:ind w:left="117" w:right="1415"/>
+      <w:jc w:val="both"/>
+    </w:pPr>
+    <w:rPr>
+      <w:sz w:val="21"/>
+      <w:szCs w:val="21"/>
+    </w:rPr>
+  </w:style>
+  <w:style w:type="paragraph" w:styleId="List">
+    <w:name w:val="List"/>
+    <w:basedOn w:val="BodyText"/>
+    <w:rPr>
+      <w:rFonts w:cs="Lohit Devanagari"/>
+    </w:rPr>
+  </w:style>
+  <w:style w:type="paragraph" w:styleId="Caption">
+    <w:name w:val="caption"/>
+    <w:basedOn w:val="Normal"/>
+    <w:qFormat/>
+    <w:pPr>
+      <w:suppressLineNumbers/>
+      <w:spacing w:before="120" w:after="120"/>
+    </w:pPr>
+    <w:rPr>
+      <w:rFonts w:cs="Lohit Devanagari"/>
+      <w:i/>
+      <w:iCs/>
+      <w:sz w:val="24"/>
+      <w:szCs w:val="24"/>
+    </w:rPr>
+  </w:style>
+  <w:style w:type="paragraph" w:customStyle="1" w:styleId="Index">
+    <w:name w:val="Index"/>
+    <w:basedOn w:val="Normal"/>
+    <w:qFormat/>
+    <w:pPr>
+      <w:suppressLineNumbers/>
+    </w:pPr>
+    <w:rPr>
+      <w:rFonts w:cs="Lohit Devanagari"/>
+    </w:rPr>
+  </w:style>
+  <w:style w:type="paragraph" w:styleId="ListParagraph">
+    <w:name w:val="List Paragraph"/>
+    <w:basedOn w:val="Normal"/>
+    <w:uiPriority w:val="1"/>
+    <w:qFormat/>
+    <w:pPr>
+      <w:ind w:left="751" w:hanging="635"/>
+      <w:jc w:val="both"/>
+    </w:pPr>
+  </w:style>
+  <w:style w:type="paragraph" w:customStyle="1" w:styleId="TableParagraph">
+    <w:name w:val="Table Paragraph"/>
+    <w:basedOn w:val="Normal"/>
+    <w:uiPriority w:val="1"/>
+    <w:qFormat/>
+  </w:style>
+  <w:style w:type="paragraph" w:styleId="Header">
+    <w:name w:val="header"/>
+    <w:basedOn w:val="Normal"/>
+    <w:link w:val="HeaderChar"/>
+    <w:uiPriority w:val="99"/>
+    <w:unhideWhenUsed/>
+    <w:rsid w:val="006834D6"/>
+    <w:pPr>
+      <w:tabs>
+        <w:tab w:val="center" w:pos="4680"/>
+        <w:tab w:val="right" w:pos="9360"/>
+      </w:tabs>
+    </w:pPr>
+  </w:style>
+  <w:style w:type="paragraph" w:styleId="Footer">
+    <w:name w:val="footer"/>
+    <w:basedOn w:val="Normal"/>
+    <w:link w:val="FooterChar"/>
+    <w:uiPriority w:val="99"/>
+    <w:unhideWhenUsed/>
+    <w:rsid w:val="006834D6"/>
+    <w:pPr>
+      <w:tabs>
+        <w:tab w:val="center" w:pos="4680"/>
+        <w:tab w:val="right" w:pos="9360"/>
+      </w:tabs>
+    </w:pPr>
+  </w:style>
+  <w:style w:type="paragraph" w:styleId="NormalWeb">
+    <w:name w:val="Normal (Web)"/>
+    <w:basedOn w:val="Normal"/>
+    <w:uiPriority w:val="99"/>
+    <w:semiHidden/>
+    <w:unhideWhenUsed/>
+    <w:qFormat/>
+    <w:rsid w:val="00040495"/>
+    <w:pPr>
+      <w:spacing w:beforeAutospacing="1" w:afterAutospacing="1"/>
+    </w:pPr>
+    <w:rPr>
+      <w:rFonts w:ascii="Times New Roman" w:eastAsia="Times New Roman" w:hAnsi="Times New Roman" w:cs="Times New Roman"/>
+      <w:sz w:val="24"/>
+      <w:szCs w:val="24"/>
+    </w:rPr>
+  </w:style>
   <w:style w:type="table" w:styleId="TableGrid">
     <w:name w:val="Table Grid"/>
     <w:basedOn w:val="TableNormal"/>
     <w:uiPriority w:val="39"/>
-    <w:rsid w:val="00d063e2"/>
+    <w:rsid w:val="00D063E2"/>
     <w:tblPr>
       <w:tblBorders>
-        <w:top w:val="single" w:color="auto" w:sz="4" w:space="0"/>
-        <w:left w:val="single" w:color="auto" w:sz="4" w:space="0"/>
-        <w:bottom w:val="single" w:color="auto" w:sz="4" w:space="0"/>
-        <w:right w:val="single" w:color="auto" w:sz="4" w:space="0"/>
-        <w:insideH w:val="single" w:color="auto" w:sz="4" w:space="0"/>
-        <w:insideV w:val="single" w:color="auto" w:sz="4" w:space="0"/>
+        <w:top w:val="single" w:sz="4" w:space="0" w:color="auto"/>
+        <w:left w:val="single" w:sz="4" w:space="0" w:color="auto"/>
+        <w:bottom w:val="single" w:sz="4" w:space="0" w:color="auto"/>
+        <w:right w:val="single" w:sz="4" w:space="0" w:color="auto"/>
+        <w:insideH w:val="single" w:sz="4" w:space="0" w:color="auto"/>
+        <w:insideV w:val="single" w:sz="4" w:space="0" w:color="auto"/>
       </w:tblBorders>
     </w:tblPr>
   </w:style>
@@ -2612,35 +2799,35 @@
     <w:name w:val="Plain Table 5"/>
     <w:basedOn w:val="TableNormal"/>
     <w:uiPriority w:val="45"/>
-    <w:rsid w:val="00d063e2"/>
+    <w:rsid w:val="00D063E2"/>
     <w:tblPr>
       <w:tblStyleRowBandSize w:val="1"/>
       <w:tblStyleColBandSize w:val="1"/>
     </w:tblPr>
     <w:tblStylePr w:type="firstRow">
       <w:rPr>
-        <w:rFonts w:asciiTheme="majorHAnsi" w:hAnsiTheme="majorHAnsi" w:eastAsiaTheme="majorEastAsia" w:cstheme="majorBidi"/>
+        <w:rFonts w:asciiTheme="majorHAnsi" w:eastAsiaTheme="majorEastAsia" w:hAnsiTheme="majorHAnsi" w:cstheme="majorBidi"/>
         <w:i/>
         <w:sz w:val="26"/>
       </w:rPr>
       <w:tblPr/>
       <w:tcPr>
         <w:tcBorders>
-          <w:bottom w:val="single" w:color="7F7F7F" w:themeColor="text1" w:sz="4" w:space="0"/>
+          <w:bottom w:val="single" w:sz="4" w:space="0" w:color="000000" w:themeColor="text1"/>
         </w:tcBorders>
         <w:shd w:val="clear" w:color="auto" w:fill="FFFFFF" w:themeFill="background1"/>
       </w:tcPr>
     </w:tblStylePr>
     <w:tblStylePr w:type="lastRow">
       <w:rPr>
-        <w:rFonts w:asciiTheme="majorHAnsi" w:hAnsiTheme="majorHAnsi" w:eastAsiaTheme="majorEastAsia" w:cstheme="majorBidi"/>
+        <w:rFonts w:asciiTheme="majorHAnsi" w:eastAsiaTheme="majorEastAsia" w:hAnsiTheme="majorHAnsi" w:cstheme="majorBidi"/>
         <w:i/>
         <w:sz w:val="26"/>
       </w:rPr>
       <w:tblPr/>
       <w:tcPr>
         <w:tcBorders>
-          <w:top w:val="single" w:color="7F7F7F" w:themeColor="text1" w:sz="4" w:space="0"/>
+          <w:top w:val="single" w:sz="4" w:space="0" w:color="000000" w:themeColor="text1"/>
         </w:tcBorders>
         <w:shd w:val="clear" w:color="auto" w:fill="FFFFFF" w:themeFill="background1"/>
       </w:tcPr>
@@ -2650,28 +2837,28 @@
         <w:jc w:val="right"/>
       </w:pPr>
       <w:rPr>
-        <w:rFonts w:asciiTheme="majorHAnsi" w:hAnsiTheme="majorHAnsi" w:eastAsiaTheme="majorEastAsia" w:cstheme="majorBidi"/>
+        <w:rFonts w:asciiTheme="majorHAnsi" w:eastAsiaTheme="majorEastAsia" w:hAnsiTheme="majorHAnsi" w:cstheme="majorBidi"/>
         <w:i/>
         <w:sz w:val="26"/>
       </w:rPr>
       <w:tblPr/>
       <w:tcPr>
         <w:tcBorders>
-          <w:right w:val="single" w:color="7F7F7F" w:themeColor="text1" w:sz="4" w:space="0"/>
+          <w:right w:val="single" w:sz="4" w:space="0" w:color="000000" w:themeColor="text1"/>
         </w:tcBorders>
         <w:shd w:val="clear" w:color="auto" w:fill="FFFFFF" w:themeFill="background1"/>
       </w:tcPr>
     </w:tblStylePr>
     <w:tblStylePr w:type="lastCol">
       <w:rPr>
-        <w:rFonts w:asciiTheme="majorHAnsi" w:hAnsiTheme="majorHAnsi" w:eastAsiaTheme="majorEastAsia" w:cstheme="majorBidi"/>
+        <w:rFonts w:asciiTheme="majorHAnsi" w:eastAsiaTheme="majorEastAsia" w:hAnsiTheme="majorHAnsi" w:cstheme="majorBidi"/>
         <w:i/>
         <w:sz w:val="26"/>
       </w:rPr>
       <w:tblPr/>
       <w:tcPr>
         <w:tcBorders>
-          <w:left w:val="single" w:color="7F7F7F" w:themeColor="text1" w:sz="4" w:space="0"/>
+          <w:left w:val="single" w:sz="4" w:space="0" w:color="000000" w:themeColor="text1"/>
         </w:tcBorders>
         <w:shd w:val="clear" w:color="auto" w:fill="FFFFFF" w:themeFill="background1"/>
       </w:tcPr>
@@ -2679,13 +2866,13 @@
     <w:tblStylePr w:type="band1Vert">
       <w:tblPr/>
       <w:tcPr>
-        <w:shd w:val="clear" w:color="auto" w:fill="F2F2F2" w:themeFill="background1" w:themeFillShade="f2"/>
+        <w:shd w:val="clear" w:color="auto" w:fill="F2F2F2" w:themeFill="background1" w:themeFillShade="F2"/>
       </w:tcPr>
     </w:tblStylePr>
     <w:tblStylePr w:type="band1Horz">
       <w:tblPr/>
       <w:tcPr>
-        <w:shd w:val="clear" w:color="auto" w:fill="F2F2F2" w:themeFill="background1" w:themeFillShade="f2"/>
+        <w:shd w:val="clear" w:color="auto" w:fill="F2F2F2" w:themeFill="background1" w:themeFillShade="F2"/>
       </w:tcPr>
     </w:tblStylePr>
     <w:tblStylePr w:type="neCell">

--- a/budget/budget_justification_anonymized.docx
+++ b/budget/budget_justification_anonymized.docx
@@ -1,14 +1,14 @@
 
 <file path=word/document.xml><?xml version="1.0" encoding="utf-8"?>
-<w:document xmlns:wpc="http://schemas.microsoft.com/office/word/2010/wordprocessingCanvas" xmlns:cx="http://schemas.microsoft.com/office/drawing/2014/chartex" xmlns:cx1="http://schemas.microsoft.com/office/drawing/2015/9/8/chartex" xmlns:cx2="http://schemas.microsoft.com/office/drawing/2015/10/21/chartex" xmlns:cx3="http://schemas.microsoft.com/office/drawing/2016/5/9/chartex" xmlns:cx4="http://schemas.microsoft.com/office/drawing/2016/5/10/chartex" xmlns:cx5="http://schemas.microsoft.com/office/drawing/2016/5/11/chartex" xmlns:cx6="http://schemas.microsoft.com/office/drawing/2016/5/12/chartex" xmlns:cx7="http://schemas.microsoft.com/office/drawing/2016/5/13/chartex" xmlns:cx8="http://schemas.microsoft.com/office/drawing/2016/5/14/chartex" xmlns:mc="http://schemas.openxmlformats.org/markup-compatibility/2006" xmlns:aink="http://schemas.microsoft.com/office/drawing/2016/ink" xmlns:am3d="http://schemas.microsoft.com/office/drawing/2017/model3d" xmlns:o="urn:schemas-microsoft-com:office:office" xmlns:oel="http://schemas.microsoft.com/office/2019/extlst" xmlns:r="http://schemas.openxmlformats.org/officeDocument/2006/relationships" xmlns:m="http://schemas.openxmlformats.org/officeDocument/2006/math" xmlns:v="urn:schemas-microsoft-com:vml" xmlns:wp14="http://schemas.microsoft.com/office/word/2010/wordprocessingDrawing" xmlns:wp="http://schemas.openxmlformats.org/drawingml/2006/wordprocessingDrawing" xmlns:w10="urn:schemas-microsoft-com:office:word" xmlns:w="http://schemas.openxmlformats.org/wordprocessingml/2006/main" xmlns:w14="http://schemas.microsoft.com/office/word/2010/wordml" xmlns:w15="http://schemas.microsoft.com/office/word/2012/wordml" xmlns:w16cex="http://schemas.microsoft.com/office/word/2018/wordml/cex" xmlns:w16cid="http://schemas.microsoft.com/office/word/2016/wordml/cid" xmlns:w16="http://schemas.microsoft.com/office/word/2018/wordml" xmlns:w16sdtdh="http://schemas.microsoft.com/office/word/2020/wordml/sdtdatahash" xmlns:w16se="http://schemas.microsoft.com/office/word/2015/wordml/symex" xmlns:wpg="http://schemas.microsoft.com/office/word/2010/wordprocessingGroup" xmlns:wpi="http://schemas.microsoft.com/office/word/2010/wordprocessingInk" xmlns:wne="http://schemas.microsoft.com/office/word/2006/wordml" xmlns:wps="http://schemas.microsoft.com/office/word/2010/wordprocessingShape" mc:Ignorable="w14 w15 w16se w16cid w16 w16cex w16sdtdh wp14">
+<w:document xmlns:o="urn:schemas-microsoft-com:office:office" xmlns:r="http://schemas.openxmlformats.org/officeDocument/2006/relationships" xmlns:v="urn:schemas-microsoft-com:vml" xmlns:w="http://schemas.openxmlformats.org/wordprocessingml/2006/main" xmlns:w10="urn:schemas-microsoft-com:office:word" xmlns:wp="http://schemas.openxmlformats.org/drawingml/2006/wordprocessingDrawing" xmlns:wps="http://schemas.microsoft.com/office/word/2010/wordprocessingShape" xmlns:wpg="http://schemas.microsoft.com/office/word/2010/wordprocessingGroup" xmlns:mc="http://schemas.openxmlformats.org/markup-compatibility/2006" xmlns:wp14="http://schemas.microsoft.com/office/word/2010/wordprocessingDrawing" xmlns:w14="http://schemas.microsoft.com/office/word/2010/wordml" mc:Ignorable="w14 wp14">
   <w:body>
     <w:p>
       <w:pPr>
         <w:pStyle w:val="Heading1"/>
         <w:tabs>
-          <w:tab w:val="left" w:pos="572"/>
+          <w:tab w:val="left" w:pos="572" w:leader="none"/>
         </w:tabs>
-        <w:spacing w:before="97"/>
+        <w:spacing w:before="97" w:after="0"/>
         <w:ind w:left="180" w:right="1580" w:firstLine="360"/>
         <w:jc w:val="center"/>
         <w:rPr>
@@ -16,9 +16,9 @@
           <w:szCs w:val="28"/>
         </w:rPr>
       </w:pPr>
-      <w:bookmarkStart w:id="0" w:name="Goals_and_Significance"/>
-      <w:bookmarkStart w:id="1" w:name="Post%25E2%2580%2593Processing"/>
-      <w:bookmarkStart w:id="2" w:name="Budget_Justification"/>
+      <w:bookmarkStart w:id="0" w:name="Budget_Justification"/>
+      <w:bookmarkStart w:id="1" w:name="Post%2525E2%252580%252593Processing"/>
+      <w:bookmarkStart w:id="2" w:name="Goals_and_Significance"/>
       <w:bookmarkEnd w:id="0"/>
       <w:bookmarkEnd w:id="1"/>
       <w:bookmarkEnd w:id="2"/>
@@ -49,9 +49,9 @@
       <w:pPr>
         <w:pStyle w:val="Heading1"/>
         <w:tabs>
-          <w:tab w:val="left" w:pos="572"/>
+          <w:tab w:val="left" w:pos="572" w:leader="none"/>
         </w:tabs>
-        <w:spacing w:before="97"/>
+        <w:spacing w:before="97" w:after="0"/>
         <w:ind w:left="180" w:right="1580" w:firstLine="360"/>
         <w:jc w:val="center"/>
         <w:rPr>
@@ -59,11 +59,17 @@
           <w:szCs w:val="28"/>
         </w:rPr>
       </w:pPr>
+      <w:r>
+        <w:rPr>
+          <w:sz w:val="28"/>
+          <w:szCs w:val="28"/>
+        </w:rPr>
+      </w:r>
     </w:p>
     <w:p>
       <w:pPr>
-        <w:pStyle w:val="BodyText"/>
-        <w:spacing w:line="288" w:lineRule="auto"/>
+        <w:pStyle w:val="TextBody"/>
+        <w:spacing w:lineRule="auto" w:line="288"/>
         <w:ind w:left="180" w:right="1580" w:firstLine="360"/>
         <w:rPr>
           <w:color w:val="000000" w:themeColor="text1"/>
@@ -78,7 +84,21 @@
           <w:sz w:val="24"/>
           <w:szCs w:val="24"/>
         </w:rPr>
-        <w:t>The budget includes salary, benefits, travel, publication charges, and indirect costs for the host institution of the PI as well as support for one graduate.</w:t>
+        <w:t xml:space="preserve">The budget includes salary, benefits, travel, publication charges, and indirect costs for the host institution of the PI as well as support for one graduate </w:t>
+      </w:r>
+      <w:r>
+        <w:rPr>
+          <w:sz w:val="24"/>
+          <w:szCs w:val="24"/>
+        </w:rPr>
+        <w:t>student</w:t>
+      </w:r>
+      <w:r>
+        <w:rPr>
+          <w:sz w:val="24"/>
+          <w:szCs w:val="24"/>
+        </w:rPr>
+        <w:t>.</w:t>
       </w:r>
       <w:r>
         <w:rPr>
@@ -87,141 +107,22 @@
           <w:szCs w:val="24"/>
         </w:rPr>
         <w:softHyphen/>
-      </w:r>
-      <w:r>
-        <w:rPr>
-          <w:color w:val="000000" w:themeColor="text1"/>
-          <w:sz w:val="24"/>
-          <w:szCs w:val="24"/>
-        </w:rPr>
         <w:softHyphen/>
-      </w:r>
-      <w:r>
-        <w:rPr>
-          <w:color w:val="000000" w:themeColor="text1"/>
-          <w:sz w:val="24"/>
-          <w:szCs w:val="24"/>
-        </w:rPr>
         <w:softHyphen/>
-      </w:r>
-      <w:r>
-        <w:rPr>
-          <w:color w:val="000000" w:themeColor="text1"/>
-          <w:sz w:val="24"/>
-          <w:szCs w:val="24"/>
-        </w:rPr>
         <w:softHyphen/>
-      </w:r>
-      <w:r>
-        <w:rPr>
-          <w:color w:val="000000" w:themeColor="text1"/>
-          <w:sz w:val="24"/>
-          <w:szCs w:val="24"/>
-        </w:rPr>
         <w:softHyphen/>
-      </w:r>
-      <w:r>
-        <w:rPr>
-          <w:color w:val="000000" w:themeColor="text1"/>
-          <w:sz w:val="24"/>
-          <w:szCs w:val="24"/>
-        </w:rPr>
         <w:softHyphen/>
-      </w:r>
-      <w:r>
-        <w:rPr>
-          <w:color w:val="000000" w:themeColor="text1"/>
-          <w:sz w:val="24"/>
-          <w:szCs w:val="24"/>
-        </w:rPr>
         <w:softHyphen/>
-      </w:r>
-      <w:r>
-        <w:rPr>
-          <w:color w:val="000000" w:themeColor="text1"/>
-          <w:sz w:val="24"/>
-          <w:szCs w:val="24"/>
-        </w:rPr>
         <w:softHyphen/>
-      </w:r>
-      <w:r>
-        <w:rPr>
-          <w:color w:val="000000" w:themeColor="text1"/>
-          <w:sz w:val="24"/>
-          <w:szCs w:val="24"/>
-        </w:rPr>
         <w:softHyphen/>
-      </w:r>
-      <w:r>
-        <w:rPr>
-          <w:color w:val="000000" w:themeColor="text1"/>
-          <w:sz w:val="24"/>
-          <w:szCs w:val="24"/>
-        </w:rPr>
         <w:softHyphen/>
-      </w:r>
-      <w:r>
-        <w:rPr>
-          <w:color w:val="000000" w:themeColor="text1"/>
-          <w:sz w:val="24"/>
-          <w:szCs w:val="24"/>
-        </w:rPr>
         <w:softHyphen/>
-      </w:r>
-      <w:r>
-        <w:rPr>
-          <w:color w:val="000000" w:themeColor="text1"/>
-          <w:sz w:val="24"/>
-          <w:szCs w:val="24"/>
-        </w:rPr>
         <w:softHyphen/>
-      </w:r>
-      <w:r>
-        <w:rPr>
-          <w:color w:val="000000" w:themeColor="text1"/>
-          <w:sz w:val="24"/>
-          <w:szCs w:val="24"/>
-        </w:rPr>
         <w:softHyphen/>
-      </w:r>
-      <w:r>
-        <w:rPr>
-          <w:color w:val="000000" w:themeColor="text1"/>
-          <w:sz w:val="24"/>
-          <w:szCs w:val="24"/>
-        </w:rPr>
         <w:softHyphen/>
-      </w:r>
-      <w:r>
-        <w:rPr>
-          <w:color w:val="000000" w:themeColor="text1"/>
-          <w:sz w:val="24"/>
-          <w:szCs w:val="24"/>
-        </w:rPr>
         <w:softHyphen/>
-      </w:r>
-      <w:r>
-        <w:rPr>
-          <w:color w:val="000000" w:themeColor="text1"/>
-          <w:sz w:val="24"/>
-          <w:szCs w:val="24"/>
-        </w:rPr>
         <w:softHyphen/>
-      </w:r>
-      <w:r>
-        <w:rPr>
-          <w:color w:val="000000" w:themeColor="text1"/>
-          <w:sz w:val="24"/>
-          <w:szCs w:val="24"/>
-        </w:rPr>
         <w:softHyphen/>
-      </w:r>
-      <w:r>
-        <w:rPr>
-          <w:color w:val="000000" w:themeColor="text1"/>
-          <w:sz w:val="24"/>
-          <w:szCs w:val="24"/>
-        </w:rPr>
         <w:softHyphen/>
       </w:r>
     </w:p>
@@ -233,9 +134,9 @@
           <w:numId w:val="2"/>
         </w:numPr>
         <w:tabs>
-          <w:tab w:val="left" w:pos="752"/>
+          <w:tab w:val="left" w:pos="752" w:leader="none"/>
         </w:tabs>
-        <w:spacing w:before="160" w:line="238" w:lineRule="exact"/>
+        <w:spacing w:lineRule="exact" w:line="238" w:before="160" w:after="0"/>
         <w:ind w:left="180" w:right="1584" w:firstLine="360"/>
         <w:rPr>
           <w:sz w:val="24"/>
@@ -267,8 +168,8 @@
     </w:p>
     <w:p>
       <w:pPr>
-        <w:pStyle w:val="BodyText"/>
-        <w:spacing w:before="48" w:line="288" w:lineRule="auto"/>
+        <w:pStyle w:val="TextBody"/>
+        <w:spacing w:lineRule="auto" w:line="288" w:before="48" w:after="0"/>
         <w:ind w:left="180" w:right="1580" w:firstLine="360"/>
         <w:rPr>
           <w:sz w:val="24"/>
@@ -291,9 +192,9 @@
           <w:numId w:val="2"/>
         </w:numPr>
         <w:tabs>
-          <w:tab w:val="left" w:pos="931"/>
+          <w:tab w:val="left" w:pos="931" w:leader="none"/>
         </w:tabs>
-        <w:spacing w:before="160"/>
+        <w:spacing w:before="160" w:after="0"/>
         <w:ind w:left="180" w:right="1584" w:firstLine="360"/>
         <w:rPr>
           <w:sz w:val="24"/>
@@ -318,10 +219,11 @@
           <w:numId w:val="2"/>
         </w:numPr>
         <w:tabs>
-          <w:tab w:val="left" w:pos="931"/>
+          <w:tab w:val="left" w:pos="931" w:leader="none"/>
         </w:tabs>
-        <w:spacing w:before="160" w:line="360" w:lineRule="auto"/>
+        <w:spacing w:lineRule="auto" w:line="360" w:before="160" w:after="0"/>
         <w:ind w:left="180" w:right="1584" w:firstLine="360"/>
+        <w:rPr/>
       </w:pPr>
       <w:r>
         <w:rPr>
@@ -330,11 +232,11 @@
         </w:rPr>
         <w:t xml:space="preserve">PI </w:t>
       </w:r>
-      <w:bookmarkStart w:id="5" w:name="Data_Management_Plan"/>
-      <w:bookmarkStart w:id="6" w:name="Supplies"/>
+      <w:bookmarkStart w:id="5" w:name="Publication_Costs"/>
+      <w:bookmarkStart w:id="6" w:name="Photometry"/>
       <w:bookmarkStart w:id="7" w:name="Pipeline_Architecture"/>
-      <w:bookmarkStart w:id="8" w:name="Photometry"/>
-      <w:bookmarkStart w:id="9" w:name="Publication_Costs"/>
+      <w:bookmarkStart w:id="8" w:name="Supplies"/>
+      <w:bookmarkStart w:id="9" w:name="Data_Management_Plan"/>
       <w:bookmarkEnd w:id="5"/>
       <w:bookmarkEnd w:id="6"/>
       <w:bookmarkEnd w:id="7"/>
@@ -343,8 +245,8 @@
     </w:p>
     <w:p>
       <w:pPr>
-        <w:pStyle w:val="BodyText"/>
-        <w:spacing w:before="0" w:line="288" w:lineRule="auto"/>
+        <w:pStyle w:val="TextBody"/>
+        <w:spacing w:lineRule="auto" w:line="288" w:before="0" w:after="0"/>
         <w:ind w:left="180" w:right="1580" w:firstLine="360"/>
         <w:rPr>
           <w:color w:val="000000" w:themeColor="text1"/>
@@ -395,30 +297,15 @@
           <w:sz w:val="24"/>
           <w:szCs w:val="24"/>
         </w:rPr>
-        <w:t xml:space="preserve">, 1 month for each of the </w:t>
-      </w:r>
-      <w:r>
-        <w:rPr>
-          <w:color w:val="000000" w:themeColor="text1"/>
-          <w:sz w:val="24"/>
-          <w:szCs w:val="24"/>
-        </w:rPr>
-        <w:t>two</w:t>
-      </w:r>
-      <w:r>
-        <w:rPr>
-          <w:color w:val="000000" w:themeColor="text1"/>
-          <w:sz w:val="24"/>
-          <w:szCs w:val="24"/>
-        </w:rPr>
-        <w:t xml:space="preserve"> summers.</w:t>
+        <w:t>, 1 month for each of the two summers.</w:t>
       </w:r>
     </w:p>
     <w:p>
       <w:pPr>
-        <w:pStyle w:val="BodyText"/>
-        <w:spacing w:before="0" w:line="288" w:lineRule="auto"/>
+        <w:pStyle w:val="TextBody"/>
+        <w:spacing w:lineRule="auto" w:line="288" w:before="0" w:after="0"/>
         <w:ind w:left="180" w:right="1580" w:firstLine="360"/>
+        <w:rPr/>
       </w:pPr>
       <w:r>
         <w:rPr>
@@ -549,21 +436,19 @@
         </w:rPr>
         <w:t xml:space="preserve">his institution and an additional summer month of salary is provided for faculty who teach during the </w:t>
       </w:r>
-      <w:proofErr w:type="gramStart"/>
-      <w:r>
-        <w:rPr>
-          <w:sz w:val="24"/>
-          <w:szCs w:val="24"/>
-        </w:rPr>
-        <w:t>Summer</w:t>
-      </w:r>
-      <w:proofErr w:type="gramEnd"/>
-      <w:r>
-        <w:rPr>
-          <w:sz w:val="24"/>
-          <w:szCs w:val="24"/>
-        </w:rPr>
-        <w:t xml:space="preserve"> term</w:t>
+      <w:r>
+        <w:rPr>
+          <w:sz w:val="24"/>
+          <w:szCs w:val="24"/>
+        </w:rPr>
+        <w:t>s</w:t>
+      </w:r>
+      <w:r>
+        <w:rPr>
+          <w:sz w:val="24"/>
+          <w:szCs w:val="24"/>
+        </w:rPr>
+        <w:t>ummer term</w:t>
       </w:r>
       <w:r>
         <w:rPr>
@@ -582,10 +467,11 @@
           <w:numId w:val="2"/>
         </w:numPr>
         <w:tabs>
-          <w:tab w:val="left" w:pos="752"/>
+          <w:tab w:val="left" w:pos="752" w:leader="none"/>
         </w:tabs>
-        <w:spacing w:before="160" w:line="239" w:lineRule="exact"/>
+        <w:spacing w:lineRule="exact" w:line="239" w:before="160" w:after="0"/>
         <w:ind w:left="180" w:right="1584" w:firstLine="360"/>
+        <w:rPr/>
       </w:pPr>
       <w:r>
         <w:rPr>
@@ -612,9 +498,10 @@
     </w:p>
     <w:p>
       <w:pPr>
-        <w:pStyle w:val="BodyText"/>
-        <w:spacing w:before="42" w:line="288" w:lineRule="auto"/>
+        <w:pStyle w:val="TextBody"/>
+        <w:spacing w:lineRule="auto" w:line="288" w:before="42" w:after="0"/>
         <w:ind w:left="180" w:right="1580" w:firstLine="360"/>
+        <w:rPr/>
       </w:pPr>
       <w:r>
         <w:rPr>
@@ -644,45 +531,15 @@
           <w:sz w:val="24"/>
           <w:szCs w:val="24"/>
         </w:rPr>
-        <w:t xml:space="preserve">group and contributed </w:t>
-      </w:r>
-      <w:r>
-        <w:rPr>
-          <w:sz w:val="24"/>
-          <w:szCs w:val="24"/>
-        </w:rPr>
-        <w:t>significantly</w:t>
-      </w:r>
-      <w:r>
-        <w:rPr>
-          <w:sz w:val="24"/>
-          <w:szCs w:val="24"/>
-        </w:rPr>
-        <w:t xml:space="preserve"> </w:t>
-      </w:r>
-      <w:proofErr w:type="gramStart"/>
-      <w:r>
-        <w:rPr>
-          <w:sz w:val="24"/>
-          <w:szCs w:val="24"/>
-        </w:rPr>
-        <w:t>in</w:t>
-      </w:r>
-      <w:proofErr w:type="gramEnd"/>
-      <w:r>
-        <w:rPr>
-          <w:sz w:val="24"/>
-          <w:szCs w:val="24"/>
-        </w:rPr>
-        <w:t xml:space="preserve"> the preparation of this proposal. The student will be lead authors on at least two of the publications produced and a significant contributor on the other two.</w:t>
+        <w:t>group and contributed significantly in the preparation of this proposal. The student will be lead authors on at least two of the publications produced and a significant contributor on the other two.</w:t>
       </w:r>
       <w:bookmarkStart w:id="10" w:name="High_Precision_Photometry_Even_With_Larg"/>
       <w:bookmarkEnd w:id="10"/>
     </w:p>
     <w:p>
       <w:pPr>
-        <w:pStyle w:val="BodyText"/>
-        <w:spacing w:before="42" w:after="240" w:line="288" w:lineRule="auto"/>
+        <w:pStyle w:val="TextBody"/>
+        <w:spacing w:lineRule="auto" w:line="288" w:before="42" w:after="240"/>
         <w:ind w:left="180" w:right="1580" w:firstLine="360"/>
         <w:rPr>
           <w:sz w:val="24"/>
@@ -705,9 +562,9 @@
           <w:numId w:val="2"/>
         </w:numPr>
         <w:tabs>
-          <w:tab w:val="left" w:pos="752"/>
+          <w:tab w:val="left" w:pos="752" w:leader="none"/>
         </w:tabs>
-        <w:spacing w:before="160" w:line="240" w:lineRule="exact"/>
+        <w:spacing w:lineRule="exact" w:line="240" w:before="160" w:after="0"/>
         <w:ind w:left="180" w:right="1584" w:firstLine="360"/>
         <w:rPr>
           <w:color w:val="000000" w:themeColor="text1"/>
@@ -726,9 +583,10 @@
     </w:p>
     <w:p>
       <w:pPr>
-        <w:pStyle w:val="BodyText"/>
-        <w:spacing w:before="43" w:after="240" w:line="288" w:lineRule="auto"/>
+        <w:pStyle w:val="TextBody"/>
+        <w:spacing w:lineRule="auto" w:line="288" w:before="43" w:after="240"/>
         <w:ind w:left="180" w:right="1580" w:firstLine="360"/>
+        <w:rPr/>
       </w:pPr>
       <w:bookmarkStart w:id="11" w:name="Computational_and_Storage_Feasibility"/>
       <w:bookmarkEnd w:id="11"/>
@@ -748,9 +606,9 @@
           <w:numId w:val="2"/>
         </w:numPr>
         <w:tabs>
-          <w:tab w:val="left" w:pos="752"/>
+          <w:tab w:val="left" w:pos="752" w:leader="none"/>
         </w:tabs>
-        <w:spacing w:before="160" w:line="240" w:lineRule="exact"/>
+        <w:spacing w:lineRule="exact" w:line="240" w:before="160" w:after="0"/>
         <w:ind w:left="180" w:right="1584" w:firstLine="360"/>
         <w:rPr>
           <w:color w:val="000000" w:themeColor="text1"/>
@@ -769,8 +627,8 @@
     </w:p>
     <w:p>
       <w:pPr>
-        <w:pStyle w:val="BodyText"/>
-        <w:spacing w:before="44" w:line="264" w:lineRule="auto"/>
+        <w:pStyle w:val="TextBody"/>
+        <w:spacing w:lineRule="auto" w:line="264" w:before="44" w:after="0"/>
         <w:ind w:left="180" w:right="1580" w:firstLine="360"/>
         <w:rPr>
           <w:sz w:val="24"/>
@@ -790,21 +648,7 @@
           <w:sz w:val="24"/>
           <w:szCs w:val="24"/>
         </w:rPr>
-        <w:t xml:space="preserve">to technical conferences and meetings held domestically are anticipated to disseminate the scientific results. Based on the work plan (see project description) we include support for 1 trip to a scientific conference for each proposal participant </w:t>
-      </w:r>
-      <w:r>
-        <w:rPr>
-          <w:sz w:val="24"/>
-          <w:szCs w:val="24"/>
-        </w:rPr>
-        <w:t xml:space="preserve">each year </w:t>
-      </w:r>
-      <w:r>
-        <w:rPr>
-          <w:sz w:val="24"/>
-          <w:szCs w:val="24"/>
-        </w:rPr>
-        <w:t>for a total of four trips</w:t>
+        <w:t>to technical conferences and meetings held domestically are anticipated to disseminate the scientific results. Based on the work plan (see project description) we include support for 1 trip to a scientific conference for each proposal participant each year for a total of four trips</w:t>
       </w:r>
       <w:r>
         <w:rPr>
@@ -854,24 +698,17 @@
     </w:p>
     <w:p>
       <w:pPr>
-        <w:pStyle w:val="BodyText"/>
-        <w:spacing w:before="25" w:after="240" w:line="252" w:lineRule="auto"/>
+        <w:pStyle w:val="TextBody"/>
+        <w:spacing w:lineRule="auto" w:line="252" w:before="25" w:after="240"/>
         <w:ind w:left="180" w:right="1580" w:firstLine="360"/>
-      </w:pPr>
-      <w:r>
-        <w:rPr>
-          <w:sz w:val="24"/>
-          <w:szCs w:val="24"/>
-        </w:rPr>
-        <w:t xml:space="preserve">American Astronomical Society meeting #241 Seattle, WA 8 – 12 Jan 2023. The registration fees for the meeting were $730 for full AAS members and $365 for graduate students. Airfare to LAX Airport is $360, ground transportation was estimated at $185 </w:t>
-      </w:r>
-      <w:r>
-        <w:rPr>
-          <w:sz w:val="24"/>
-          <w:szCs w:val="24"/>
-        </w:rPr>
-        <w:lastRenderedPageBreak/>
-        <w:t>(uber). The hotel stay is $1025 total for four nights, and $25/day of per diem over four days were assumed.</w:t>
+        <w:rPr/>
+      </w:pPr>
+      <w:r>
+        <w:rPr>
+          <w:sz w:val="24"/>
+          <w:szCs w:val="24"/>
+        </w:rPr>
+        <w:t>American Astronomical Society meeting #241 Seattle, WA 8 – 12 Jan 2023. The registration fees for the meeting were $730 for full AAS members and $365 for graduate students. Airfare to LAX Airport is $360, ground transportation was estimated at $185 (uber). The hotel stay is $1025 total for four nights, and $25/day of per diem over four days were assumed.</w:t>
       </w:r>
     </w:p>
     <w:p>
@@ -882,9 +719,9 @@
           <w:numId w:val="1"/>
         </w:numPr>
         <w:tabs>
-          <w:tab w:val="left" w:pos="752"/>
+          <w:tab w:val="left" w:pos="752" w:leader="none"/>
         </w:tabs>
-        <w:spacing w:before="160"/>
+        <w:spacing w:before="160" w:after="0"/>
         <w:ind w:left="180" w:right="1584" w:firstLine="360"/>
         <w:rPr>
           <w:sz w:val="24"/>
@@ -916,9 +753,10 @@
     </w:p>
     <w:p>
       <w:pPr>
-        <w:pStyle w:val="BodyText"/>
-        <w:spacing w:after="240" w:line="271" w:lineRule="auto"/>
+        <w:pStyle w:val="TextBody"/>
+        <w:spacing w:lineRule="auto" w:line="271" w:before="47" w:after="240"/>
         <w:ind w:left="180" w:right="1580" w:firstLine="360"/>
+        <w:rPr/>
       </w:pPr>
       <w:r>
         <w:rPr>
@@ -1199,9 +1037,9 @@
           <w:numId w:val="1"/>
         </w:numPr>
         <w:tabs>
-          <w:tab w:val="left" w:pos="752"/>
+          <w:tab w:val="left" w:pos="752" w:leader="none"/>
         </w:tabs>
-        <w:spacing w:before="160"/>
+        <w:spacing w:before="160" w:after="0"/>
         <w:ind w:left="180" w:right="1584" w:firstLine="360"/>
         <w:rPr>
           <w:sz w:val="24"/>
@@ -1233,9 +1071,10 @@
     </w:p>
     <w:p>
       <w:pPr>
-        <w:pStyle w:val="BodyText"/>
-        <w:spacing w:line="288" w:lineRule="auto"/>
+        <w:pStyle w:val="TextBody"/>
+        <w:spacing w:lineRule="auto" w:line="288"/>
         <w:ind w:left="180" w:right="1580" w:firstLine="360"/>
+        <w:rPr/>
       </w:pPr>
       <w:r>
         <w:rPr>
@@ -1263,78 +1102,162 @@
       </w:r>
     </w:p>
     <w:sectPr>
-      <w:headerReference w:type="default" r:id="rId7"/>
+      <w:headerReference w:type="default" r:id="rId2"/>
+      <w:type w:val="nextPage"/>
       <w:pgSz w:w="12240" w:h="15840"/>
-      <w:pgMar w:top="1499" w:right="0" w:bottom="1921" w:left="1300" w:header="677" w:footer="0" w:gutter="0"/>
-      <w:pgNumType w:start="1"/>
-      <w:cols w:space="720"/>
-      <w:formProt w:val="0"/>
-      <w:docGrid w:linePitch="100" w:charSpace="4096"/>
+      <w:pgMar w:left="1300" w:right="0" w:header="677" w:top="1499" w:footer="0" w:bottom="1921" w:gutter="0"/>
+      <w:pgNumType w:start="1" w:fmt="decimal"/>
+      <w:formProt w:val="false"/>
+      <w:textDirection w:val="lrTb"/>
+      <w:docGrid w:type="default" w:linePitch="100" w:charSpace="4096"/>
     </w:sectPr>
   </w:body>
 </w:document>
 </file>
 
-<file path=word/endnotes.xml><?xml version="1.0" encoding="utf-8"?>
-<w:endnotes xmlns:wpc="http://schemas.microsoft.com/office/word/2010/wordprocessingCanvas" xmlns:cx="http://schemas.microsoft.com/office/drawing/2014/chartex" xmlns:cx1="http://schemas.microsoft.com/office/drawing/2015/9/8/chartex" xmlns:cx2="http://schemas.microsoft.com/office/drawing/2015/10/21/chartex" xmlns:cx3="http://schemas.microsoft.com/office/drawing/2016/5/9/chartex" xmlns:cx4="http://schemas.microsoft.com/office/drawing/2016/5/10/chartex" xmlns:cx5="http://schemas.microsoft.com/office/drawing/2016/5/11/chartex" xmlns:cx6="http://schemas.microsoft.com/office/drawing/2016/5/12/chartex" xmlns:cx7="http://schemas.microsoft.com/office/drawing/2016/5/13/chartex" xmlns:cx8="http://schemas.microsoft.com/office/drawing/2016/5/14/chartex" xmlns:mc="http://schemas.openxmlformats.org/markup-compatibility/2006" xmlns:aink="http://schemas.microsoft.com/office/drawing/2016/ink" xmlns:am3d="http://schemas.microsoft.com/office/drawing/2017/model3d" xmlns:o="urn:schemas-microsoft-com:office:office" xmlns:oel="http://schemas.microsoft.com/office/2019/extlst" xmlns:r="http://schemas.openxmlformats.org/officeDocument/2006/relationships" xmlns:m="http://schemas.openxmlformats.org/officeDocument/2006/math" xmlns:v="urn:schemas-microsoft-com:vml" xmlns:wp14="http://schemas.microsoft.com/office/word/2010/wordprocessingDrawing" xmlns:wp="http://schemas.openxmlformats.org/drawingml/2006/wordprocessingDrawing" xmlns:w10="urn:schemas-microsoft-com:office:word" xmlns:w="http://schemas.openxmlformats.org/wordprocessingml/2006/main" xmlns:w14="http://schemas.microsoft.com/office/word/2010/wordml" xmlns:w15="http://schemas.microsoft.com/office/word/2012/wordml" xmlns:w16cex="http://schemas.microsoft.com/office/word/2018/wordml/cex" xmlns:w16cid="http://schemas.microsoft.com/office/word/2016/wordml/cid" xmlns:w16="http://schemas.microsoft.com/office/word/2018/wordml" xmlns:w16sdtdh="http://schemas.microsoft.com/office/word/2020/wordml/sdtdatahash" xmlns:w16se="http://schemas.microsoft.com/office/word/2015/wordml/symex" xmlns:wpg="http://schemas.microsoft.com/office/word/2010/wordprocessingGroup" xmlns:wpi="http://schemas.microsoft.com/office/word/2010/wordprocessingInk" xmlns:wne="http://schemas.microsoft.com/office/word/2006/wordml" xmlns:wps="http://schemas.microsoft.com/office/word/2010/wordprocessingShape" mc:Ignorable="w14 w15 w16se w16cid w16 w16cex w16sdtdh wp14">
-  <w:endnote w:type="separator" w:id="-1">
-    <w:p>
-      <w:r>
-        <w:separator/>
-      </w:r>
-    </w:p>
-  </w:endnote>
-  <w:endnote w:type="continuationSeparator" w:id="0">
-    <w:p>
-      <w:r>
-        <w:continuationSeparator/>
-      </w:r>
-    </w:p>
-  </w:endnote>
-</w:endnotes>
-</file>
-
-<file path=word/footnotes.xml><?xml version="1.0" encoding="utf-8"?>
-<w:footnotes xmlns:wpc="http://schemas.microsoft.com/office/word/2010/wordprocessingCanvas" xmlns:cx="http://schemas.microsoft.com/office/drawing/2014/chartex" xmlns:cx1="http://schemas.microsoft.com/office/drawing/2015/9/8/chartex" xmlns:cx2="http://schemas.microsoft.com/office/drawing/2015/10/21/chartex" xmlns:cx3="http://schemas.microsoft.com/office/drawing/2016/5/9/chartex" xmlns:cx4="http://schemas.microsoft.com/office/drawing/2016/5/10/chartex" xmlns:cx5="http://schemas.microsoft.com/office/drawing/2016/5/11/chartex" xmlns:cx6="http://schemas.microsoft.com/office/drawing/2016/5/12/chartex" xmlns:cx7="http://schemas.microsoft.com/office/drawing/2016/5/13/chartex" xmlns:cx8="http://schemas.microsoft.com/office/drawing/2016/5/14/chartex" xmlns:mc="http://schemas.openxmlformats.org/markup-compatibility/2006" xmlns:aink="http://schemas.microsoft.com/office/drawing/2016/ink" xmlns:am3d="http://schemas.microsoft.com/office/drawing/2017/model3d" xmlns:o="urn:schemas-microsoft-com:office:office" xmlns:oel="http://schemas.microsoft.com/office/2019/extlst" xmlns:r="http://schemas.openxmlformats.org/officeDocument/2006/relationships" xmlns:m="http://schemas.openxmlformats.org/officeDocument/2006/math" xmlns:v="urn:schemas-microsoft-com:vml" xmlns:wp14="http://schemas.microsoft.com/office/word/2010/wordprocessingDrawing" xmlns:wp="http://schemas.openxmlformats.org/drawingml/2006/wordprocessingDrawing" xmlns:w10="urn:schemas-microsoft-com:office:word" xmlns:w="http://schemas.openxmlformats.org/wordprocessingml/2006/main" xmlns:w14="http://schemas.microsoft.com/office/word/2010/wordml" xmlns:w15="http://schemas.microsoft.com/office/word/2012/wordml" xmlns:w16cex="http://schemas.microsoft.com/office/word/2018/wordml/cex" xmlns:w16cid="http://schemas.microsoft.com/office/word/2016/wordml/cid" xmlns:w16="http://schemas.microsoft.com/office/word/2018/wordml" xmlns:w16sdtdh="http://schemas.microsoft.com/office/word/2020/wordml/sdtdatahash" xmlns:w16se="http://schemas.microsoft.com/office/word/2015/wordml/symex" xmlns:wpg="http://schemas.microsoft.com/office/word/2010/wordprocessingGroup" xmlns:wpi="http://schemas.microsoft.com/office/word/2010/wordprocessingInk" xmlns:wne="http://schemas.microsoft.com/office/word/2006/wordml" xmlns:wps="http://schemas.microsoft.com/office/word/2010/wordprocessingShape" mc:Ignorable="w14 w15 w16se w16cid w16 w16cex w16sdtdh wp14">
-  <w:footnote w:type="separator" w:id="-1">
-    <w:p>
-      <w:r>
-        <w:separator/>
-      </w:r>
-    </w:p>
-  </w:footnote>
-  <w:footnote w:type="continuationSeparator" w:id="0">
-    <w:p>
-      <w:r>
-        <w:continuationSeparator/>
-      </w:r>
-    </w:p>
-  </w:footnote>
-</w:footnotes>
-</file>
-
 <file path=word/header1.xml><?xml version="1.0" encoding="utf-8"?>
-<w:hdr xmlns:wpc="http://schemas.microsoft.com/office/word/2010/wordprocessingCanvas" xmlns:cx="http://schemas.microsoft.com/office/drawing/2014/chartex" xmlns:cx1="http://schemas.microsoft.com/office/drawing/2015/9/8/chartex" xmlns:cx2="http://schemas.microsoft.com/office/drawing/2015/10/21/chartex" xmlns:cx3="http://schemas.microsoft.com/office/drawing/2016/5/9/chartex" xmlns:cx4="http://schemas.microsoft.com/office/drawing/2016/5/10/chartex" xmlns:cx5="http://schemas.microsoft.com/office/drawing/2016/5/11/chartex" xmlns:cx6="http://schemas.microsoft.com/office/drawing/2016/5/12/chartex" xmlns:cx7="http://schemas.microsoft.com/office/drawing/2016/5/13/chartex" xmlns:cx8="http://schemas.microsoft.com/office/drawing/2016/5/14/chartex" xmlns:mc="http://schemas.openxmlformats.org/markup-compatibility/2006" xmlns:aink="http://schemas.microsoft.com/office/drawing/2016/ink" xmlns:am3d="http://schemas.microsoft.com/office/drawing/2017/model3d" xmlns:o="urn:schemas-microsoft-com:office:office" xmlns:oel="http://schemas.microsoft.com/office/2019/extlst" xmlns:r="http://schemas.openxmlformats.org/officeDocument/2006/relationships" xmlns:m="http://schemas.openxmlformats.org/officeDocument/2006/math" xmlns:v="urn:schemas-microsoft-com:vml" xmlns:wp14="http://schemas.microsoft.com/office/word/2010/wordprocessingDrawing" xmlns:wp="http://schemas.openxmlformats.org/drawingml/2006/wordprocessingDrawing" xmlns:w10="urn:schemas-microsoft-com:office:word" xmlns:w="http://schemas.openxmlformats.org/wordprocessingml/2006/main" xmlns:w14="http://schemas.microsoft.com/office/word/2010/wordml" xmlns:w15="http://schemas.microsoft.com/office/word/2012/wordml" xmlns:w16cex="http://schemas.microsoft.com/office/word/2018/wordml/cex" xmlns:w16cid="http://schemas.microsoft.com/office/word/2016/wordml/cid" xmlns:w16="http://schemas.microsoft.com/office/word/2018/wordml" xmlns:w16sdtdh="http://schemas.microsoft.com/office/word/2020/wordml/sdtdatahash" xmlns:w16se="http://schemas.microsoft.com/office/word/2015/wordml/symex" xmlns:wpg="http://schemas.microsoft.com/office/word/2010/wordprocessingGroup" xmlns:wpi="http://schemas.microsoft.com/office/word/2010/wordprocessingInk" xmlns:wne="http://schemas.microsoft.com/office/word/2006/wordml" xmlns:wps="http://schemas.microsoft.com/office/word/2010/wordprocessingShape" mc:Ignorable="w14 w15 w16se w16cid w16 w16cex w16sdtdh wp14">
+<w:hdr xmlns:o="urn:schemas-microsoft-com:office:office" xmlns:r="http://schemas.openxmlformats.org/officeDocument/2006/relationships" xmlns:v="urn:schemas-microsoft-com:vml" xmlns:w="http://schemas.openxmlformats.org/wordprocessingml/2006/main" xmlns:w10="urn:schemas-microsoft-com:office:word" xmlns:wp="http://schemas.openxmlformats.org/drawingml/2006/wordprocessingDrawing" xmlns:wps="http://schemas.microsoft.com/office/word/2010/wordprocessingShape" xmlns:wpg="http://schemas.microsoft.com/office/word/2010/wordprocessingGroup" xmlns:mc="http://schemas.openxmlformats.org/markup-compatibility/2006" xmlns:wp14="http://schemas.microsoft.com/office/word/2010/wordprocessingDrawing" xmlns:w14="http://schemas.microsoft.com/office/word/2010/wordml" mc:Ignorable="w14 wp14">
   <w:p>
     <w:pPr>
-      <w:pStyle w:val="BodyText"/>
-      <w:spacing w:before="0" w:line="9" w:lineRule="auto"/>
-      <w:ind w:left="0" w:right="0"/>
+      <w:pStyle w:val="TextBody"/>
+      <w:spacing w:lineRule="auto" w:line="7" w:before="0" w:after="0"/>
+      <w:ind w:left="0" w:right="0" w:hanging="0"/>
       <w:jc w:val="left"/>
       <w:rPr>
         <w:sz w:val="20"/>
       </w:rPr>
     </w:pPr>
+    <w:r>
+      <w:rPr>
+        <w:sz w:val="20"/>
+      </w:rPr>
+    </w:r>
   </w:p>
 </w:hdr>
 </file>
 
 <file path=word/numbering.xml><?xml version="1.0" encoding="utf-8"?>
-<w:numbering xmlns:wpc="http://schemas.microsoft.com/office/word/2010/wordprocessingCanvas" xmlns:cx="http://schemas.microsoft.com/office/drawing/2014/chartex" xmlns:cx1="http://schemas.microsoft.com/office/drawing/2015/9/8/chartex" xmlns:cx2="http://schemas.microsoft.com/office/drawing/2015/10/21/chartex" xmlns:cx3="http://schemas.microsoft.com/office/drawing/2016/5/9/chartex" xmlns:cx4="http://schemas.microsoft.com/office/drawing/2016/5/10/chartex" xmlns:cx5="http://schemas.microsoft.com/office/drawing/2016/5/11/chartex" xmlns:cx6="http://schemas.microsoft.com/office/drawing/2016/5/12/chartex" xmlns:cx7="http://schemas.microsoft.com/office/drawing/2016/5/13/chartex" xmlns:cx8="http://schemas.microsoft.com/office/drawing/2016/5/14/chartex" xmlns:mc="http://schemas.openxmlformats.org/markup-compatibility/2006" xmlns:aink="http://schemas.microsoft.com/office/drawing/2016/ink" xmlns:am3d="http://schemas.microsoft.com/office/drawing/2017/model3d" xmlns:o="urn:schemas-microsoft-com:office:office" xmlns:oel="http://schemas.microsoft.com/office/2019/extlst" xmlns:r="http://schemas.openxmlformats.org/officeDocument/2006/relationships" xmlns:m="http://schemas.openxmlformats.org/officeDocument/2006/math" xmlns:v="urn:schemas-microsoft-com:vml" xmlns:wp14="http://schemas.microsoft.com/office/word/2010/wordprocessingDrawing" xmlns:wp="http://schemas.openxmlformats.org/drawingml/2006/wordprocessingDrawing" xmlns:w10="urn:schemas-microsoft-com:office:word" xmlns:w="http://schemas.openxmlformats.org/wordprocessingml/2006/main" xmlns:w14="http://schemas.microsoft.com/office/word/2010/wordml" xmlns:w15="http://schemas.microsoft.com/office/word/2012/wordml" xmlns:w16cex="http://schemas.microsoft.com/office/word/2018/wordml/cex" xmlns:w16cid="http://schemas.microsoft.com/office/word/2016/wordml/cid" xmlns:w16="http://schemas.microsoft.com/office/word/2018/wordml" xmlns:w16sdtdh="http://schemas.microsoft.com/office/word/2020/wordml/sdtdatahash" xmlns:w16se="http://schemas.microsoft.com/office/word/2015/wordml/symex" xmlns:wpg="http://schemas.microsoft.com/office/word/2010/wordprocessingGroup" xmlns:wpi="http://schemas.microsoft.com/office/word/2010/wordprocessingInk" xmlns:wne="http://schemas.microsoft.com/office/word/2006/wordml" xmlns:wps="http://schemas.microsoft.com/office/word/2010/wordprocessingShape" mc:Ignorable="w14 w15 w16se w16cid w16 w16cex w16sdtdh wp14">
-  <w:abstractNum w:abstractNumId="0" w15:restartNumberingAfterBreak="0">
-    <w:nsid w:val="12F2012C"/>
-    <w:multiLevelType w:val="multilevel"/>
-    <w:tmpl w:val="222EC714"/>
+<w:numbering xmlns:w="http://schemas.openxmlformats.org/wordprocessingml/2006/main" xmlns:o="urn:schemas-microsoft-com:office:office" xmlns:r="http://schemas.openxmlformats.org/officeDocument/2006/relationships" xmlns:v="urn:schemas-microsoft-com:vml">
+  <w:abstractNum w:abstractNumId="1">
+    <w:lvl w:ilvl="0">
+      <w:start w:val="4"/>
+      <w:numFmt w:val="decimal"/>
+      <w:lvlText w:val="%1"/>
+      <w:lvlJc w:val="left"/>
+      <w:pPr>
+        <w:ind w:left="751" w:hanging="634"/>
+      </w:pPr>
+    </w:lvl>
+    <w:lvl w:ilvl="1">
+      <w:start w:val="5"/>
+      <w:numFmt w:val="decimal"/>
+      <w:lvlText w:val="12.%2"/>
+      <w:lvlJc w:val="left"/>
+      <w:pPr>
+        <w:ind w:left="751" w:hanging="634"/>
+      </w:pPr>
+      <w:rPr>
+        <w:sz w:val="21"/>
+        <w:b/>
+        <w:szCs w:val="21"/>
+        <w:bCs/>
+        <w:w w:val="102"/>
+        <w:rFonts w:eastAsia="Arial" w:cs="Arial"/>
+      </w:rPr>
+    </w:lvl>
+    <w:lvl w:ilvl="2">
+      <w:start w:val="1"/>
+      <w:numFmt w:val="bullet"/>
+      <w:lvlText w:val=""/>
+      <w:lvlJc w:val="left"/>
+      <w:pPr>
+        <w:ind w:left="2796" w:hanging="634"/>
+      </w:pPr>
+      <w:rPr>
+        <w:rFonts w:ascii="Symbol" w:hAnsi="Symbol" w:cs="Symbol" w:hint="default"/>
+        <w:rFonts w:cs="Symbol"/>
+      </w:rPr>
+    </w:lvl>
+    <w:lvl w:ilvl="3">
+      <w:start w:val="1"/>
+      <w:numFmt w:val="bullet"/>
+      <w:lvlText w:val=""/>
+      <w:lvlJc w:val="left"/>
+      <w:pPr>
+        <w:ind w:left="3814" w:hanging="634"/>
+      </w:pPr>
+      <w:rPr>
+        <w:rFonts w:ascii="Symbol" w:hAnsi="Symbol" w:cs="Symbol" w:hint="default"/>
+        <w:rFonts w:cs="Symbol"/>
+      </w:rPr>
+    </w:lvl>
+    <w:lvl w:ilvl="4">
+      <w:start w:val="1"/>
+      <w:numFmt w:val="bullet"/>
+      <w:lvlText w:val=""/>
+      <w:lvlJc w:val="left"/>
+      <w:pPr>
+        <w:ind w:left="4832" w:hanging="634"/>
+      </w:pPr>
+      <w:rPr>
+        <w:rFonts w:ascii="Symbol" w:hAnsi="Symbol" w:cs="Symbol" w:hint="default"/>
+        <w:rFonts w:cs="Symbol"/>
+      </w:rPr>
+    </w:lvl>
+    <w:lvl w:ilvl="5">
+      <w:start w:val="1"/>
+      <w:numFmt w:val="bullet"/>
+      <w:lvlText w:val=""/>
+      <w:lvlJc w:val="left"/>
+      <w:pPr>
+        <w:ind w:left="5850" w:hanging="634"/>
+      </w:pPr>
+      <w:rPr>
+        <w:rFonts w:ascii="Symbol" w:hAnsi="Symbol" w:cs="Symbol" w:hint="default"/>
+        <w:rFonts w:cs="Symbol"/>
+      </w:rPr>
+    </w:lvl>
+    <w:lvl w:ilvl="6">
+      <w:start w:val="1"/>
+      <w:numFmt w:val="bullet"/>
+      <w:lvlText w:val=""/>
+      <w:lvlJc w:val="left"/>
+      <w:pPr>
+        <w:ind w:left="6868" w:hanging="634"/>
+      </w:pPr>
+      <w:rPr>
+        <w:rFonts w:ascii="Symbol" w:hAnsi="Symbol" w:cs="Symbol" w:hint="default"/>
+        <w:rFonts w:cs="Symbol"/>
+      </w:rPr>
+    </w:lvl>
+    <w:lvl w:ilvl="7">
+      <w:start w:val="1"/>
+      <w:numFmt w:val="bullet"/>
+      <w:lvlText w:val=""/>
+      <w:lvlJc w:val="left"/>
+      <w:pPr>
+        <w:ind w:left="7886" w:hanging="634"/>
+      </w:pPr>
+      <w:rPr>
+        <w:rFonts w:ascii="Symbol" w:hAnsi="Symbol" w:cs="Symbol" w:hint="default"/>
+        <w:rFonts w:cs="Symbol"/>
+      </w:rPr>
+    </w:lvl>
+    <w:lvl w:ilvl="8">
+      <w:start w:val="1"/>
+      <w:numFmt w:val="bullet"/>
+      <w:lvlText w:val=""/>
+      <w:lvlJc w:val="left"/>
+      <w:pPr>
+        <w:ind w:left="8904" w:hanging="634"/>
+      </w:pPr>
+      <w:rPr>
+        <w:rFonts w:ascii="Symbol" w:hAnsi="Symbol" w:cs="Symbol" w:hint="default"/>
+        <w:rFonts w:cs="Symbol"/>
+      </w:rPr>
+    </w:lvl>
+  </w:abstractNum>
+  <w:abstractNum w:abstractNumId="2">
     <w:lvl w:ilvl="0">
       <w:start w:val="1"/>
       <w:numFmt w:val="decimal"/>
@@ -1344,12 +1267,12 @@
         <w:ind w:left="391" w:hanging="455"/>
       </w:pPr>
       <w:rPr>
-        <w:rFonts w:eastAsia="Arial" w:cs="Arial"/>
+        <w:sz w:val="24"/>
         <w:b/>
+        <w:szCs w:val="24"/>
         <w:bCs/>
         <w:w w:val="102"/>
-        <w:sz w:val="24"/>
-        <w:szCs w:val="24"/>
+        <w:rFonts w:eastAsia="Arial" w:cs="Arial"/>
       </w:rPr>
     </w:lvl>
     <w:lvl w:ilvl="1">
@@ -1361,12 +1284,12 @@
         <w:ind w:left="571" w:hanging="634"/>
       </w:pPr>
       <w:rPr>
-        <w:rFonts w:eastAsia="Arial" w:cs="Arial"/>
+        <w:sz w:val="24"/>
         <w:b/>
+        <w:szCs w:val="24"/>
         <w:bCs/>
         <w:w w:val="102"/>
-        <w:sz w:val="24"/>
-        <w:szCs w:val="24"/>
+        <w:rFonts w:eastAsia="Arial" w:cs="Arial"/>
       </w:rPr>
     </w:lvl>
     <w:lvl w:ilvl="2">
@@ -1378,12 +1301,12 @@
         <w:ind w:left="750" w:hanging="814"/>
       </w:pPr>
       <w:rPr>
-        <w:rFonts w:eastAsia="Arial" w:cs="Arial"/>
+        <w:sz w:val="24"/>
         <w:b/>
+        <w:szCs w:val="21"/>
         <w:bCs/>
         <w:w w:val="102"/>
-        <w:sz w:val="24"/>
-        <w:szCs w:val="21"/>
+        <w:rFonts w:eastAsia="Arial" w:cs="Arial"/>
       </w:rPr>
     </w:lvl>
     <w:lvl w:ilvl="3">
@@ -1396,9 +1319,10 @@
       </w:pPr>
       <w:rPr>
         <w:rFonts w:ascii="Arial" w:hAnsi="Arial" w:cs="Arial" w:hint="default"/>
-        <w:w w:val="99"/>
         <w:sz w:val="24"/>
         <w:szCs w:val="24"/>
+        <w:w w:val="99"/>
+        <w:rFonts w:cs="Arial"/>
       </w:rPr>
     </w:lvl>
     <w:lvl w:ilvl="4">
@@ -1411,6 +1335,7 @@
       </w:pPr>
       <w:rPr>
         <w:rFonts w:ascii="Symbol" w:hAnsi="Symbol" w:cs="Symbol" w:hint="default"/>
+        <w:rFonts w:cs="Symbol"/>
       </w:rPr>
     </w:lvl>
     <w:lvl w:ilvl="5">
@@ -1423,6 +1348,7 @@
       </w:pPr>
       <w:rPr>
         <w:rFonts w:ascii="Symbol" w:hAnsi="Symbol" w:cs="Symbol" w:hint="default"/>
+        <w:rFonts w:cs="Symbol"/>
       </w:rPr>
     </w:lvl>
     <w:lvl w:ilvl="6">
@@ -1435,6 +1361,7 @@
       </w:pPr>
       <w:rPr>
         <w:rFonts w:ascii="Symbol" w:hAnsi="Symbol" w:cs="Symbol" w:hint="default"/>
+        <w:rFonts w:cs="Symbol"/>
       </w:rPr>
     </w:lvl>
     <w:lvl w:ilvl="7">
@@ -1447,6 +1374,7 @@
       </w:pPr>
       <w:rPr>
         <w:rFonts w:ascii="Symbol" w:hAnsi="Symbol" w:cs="Symbol" w:hint="default"/>
+        <w:rFonts w:cs="Symbol"/>
       </w:rPr>
     </w:lvl>
     <w:lvl w:ilvl="8">
@@ -1459,128 +1387,11 @@
       </w:pPr>
       <w:rPr>
         <w:rFonts w:ascii="Symbol" w:hAnsi="Symbol" w:cs="Symbol" w:hint="default"/>
+        <w:rFonts w:cs="Symbol"/>
       </w:rPr>
     </w:lvl>
   </w:abstractNum>
-  <w:abstractNum w:abstractNumId="1" w15:restartNumberingAfterBreak="0">
-    <w:nsid w:val="597E767B"/>
-    <w:multiLevelType w:val="multilevel"/>
-    <w:tmpl w:val="3DE85DF2"/>
-    <w:lvl w:ilvl="0">
-      <w:start w:val="4"/>
-      <w:numFmt w:val="decimal"/>
-      <w:lvlText w:val="%1"/>
-      <w:lvlJc w:val="left"/>
-      <w:pPr>
-        <w:ind w:left="751" w:hanging="634"/>
-      </w:pPr>
-    </w:lvl>
-    <w:lvl w:ilvl="1">
-      <w:start w:val="5"/>
-      <w:numFmt w:val="decimal"/>
-      <w:lvlText w:val="12.%2"/>
-      <w:lvlJc w:val="left"/>
-      <w:pPr>
-        <w:ind w:left="751" w:hanging="634"/>
-      </w:pPr>
-      <w:rPr>
-        <w:rFonts w:eastAsia="Arial" w:cs="Arial"/>
-        <w:b/>
-        <w:bCs/>
-        <w:w w:val="102"/>
-        <w:sz w:val="21"/>
-        <w:szCs w:val="21"/>
-      </w:rPr>
-    </w:lvl>
-    <w:lvl w:ilvl="2">
-      <w:start w:val="1"/>
-      <w:numFmt w:val="bullet"/>
-      <w:lvlText w:val=""/>
-      <w:lvlJc w:val="left"/>
-      <w:pPr>
-        <w:ind w:left="2796" w:hanging="634"/>
-      </w:pPr>
-      <w:rPr>
-        <w:rFonts w:ascii="Symbol" w:hAnsi="Symbol" w:cs="Symbol" w:hint="default"/>
-      </w:rPr>
-    </w:lvl>
-    <w:lvl w:ilvl="3">
-      <w:start w:val="1"/>
-      <w:numFmt w:val="bullet"/>
-      <w:lvlText w:val=""/>
-      <w:lvlJc w:val="left"/>
-      <w:pPr>
-        <w:ind w:left="3814" w:hanging="634"/>
-      </w:pPr>
-      <w:rPr>
-        <w:rFonts w:ascii="Symbol" w:hAnsi="Symbol" w:cs="Symbol" w:hint="default"/>
-      </w:rPr>
-    </w:lvl>
-    <w:lvl w:ilvl="4">
-      <w:start w:val="1"/>
-      <w:numFmt w:val="bullet"/>
-      <w:lvlText w:val=""/>
-      <w:lvlJc w:val="left"/>
-      <w:pPr>
-        <w:ind w:left="4832" w:hanging="634"/>
-      </w:pPr>
-      <w:rPr>
-        <w:rFonts w:ascii="Symbol" w:hAnsi="Symbol" w:cs="Symbol" w:hint="default"/>
-      </w:rPr>
-    </w:lvl>
-    <w:lvl w:ilvl="5">
-      <w:start w:val="1"/>
-      <w:numFmt w:val="bullet"/>
-      <w:lvlText w:val=""/>
-      <w:lvlJc w:val="left"/>
-      <w:pPr>
-        <w:ind w:left="5850" w:hanging="634"/>
-      </w:pPr>
-      <w:rPr>
-        <w:rFonts w:ascii="Symbol" w:hAnsi="Symbol" w:cs="Symbol" w:hint="default"/>
-      </w:rPr>
-    </w:lvl>
-    <w:lvl w:ilvl="6">
-      <w:start w:val="1"/>
-      <w:numFmt w:val="bullet"/>
-      <w:lvlText w:val=""/>
-      <w:lvlJc w:val="left"/>
-      <w:pPr>
-        <w:ind w:left="6868" w:hanging="634"/>
-      </w:pPr>
-      <w:rPr>
-        <w:rFonts w:ascii="Symbol" w:hAnsi="Symbol" w:cs="Symbol" w:hint="default"/>
-      </w:rPr>
-    </w:lvl>
-    <w:lvl w:ilvl="7">
-      <w:start w:val="1"/>
-      <w:numFmt w:val="bullet"/>
-      <w:lvlText w:val=""/>
-      <w:lvlJc w:val="left"/>
-      <w:pPr>
-        <w:ind w:left="7886" w:hanging="634"/>
-      </w:pPr>
-      <w:rPr>
-        <w:rFonts w:ascii="Symbol" w:hAnsi="Symbol" w:cs="Symbol" w:hint="default"/>
-      </w:rPr>
-    </w:lvl>
-    <w:lvl w:ilvl="8">
-      <w:start w:val="1"/>
-      <w:numFmt w:val="bullet"/>
-      <w:lvlText w:val=""/>
-      <w:lvlJc w:val="left"/>
-      <w:pPr>
-        <w:ind w:left="8904" w:hanging="634"/>
-      </w:pPr>
-      <w:rPr>
-        <w:rFonts w:ascii="Symbol" w:hAnsi="Symbol" w:cs="Symbol" w:hint="default"/>
-      </w:rPr>
-    </w:lvl>
-  </w:abstractNum>
-  <w:abstractNum w:abstractNumId="2" w15:restartNumberingAfterBreak="0">
-    <w:nsid w:val="6B6607EA"/>
-    <w:multiLevelType w:val="multilevel"/>
-    <w:tmpl w:val="A6325DDE"/>
+  <w:abstractNum w:abstractNumId="3">
     <w:lvl w:ilvl="0">
       <w:start w:val="1"/>
       <w:numFmt w:val="none"/>
@@ -1588,7 +1399,7 @@
       <w:lvlText w:val=""/>
       <w:lvlJc w:val="left"/>
       <w:pPr>
-        <w:ind w:left="0" w:firstLine="0"/>
+        <w:ind w:left="0" w:hanging="0"/>
       </w:pPr>
     </w:lvl>
     <w:lvl w:ilvl="1">
@@ -1598,7 +1409,7 @@
       <w:lvlText w:val=""/>
       <w:lvlJc w:val="left"/>
       <w:pPr>
-        <w:ind w:left="0" w:firstLine="0"/>
+        <w:ind w:left="0" w:hanging="0"/>
       </w:pPr>
     </w:lvl>
     <w:lvl w:ilvl="2">
@@ -1608,7 +1419,7 @@
       <w:lvlText w:val=""/>
       <w:lvlJc w:val="left"/>
       <w:pPr>
-        <w:ind w:left="0" w:firstLine="0"/>
+        <w:ind w:left="0" w:hanging="0"/>
       </w:pPr>
     </w:lvl>
     <w:lvl w:ilvl="3">
@@ -1618,7 +1429,7 @@
       <w:lvlText w:val=""/>
       <w:lvlJc w:val="left"/>
       <w:pPr>
-        <w:ind w:left="0" w:firstLine="0"/>
+        <w:ind w:left="0" w:hanging="0"/>
       </w:pPr>
     </w:lvl>
     <w:lvl w:ilvl="4">
@@ -1628,7 +1439,7 @@
       <w:lvlText w:val=""/>
       <w:lvlJc w:val="left"/>
       <w:pPr>
-        <w:ind w:left="0" w:firstLine="0"/>
+        <w:ind w:left="0" w:hanging="0"/>
       </w:pPr>
     </w:lvl>
     <w:lvl w:ilvl="5">
@@ -1638,7 +1449,7 @@
       <w:lvlText w:val=""/>
       <w:lvlJc w:val="left"/>
       <w:pPr>
-        <w:ind w:left="0" w:firstLine="0"/>
+        <w:ind w:left="0" w:hanging="0"/>
       </w:pPr>
     </w:lvl>
     <w:lvl w:ilvl="6">
@@ -1648,7 +1459,7 @@
       <w:lvlText w:val=""/>
       <w:lvlJc w:val="left"/>
       <w:pPr>
-        <w:ind w:left="0" w:firstLine="0"/>
+        <w:ind w:left="0" w:hanging="0"/>
       </w:pPr>
     </w:lvl>
     <w:lvl w:ilvl="7">
@@ -1658,7 +1469,7 @@
       <w:lvlText w:val=""/>
       <w:lvlJc w:val="left"/>
       <w:pPr>
-        <w:ind w:left="0" w:firstLine="0"/>
+        <w:ind w:left="0" w:hanging="0"/>
       </w:pPr>
     </w:lvl>
     <w:lvl w:ilvl="8">
@@ -1668,45 +1479,47 @@
       <w:lvlText w:val=""/>
       <w:lvlJc w:val="left"/>
       <w:pPr>
-        <w:ind w:left="0" w:firstLine="0"/>
+        <w:ind w:left="0" w:hanging="0"/>
       </w:pPr>
     </w:lvl>
   </w:abstractNum>
-  <w:num w:numId="1" w16cid:durableId="125242116">
+  <w:num w:numId="1">
     <w:abstractNumId w:val="1"/>
   </w:num>
-  <w:num w:numId="2" w16cid:durableId="2036535569">
-    <w:abstractNumId w:val="0"/>
+  <w:num w:numId="2">
+    <w:abstractNumId w:val="2"/>
   </w:num>
-  <w:num w:numId="3" w16cid:durableId="719597254">
-    <w:abstractNumId w:val="2"/>
+  <w:num w:numId="3">
+    <w:abstractNumId w:val="3"/>
   </w:num>
 </w:numbering>
 </file>
 
 <file path=word/styles.xml><?xml version="1.0" encoding="utf-8"?>
-<w:styles xmlns:mc="http://schemas.openxmlformats.org/markup-compatibility/2006" xmlns:r="http://schemas.openxmlformats.org/officeDocument/2006/relationships" xmlns:w="http://schemas.openxmlformats.org/wordprocessingml/2006/main" xmlns:w14="http://schemas.microsoft.com/office/word/2010/wordml" xmlns:w15="http://schemas.microsoft.com/office/word/2012/wordml" xmlns:w16cex="http://schemas.microsoft.com/office/word/2018/wordml/cex" xmlns:w16cid="http://schemas.microsoft.com/office/word/2016/wordml/cid" xmlns:w16="http://schemas.microsoft.com/office/word/2018/wordml" xmlns:w16sdtdh="http://schemas.microsoft.com/office/word/2020/wordml/sdtdatahash" xmlns:w16se="http://schemas.microsoft.com/office/word/2015/wordml/symex" mc:Ignorable="w14 w15 w16se w16cid w16 w16cex w16sdtdh">
+<w:styles xmlns:w="http://schemas.openxmlformats.org/wordprocessingml/2006/main" xmlns:w14="http://schemas.microsoft.com/office/word/2010/wordml" xmlns:mc="http://schemas.openxmlformats.org/markup-compatibility/2006" mc:Ignorable="w14">
   <w:docDefaults>
     <w:rPrDefault>
       <w:rPr>
-        <w:rFonts w:asciiTheme="minorHAnsi" w:eastAsiaTheme="minorHAnsi" w:hAnsiTheme="minorHAnsi" w:cstheme="minorBidi"/>
+        <w:rFonts w:ascii="Calibri" w:hAnsi="Calibri" w:eastAsia="Calibri" w:cs="" w:asciiTheme="minorHAnsi" w:cstheme="minorBidi" w:eastAsiaTheme="minorHAnsi" w:hAnsiTheme="minorHAnsi"/>
         <w:szCs w:val="22"/>
         <w:lang w:val="en-US" w:eastAsia="en-US" w:bidi="ar-SA"/>
       </w:rPr>
     </w:rPrDefault>
-    <w:pPrDefault/>
+    <w:pPrDefault>
+      <w:pPr/>
+    </w:pPrDefault>
   </w:docDefaults>
   <w:latentStyles w:defLockedState="0" w:defUIPriority="99" w:defSemiHidden="0" w:defUnhideWhenUsed="0" w:defQFormat="0" w:count="376">
     <w:lsdException w:name="Normal" w:uiPriority="0" w:qFormat="1"/>
     <w:lsdException w:name="heading 1" w:uiPriority="9" w:qFormat="1"/>
-    <w:lsdException w:name="heading 2" w:semiHidden="1" w:uiPriority="9" w:unhideWhenUsed="1" w:qFormat="1"/>
-    <w:lsdException w:name="heading 3" w:semiHidden="1" w:uiPriority="9" w:unhideWhenUsed="1" w:qFormat="1"/>
-    <w:lsdException w:name="heading 4" w:semiHidden="1" w:uiPriority="9" w:unhideWhenUsed="1" w:qFormat="1"/>
-    <w:lsdException w:name="heading 5" w:semiHidden="1" w:uiPriority="9" w:unhideWhenUsed="1" w:qFormat="1"/>
-    <w:lsdException w:name="heading 6" w:semiHidden="1" w:uiPriority="9" w:unhideWhenUsed="1" w:qFormat="1"/>
-    <w:lsdException w:name="heading 7" w:semiHidden="1" w:uiPriority="9" w:unhideWhenUsed="1" w:qFormat="1"/>
-    <w:lsdException w:name="heading 8" w:semiHidden="1" w:uiPriority="9" w:unhideWhenUsed="1" w:qFormat="1"/>
-    <w:lsdException w:name="heading 9" w:semiHidden="1" w:uiPriority="9" w:unhideWhenUsed="1" w:qFormat="1"/>
+    <w:lsdException w:name="heading 2" w:uiPriority="9" w:semiHidden="1" w:unhideWhenUsed="1" w:qFormat="1"/>
+    <w:lsdException w:name="heading 3" w:uiPriority="9" w:semiHidden="1" w:unhideWhenUsed="1" w:qFormat="1"/>
+    <w:lsdException w:name="heading 4" w:uiPriority="9" w:semiHidden="1" w:unhideWhenUsed="1" w:qFormat="1"/>
+    <w:lsdException w:name="heading 5" w:uiPriority="9" w:semiHidden="1" w:unhideWhenUsed="1" w:qFormat="1"/>
+    <w:lsdException w:name="heading 6" w:uiPriority="9" w:semiHidden="1" w:unhideWhenUsed="1" w:qFormat="1"/>
+    <w:lsdException w:name="heading 7" w:uiPriority="9" w:semiHidden="1" w:unhideWhenUsed="1" w:qFormat="1"/>
+    <w:lsdException w:name="heading 8" w:uiPriority="9" w:semiHidden="1" w:unhideWhenUsed="1" w:qFormat="1"/>
+    <w:lsdException w:name="heading 9" w:uiPriority="9" w:semiHidden="1" w:unhideWhenUsed="1" w:qFormat="1"/>
     <w:lsdException w:name="index 1" w:semiHidden="1" w:unhideWhenUsed="1"/>
     <w:lsdException w:name="index 2" w:semiHidden="1" w:unhideWhenUsed="1"/>
     <w:lsdException w:name="index 3" w:semiHidden="1" w:unhideWhenUsed="1"/>
@@ -1716,22 +1529,22 @@
     <w:lsdException w:name="index 7" w:semiHidden="1" w:unhideWhenUsed="1"/>
     <w:lsdException w:name="index 8" w:semiHidden="1" w:unhideWhenUsed="1"/>
     <w:lsdException w:name="index 9" w:semiHidden="1" w:unhideWhenUsed="1"/>
-    <w:lsdException w:name="toc 1" w:semiHidden="1" w:uiPriority="39" w:unhideWhenUsed="1"/>
-    <w:lsdException w:name="toc 2" w:semiHidden="1" w:uiPriority="39" w:unhideWhenUsed="1"/>
-    <w:lsdException w:name="toc 3" w:semiHidden="1" w:uiPriority="39" w:unhideWhenUsed="1"/>
-    <w:lsdException w:name="toc 4" w:semiHidden="1" w:uiPriority="39" w:unhideWhenUsed="1"/>
-    <w:lsdException w:name="toc 5" w:semiHidden="1" w:uiPriority="39" w:unhideWhenUsed="1"/>
-    <w:lsdException w:name="toc 6" w:semiHidden="1" w:uiPriority="39" w:unhideWhenUsed="1"/>
-    <w:lsdException w:name="toc 7" w:semiHidden="1" w:uiPriority="39" w:unhideWhenUsed="1"/>
-    <w:lsdException w:name="toc 8" w:semiHidden="1" w:uiPriority="39" w:unhideWhenUsed="1"/>
-    <w:lsdException w:name="toc 9" w:semiHidden="1" w:uiPriority="39" w:unhideWhenUsed="1"/>
+    <w:lsdException w:name="toc 1" w:uiPriority="39" w:semiHidden="1" w:unhideWhenUsed="1"/>
+    <w:lsdException w:name="toc 2" w:uiPriority="39" w:semiHidden="1" w:unhideWhenUsed="1"/>
+    <w:lsdException w:name="toc 3" w:uiPriority="39" w:semiHidden="1" w:unhideWhenUsed="1"/>
+    <w:lsdException w:name="toc 4" w:uiPriority="39" w:semiHidden="1" w:unhideWhenUsed="1"/>
+    <w:lsdException w:name="toc 5" w:uiPriority="39" w:semiHidden="1" w:unhideWhenUsed="1"/>
+    <w:lsdException w:name="toc 6" w:uiPriority="39" w:semiHidden="1" w:unhideWhenUsed="1"/>
+    <w:lsdException w:name="toc 7" w:uiPriority="39" w:semiHidden="1" w:unhideWhenUsed="1"/>
+    <w:lsdException w:name="toc 8" w:uiPriority="39" w:semiHidden="1" w:unhideWhenUsed="1"/>
+    <w:lsdException w:name="toc 9" w:uiPriority="39" w:semiHidden="1" w:unhideWhenUsed="1"/>
     <w:lsdException w:name="Normal Indent" w:semiHidden="1" w:unhideWhenUsed="1"/>
     <w:lsdException w:name="footnote text" w:semiHidden="1" w:unhideWhenUsed="1"/>
     <w:lsdException w:name="annotation text" w:semiHidden="1" w:unhideWhenUsed="1"/>
     <w:lsdException w:name="header" w:semiHidden="1" w:unhideWhenUsed="1"/>
     <w:lsdException w:name="footer" w:semiHidden="1" w:unhideWhenUsed="1"/>
     <w:lsdException w:name="index heading" w:semiHidden="1" w:unhideWhenUsed="1"/>
-    <w:lsdException w:name="caption" w:semiHidden="1" w:uiPriority="35" w:unhideWhenUsed="1" w:qFormat="1"/>
+    <w:lsdException w:name="caption" w:uiPriority="35" w:semiHidden="1" w:unhideWhenUsed="1" w:qFormat="1"/>
     <w:lsdException w:name="table of figures" w:semiHidden="1" w:unhideWhenUsed="1"/>
     <w:lsdException w:name="envelope address" w:semiHidden="1" w:unhideWhenUsed="1"/>
     <w:lsdException w:name="envelope return" w:semiHidden="1" w:unhideWhenUsed="1"/>
@@ -1762,7 +1575,7 @@
     <w:lsdException w:name="Title" w:uiPriority="10" w:qFormat="1"/>
     <w:lsdException w:name="Closing" w:semiHidden="1" w:unhideWhenUsed="1"/>
     <w:lsdException w:name="Signature" w:semiHidden="1" w:unhideWhenUsed="1"/>
-    <w:lsdException w:name="Default Paragraph Font" w:semiHidden="1" w:uiPriority="1" w:unhideWhenUsed="1"/>
+    <w:lsdException w:name="Default Paragraph Font" w:uiPriority="1" w:semiHidden="1" w:unhideWhenUsed="1"/>
     <w:lsdException w:name="Body Text" w:semiHidden="1" w:unhideWhenUsed="1"/>
     <w:lsdException w:name="Body Text Indent" w:semiHidden="1" w:unhideWhenUsed="1"/>
     <w:lsdException w:name="List Continue" w:semiHidden="1" w:unhideWhenUsed="1"/>
@@ -1962,8 +1775,8 @@
     <w:lsdException w:name="Subtle Reference" w:uiPriority="31" w:qFormat="1"/>
     <w:lsdException w:name="Intense Reference" w:uiPriority="32" w:qFormat="1"/>
     <w:lsdException w:name="Book Title" w:uiPriority="33" w:qFormat="1"/>
-    <w:lsdException w:name="Bibliography" w:semiHidden="1" w:uiPriority="37" w:unhideWhenUsed="1"/>
-    <w:lsdException w:name="TOC Heading" w:semiHidden="1" w:uiPriority="39" w:unhideWhenUsed="1" w:qFormat="1"/>
+    <w:lsdException w:name="Bibliography" w:uiPriority="37" w:semiHidden="1" w:unhideWhenUsed="1"/>
+    <w:lsdException w:name="TOC Heading" w:uiPriority="39" w:semiHidden="1" w:unhideWhenUsed="1" w:qFormat="1"/>
     <w:lsdException w:name="Plain Table 1" w:uiPriority="41"/>
     <w:lsdException w:name="Plain Table 2" w:uiPriority="42"/>
     <w:lsdException w:name="Plain Table 3" w:uiPriority="43"/>
@@ -2074,17 +1887,26 @@
     <w:lsdException w:name="Unresolved Mention" w:semiHidden="1" w:unhideWhenUsed="1"/>
     <w:lsdException w:name="Smart Link" w:semiHidden="1" w:unhideWhenUsed="1"/>
   </w:latentStyles>
-  <w:style w:type="paragraph" w:default="1" w:styleId="Normal">
+  <w:style w:type="paragraph" w:styleId="Normal" w:default="1">
     <w:name w:val="Normal"/>
     <w:uiPriority w:val="1"/>
     <w:qFormat/>
-    <w:rPr>
-      <w:rFonts w:ascii="Arial" w:eastAsia="Arial" w:hAnsi="Arial" w:cs="Arial"/>
+    <w:pPr>
+      <w:widowControl/>
+      <w:bidi w:val="0"/>
+      <w:jc w:val="left"/>
+    </w:pPr>
+    <w:rPr>
+      <w:rFonts w:ascii="Arial" w:hAnsi="Arial" w:eastAsia="Arial" w:cs="Arial"/>
+      <w:color w:val="auto"/>
+      <w:kern w:val="0"/>
       <w:sz w:val="22"/>
+      <w:szCs w:val="22"/>
+      <w:lang w:val="en-US" w:eastAsia="en-US" w:bidi="ar-SA"/>
     </w:rPr>
   </w:style>
   <w:style w:type="paragraph" w:styleId="Heading1">
-    <w:name w:val="heading 1"/>
+    <w:name w:val="Heading 1"/>
     <w:basedOn w:val="Normal"/>
     <w:uiPriority w:val="1"/>
     <w:qFormat/>
@@ -2100,11 +1922,837 @@
       <w:szCs w:val="21"/>
     </w:rPr>
   </w:style>
-  <w:style w:type="character" w:default="1" w:styleId="DefaultParagraphFont">
+  <w:style w:type="character" w:styleId="DefaultParagraphFont" w:default="1">
     <w:name w:val="Default Paragraph Font"/>
     <w:uiPriority w:val="1"/>
     <w:semiHidden/>
     <w:unhideWhenUsed/>
+    <w:qFormat/>
+    <w:rPr/>
+  </w:style>
+  <w:style w:type="character" w:styleId="HeaderChar" w:customStyle="1">
+    <w:name w:val="Header Char"/>
+    <w:basedOn w:val="DefaultParagraphFont"/>
+    <w:link w:val="Header"/>
+    <w:uiPriority w:val="99"/>
+    <w:qFormat/>
+    <w:rsid w:val="006834d6"/>
+    <w:rPr>
+      <w:rFonts w:ascii="Arial" w:hAnsi="Arial" w:eastAsia="Arial" w:cs="Arial"/>
+    </w:rPr>
+  </w:style>
+  <w:style w:type="character" w:styleId="FooterChar" w:customStyle="1">
+    <w:name w:val="Footer Char"/>
+    <w:basedOn w:val="DefaultParagraphFont"/>
+    <w:link w:val="Footer"/>
+    <w:uiPriority w:val="99"/>
+    <w:qFormat/>
+    <w:rsid w:val="006834d6"/>
+    <w:rPr>
+      <w:rFonts w:ascii="Arial" w:hAnsi="Arial" w:eastAsia="Arial" w:cs="Arial"/>
+    </w:rPr>
+  </w:style>
+  <w:style w:type="character" w:styleId="Pagenumber">
+    <w:name w:val="page number"/>
+    <w:basedOn w:val="DefaultParagraphFont"/>
+    <w:uiPriority w:val="99"/>
+    <w:semiHidden/>
+    <w:unhideWhenUsed/>
+    <w:qFormat/>
+    <w:rsid w:val="009252f1"/>
+    <w:rPr/>
+  </w:style>
+  <w:style w:type="character" w:styleId="InternetLink" w:customStyle="1">
+    <w:name w:val="Internet Link"/>
+    <w:basedOn w:val="DefaultParagraphFont"/>
+    <w:uiPriority w:val="99"/>
+    <w:semiHidden/>
+    <w:unhideWhenUsed/>
+    <w:rsid w:val="000a3605"/>
+    <w:rPr>
+      <w:color w:val="0000FF"/>
+      <w:u w:val="single"/>
+    </w:rPr>
+  </w:style>
+  <w:style w:type="character" w:styleId="ListLabel1" w:customStyle="1">
+    <w:name w:val="ListLabel 1"/>
+    <w:qFormat/>
+    <w:rPr>
+      <w:rFonts w:eastAsia="Arial" w:cs="Arial"/>
+      <w:b/>
+      <w:bCs/>
+      <w:w w:val="102"/>
+      <w:sz w:val="21"/>
+      <w:szCs w:val="21"/>
+    </w:rPr>
+  </w:style>
+  <w:style w:type="character" w:styleId="ListLabel2" w:customStyle="1">
+    <w:name w:val="ListLabel 2"/>
+    <w:qFormat/>
+    <w:rPr>
+      <w:rFonts w:eastAsia="Arial" w:cs="Arial"/>
+      <w:b/>
+      <w:bCs/>
+      <w:w w:val="102"/>
+      <w:sz w:val="21"/>
+      <w:szCs w:val="21"/>
+    </w:rPr>
+  </w:style>
+  <w:style w:type="character" w:styleId="ListLabel3" w:customStyle="1">
+    <w:name w:val="ListLabel 3"/>
+    <w:qFormat/>
+    <w:rPr>
+      <w:rFonts w:eastAsia="Arial" w:cs="Arial"/>
+      <w:b/>
+      <w:bCs/>
+      <w:w w:val="102"/>
+      <w:sz w:val="21"/>
+      <w:szCs w:val="21"/>
+    </w:rPr>
+  </w:style>
+  <w:style w:type="character" w:styleId="ListLabel4" w:customStyle="1">
+    <w:name w:val="ListLabel 4"/>
+    <w:qFormat/>
+    <w:rPr>
+      <w:rFonts w:eastAsia="Arial" w:cs="Arial"/>
+      <w:b/>
+      <w:bCs/>
+      <w:w w:val="102"/>
+      <w:sz w:val="21"/>
+      <w:szCs w:val="21"/>
+    </w:rPr>
+  </w:style>
+  <w:style w:type="character" w:styleId="ListLabel5" w:customStyle="1">
+    <w:name w:val="ListLabel 5"/>
+    <w:qFormat/>
+    <w:rPr>
+      <w:rFonts w:eastAsia="Arial" w:cs="Arial"/>
+      <w:w w:val="99"/>
+      <w:sz w:val="24"/>
+      <w:szCs w:val="24"/>
+    </w:rPr>
+  </w:style>
+  <w:style w:type="character" w:styleId="ListLabel6" w:customStyle="1">
+    <w:name w:val="ListLabel 6"/>
+    <w:qFormat/>
+    <w:rPr>
+      <w:rFonts w:eastAsia="Arial" w:cs="Arial"/>
+      <w:b/>
+      <w:bCs/>
+      <w:w w:val="102"/>
+      <w:sz w:val="21"/>
+      <w:szCs w:val="21"/>
+    </w:rPr>
+  </w:style>
+  <w:style w:type="character" w:styleId="ListLabel7" w:customStyle="1">
+    <w:name w:val="ListLabel 7"/>
+    <w:qFormat/>
+    <w:rPr>
+      <w:rFonts w:eastAsia="Arial" w:cs="Arial"/>
+      <w:b/>
+      <w:bCs/>
+      <w:w w:val="102"/>
+      <w:sz w:val="21"/>
+      <w:szCs w:val="21"/>
+    </w:rPr>
+  </w:style>
+  <w:style w:type="character" w:styleId="ListLabel8" w:customStyle="1">
+    <w:name w:val="ListLabel 8"/>
+    <w:qFormat/>
+    <w:rPr>
+      <w:rFonts w:eastAsia="Arial" w:cs="Arial"/>
+      <w:b/>
+      <w:bCs/>
+      <w:w w:val="102"/>
+      <w:sz w:val="21"/>
+      <w:szCs w:val="21"/>
+    </w:rPr>
+  </w:style>
+  <w:style w:type="character" w:styleId="ListLabel9" w:customStyle="1">
+    <w:name w:val="ListLabel 9"/>
+    <w:qFormat/>
+    <w:rPr>
+      <w:rFonts w:eastAsia="Arial" w:cs="Arial"/>
+      <w:w w:val="99"/>
+      <w:sz w:val="24"/>
+      <w:szCs w:val="24"/>
+    </w:rPr>
+  </w:style>
+  <w:style w:type="character" w:styleId="ListLabel10" w:customStyle="1">
+    <w:name w:val="ListLabel 10"/>
+    <w:qFormat/>
+    <w:rPr>
+      <w:rFonts w:eastAsia="Arial" w:cs="Arial"/>
+      <w:b/>
+      <w:bCs/>
+      <w:w w:val="102"/>
+      <w:sz w:val="21"/>
+      <w:szCs w:val="21"/>
+    </w:rPr>
+  </w:style>
+  <w:style w:type="character" w:styleId="ListLabel11" w:customStyle="1">
+    <w:name w:val="ListLabel 11"/>
+    <w:qFormat/>
+    <w:rPr>
+      <w:rFonts w:eastAsia="Arial" w:cs="Arial"/>
+      <w:b/>
+      <w:bCs/>
+      <w:w w:val="102"/>
+      <w:sz w:val="21"/>
+      <w:szCs w:val="21"/>
+    </w:rPr>
+  </w:style>
+  <w:style w:type="character" w:styleId="ListLabel12" w:customStyle="1">
+    <w:name w:val="ListLabel 12"/>
+    <w:qFormat/>
+    <w:rPr>
+      <w:rFonts w:eastAsia="Arial" w:cs="Arial"/>
+      <w:b/>
+      <w:bCs/>
+      <w:w w:val="102"/>
+      <w:sz w:val="24"/>
+      <w:szCs w:val="24"/>
+    </w:rPr>
+  </w:style>
+  <w:style w:type="character" w:styleId="ListLabel13" w:customStyle="1">
+    <w:name w:val="ListLabel 13"/>
+    <w:qFormat/>
+    <w:rPr>
+      <w:rFonts w:eastAsia="Arial" w:cs="Arial"/>
+      <w:b/>
+      <w:bCs/>
+      <w:w w:val="102"/>
+      <w:sz w:val="24"/>
+      <w:szCs w:val="24"/>
+    </w:rPr>
+  </w:style>
+  <w:style w:type="character" w:styleId="ListLabel14" w:customStyle="1">
+    <w:name w:val="ListLabel 14"/>
+    <w:qFormat/>
+    <w:rPr>
+      <w:rFonts w:eastAsia="Arial" w:cs="Arial"/>
+      <w:b/>
+      <w:bCs/>
+      <w:w w:val="102"/>
+      <w:sz w:val="24"/>
+      <w:szCs w:val="21"/>
+    </w:rPr>
+  </w:style>
+  <w:style w:type="character" w:styleId="ListLabel15" w:customStyle="1">
+    <w:name w:val="ListLabel 15"/>
+    <w:qFormat/>
+    <w:rPr>
+      <w:rFonts w:eastAsia="Arial" w:cs="Arial"/>
+      <w:w w:val="99"/>
+      <w:sz w:val="24"/>
+      <w:szCs w:val="24"/>
+    </w:rPr>
+  </w:style>
+  <w:style w:type="character" w:styleId="ListLabel16" w:customStyle="1">
+    <w:name w:val="ListLabel 16"/>
+    <w:qFormat/>
+    <w:rPr>
+      <w:rFonts w:eastAsia="Arial" w:cs="Arial"/>
+      <w:b/>
+      <w:bCs/>
+      <w:w w:val="102"/>
+      <w:sz w:val="21"/>
+      <w:szCs w:val="21"/>
+    </w:rPr>
+  </w:style>
+  <w:style w:type="character" w:styleId="ListLabel17" w:customStyle="1">
+    <w:name w:val="ListLabel 17"/>
+    <w:qFormat/>
+    <w:rPr>
+      <w:rFonts w:eastAsia="Arial" w:cs="Arial"/>
+      <w:b/>
+      <w:bCs/>
+      <w:w w:val="102"/>
+      <w:sz w:val="21"/>
+      <w:szCs w:val="21"/>
+    </w:rPr>
+  </w:style>
+  <w:style w:type="character" w:styleId="ListLabel18" w:customStyle="1">
+    <w:name w:val="ListLabel 18"/>
+    <w:qFormat/>
+    <w:rPr>
+      <w:rFonts w:eastAsia="Arial" w:cs="Arial"/>
+      <w:b/>
+      <w:bCs/>
+      <w:w w:val="102"/>
+      <w:sz w:val="21"/>
+      <w:szCs w:val="21"/>
+    </w:rPr>
+  </w:style>
+  <w:style w:type="character" w:styleId="ListLabel19" w:customStyle="1">
+    <w:name w:val="ListLabel 19"/>
+    <w:qFormat/>
+    <w:rPr>
+      <w:rFonts w:eastAsia="Arial" w:cs="Arial"/>
+      <w:w w:val="99"/>
+      <w:sz w:val="24"/>
+      <w:szCs w:val="24"/>
+    </w:rPr>
+  </w:style>
+  <w:style w:type="character" w:styleId="ListLabel20" w:customStyle="1">
+    <w:name w:val="ListLabel 20"/>
+    <w:qFormat/>
+    <w:rPr>
+      <w:rFonts w:eastAsia="Arial" w:cs="Arial"/>
+      <w:b/>
+      <w:bCs/>
+      <w:w w:val="102"/>
+      <w:sz w:val="21"/>
+      <w:szCs w:val="21"/>
+    </w:rPr>
+  </w:style>
+  <w:style w:type="character" w:styleId="ListLabel21" w:customStyle="1">
+    <w:name w:val="ListLabel 21"/>
+    <w:qFormat/>
+    <w:rPr>
+      <w:rFonts w:eastAsia="Arial" w:cs="Arial"/>
+      <w:b/>
+      <w:bCs/>
+      <w:w w:val="102"/>
+      <w:sz w:val="21"/>
+      <w:szCs w:val="21"/>
+    </w:rPr>
+  </w:style>
+  <w:style w:type="character" w:styleId="ListLabel22" w:customStyle="1">
+    <w:name w:val="ListLabel 22"/>
+    <w:qFormat/>
+    <w:rPr>
+      <w:rFonts w:cs="Courier New"/>
+    </w:rPr>
+  </w:style>
+  <w:style w:type="character" w:styleId="ListLabel23" w:customStyle="1">
+    <w:name w:val="ListLabel 23"/>
+    <w:qFormat/>
+    <w:rPr>
+      <w:rFonts w:cs="Courier New"/>
+    </w:rPr>
+  </w:style>
+  <w:style w:type="character" w:styleId="ListLabel24" w:customStyle="1">
+    <w:name w:val="ListLabel 24"/>
+    <w:qFormat/>
+    <w:rPr>
+      <w:rFonts w:cs="Courier New"/>
+    </w:rPr>
+  </w:style>
+  <w:style w:type="character" w:styleId="ListLabel25" w:customStyle="1">
+    <w:name w:val="ListLabel 25"/>
+    <w:qFormat/>
+    <w:rPr>
+      <w:rFonts w:cs="Courier New"/>
+    </w:rPr>
+  </w:style>
+  <w:style w:type="character" w:styleId="ListLabel26" w:customStyle="1">
+    <w:name w:val="ListLabel 26"/>
+    <w:qFormat/>
+    <w:rPr>
+      <w:rFonts w:cs="Courier New"/>
+    </w:rPr>
+  </w:style>
+  <w:style w:type="character" w:styleId="ListLabel27" w:customStyle="1">
+    <w:name w:val="ListLabel 27"/>
+    <w:qFormat/>
+    <w:rPr>
+      <w:rFonts w:cs="Courier New"/>
+    </w:rPr>
+  </w:style>
+  <w:style w:type="character" w:styleId="ListLabel28" w:customStyle="1">
+    <w:name w:val="ListLabel 28"/>
+    <w:qFormat/>
+    <w:rPr>
+      <w:rFonts w:eastAsia="Arial" w:cs="Arial"/>
+      <w:b/>
+      <w:bCs/>
+      <w:w w:val="102"/>
+      <w:sz w:val="21"/>
+      <w:szCs w:val="21"/>
+    </w:rPr>
+  </w:style>
+  <w:style w:type="character" w:styleId="ListLabel29" w:customStyle="1">
+    <w:name w:val="ListLabel 29"/>
+    <w:qFormat/>
+    <w:rPr>
+      <w:rFonts w:cs="Symbol"/>
+    </w:rPr>
+  </w:style>
+  <w:style w:type="character" w:styleId="ListLabel30" w:customStyle="1">
+    <w:name w:val="ListLabel 30"/>
+    <w:qFormat/>
+    <w:rPr>
+      <w:rFonts w:cs="Symbol"/>
+    </w:rPr>
+  </w:style>
+  <w:style w:type="character" w:styleId="ListLabel31" w:customStyle="1">
+    <w:name w:val="ListLabel 31"/>
+    <w:qFormat/>
+    <w:rPr>
+      <w:rFonts w:cs="Symbol"/>
+    </w:rPr>
+  </w:style>
+  <w:style w:type="character" w:styleId="ListLabel32" w:customStyle="1">
+    <w:name w:val="ListLabel 32"/>
+    <w:qFormat/>
+    <w:rPr>
+      <w:rFonts w:cs="Symbol"/>
+    </w:rPr>
+  </w:style>
+  <w:style w:type="character" w:styleId="ListLabel33" w:customStyle="1">
+    <w:name w:val="ListLabel 33"/>
+    <w:qFormat/>
+    <w:rPr>
+      <w:rFonts w:cs="Symbol"/>
+    </w:rPr>
+  </w:style>
+  <w:style w:type="character" w:styleId="ListLabel34" w:customStyle="1">
+    <w:name w:val="ListLabel 34"/>
+    <w:qFormat/>
+    <w:rPr>
+      <w:rFonts w:cs="Symbol"/>
+    </w:rPr>
+  </w:style>
+  <w:style w:type="character" w:styleId="ListLabel35" w:customStyle="1">
+    <w:name w:val="ListLabel 35"/>
+    <w:qFormat/>
+    <w:rPr>
+      <w:rFonts w:cs="Symbol"/>
+    </w:rPr>
+  </w:style>
+  <w:style w:type="character" w:styleId="ListLabel36" w:customStyle="1">
+    <w:name w:val="ListLabel 36"/>
+    <w:qFormat/>
+    <w:rPr>
+      <w:rFonts w:eastAsia="Arial" w:cs="Arial"/>
+      <w:b/>
+      <w:bCs/>
+      <w:w w:val="102"/>
+      <w:sz w:val="24"/>
+      <w:szCs w:val="24"/>
+    </w:rPr>
+  </w:style>
+  <w:style w:type="character" w:styleId="ListLabel37" w:customStyle="1">
+    <w:name w:val="ListLabel 37"/>
+    <w:qFormat/>
+    <w:rPr>
+      <w:rFonts w:eastAsia="Arial" w:cs="Arial"/>
+      <w:b/>
+      <w:bCs/>
+      <w:w w:val="102"/>
+      <w:sz w:val="24"/>
+      <w:szCs w:val="24"/>
+    </w:rPr>
+  </w:style>
+  <w:style w:type="character" w:styleId="ListLabel38" w:customStyle="1">
+    <w:name w:val="ListLabel 38"/>
+    <w:qFormat/>
+    <w:rPr>
+      <w:rFonts w:eastAsia="Arial" w:cs="Arial"/>
+      <w:b/>
+      <w:bCs/>
+      <w:w w:val="102"/>
+      <w:sz w:val="24"/>
+      <w:szCs w:val="21"/>
+    </w:rPr>
+  </w:style>
+  <w:style w:type="character" w:styleId="ListLabel39" w:customStyle="1">
+    <w:name w:val="ListLabel 39"/>
+    <w:qFormat/>
+    <w:rPr>
+      <w:rFonts w:cs="Arial"/>
+      <w:w w:val="99"/>
+      <w:sz w:val="24"/>
+      <w:szCs w:val="24"/>
+    </w:rPr>
+  </w:style>
+  <w:style w:type="character" w:styleId="ListLabel40" w:customStyle="1">
+    <w:name w:val="ListLabel 40"/>
+    <w:qFormat/>
+    <w:rPr>
+      <w:rFonts w:cs="Symbol"/>
+    </w:rPr>
+  </w:style>
+  <w:style w:type="character" w:styleId="ListLabel41" w:customStyle="1">
+    <w:name w:val="ListLabel 41"/>
+    <w:qFormat/>
+    <w:rPr>
+      <w:rFonts w:cs="Symbol"/>
+    </w:rPr>
+  </w:style>
+  <w:style w:type="character" w:styleId="ListLabel42" w:customStyle="1">
+    <w:name w:val="ListLabel 42"/>
+    <w:qFormat/>
+    <w:rPr>
+      <w:rFonts w:cs="Symbol"/>
+    </w:rPr>
+  </w:style>
+  <w:style w:type="character" w:styleId="ListLabel43" w:customStyle="1">
+    <w:name w:val="ListLabel 43"/>
+    <w:qFormat/>
+    <w:rPr>
+      <w:rFonts w:cs="Symbol"/>
+    </w:rPr>
+  </w:style>
+  <w:style w:type="character" w:styleId="ListLabel44" w:customStyle="1">
+    <w:name w:val="ListLabel 44"/>
+    <w:qFormat/>
+    <w:rPr>
+      <w:rFonts w:cs="Symbol"/>
+    </w:rPr>
+  </w:style>
+  <w:style w:type="character" w:styleId="ListLabel45" w:customStyle="1">
+    <w:name w:val="ListLabel 45"/>
+    <w:qFormat/>
+    <w:rPr>
+      <w:rFonts w:cs="Courier New"/>
+    </w:rPr>
+  </w:style>
+  <w:style w:type="character" w:styleId="ListLabel46" w:customStyle="1">
+    <w:name w:val="ListLabel 46"/>
+    <w:qFormat/>
+    <w:rPr>
+      <w:rFonts w:cs="Wingdings"/>
+    </w:rPr>
+  </w:style>
+  <w:style w:type="character" w:styleId="ListLabel47" w:customStyle="1">
+    <w:name w:val="ListLabel 47"/>
+    <w:qFormat/>
+    <w:rPr>
+      <w:rFonts w:cs="Symbol"/>
+    </w:rPr>
+  </w:style>
+  <w:style w:type="character" w:styleId="ListLabel48" w:customStyle="1">
+    <w:name w:val="ListLabel 48"/>
+    <w:qFormat/>
+    <w:rPr>
+      <w:rFonts w:cs="Courier New"/>
+    </w:rPr>
+  </w:style>
+  <w:style w:type="character" w:styleId="ListLabel49" w:customStyle="1">
+    <w:name w:val="ListLabel 49"/>
+    <w:qFormat/>
+    <w:rPr>
+      <w:rFonts w:cs="Wingdings"/>
+    </w:rPr>
+  </w:style>
+  <w:style w:type="character" w:styleId="ListLabel50" w:customStyle="1">
+    <w:name w:val="ListLabel 50"/>
+    <w:qFormat/>
+    <w:rPr>
+      <w:rFonts w:cs="Symbol"/>
+    </w:rPr>
+  </w:style>
+  <w:style w:type="character" w:styleId="ListLabel51" w:customStyle="1">
+    <w:name w:val="ListLabel 51"/>
+    <w:qFormat/>
+    <w:rPr>
+      <w:rFonts w:cs="Courier New"/>
+    </w:rPr>
+  </w:style>
+  <w:style w:type="character" w:styleId="ListLabel52" w:customStyle="1">
+    <w:name w:val="ListLabel 52"/>
+    <w:qFormat/>
+    <w:rPr>
+      <w:rFonts w:cs="Wingdings"/>
+    </w:rPr>
+  </w:style>
+  <w:style w:type="character" w:styleId="ListLabel53">
+    <w:name w:val="ListLabel 53"/>
+    <w:qFormat/>
+    <w:rPr>
+      <w:rFonts w:eastAsia="Arial" w:cs="Arial"/>
+      <w:b/>
+      <w:bCs/>
+      <w:w w:val="102"/>
+      <w:sz w:val="21"/>
+      <w:szCs w:val="21"/>
+    </w:rPr>
+  </w:style>
+  <w:style w:type="character" w:styleId="ListLabel54">
+    <w:name w:val="ListLabel 54"/>
+    <w:qFormat/>
+    <w:rPr>
+      <w:rFonts w:cs="Symbol"/>
+    </w:rPr>
+  </w:style>
+  <w:style w:type="character" w:styleId="ListLabel55">
+    <w:name w:val="ListLabel 55"/>
+    <w:qFormat/>
+    <w:rPr>
+      <w:rFonts w:cs="Symbol"/>
+    </w:rPr>
+  </w:style>
+  <w:style w:type="character" w:styleId="ListLabel56">
+    <w:name w:val="ListLabel 56"/>
+    <w:qFormat/>
+    <w:rPr>
+      <w:rFonts w:cs="Symbol"/>
+    </w:rPr>
+  </w:style>
+  <w:style w:type="character" w:styleId="ListLabel57">
+    <w:name w:val="ListLabel 57"/>
+    <w:qFormat/>
+    <w:rPr>
+      <w:rFonts w:cs="Symbol"/>
+    </w:rPr>
+  </w:style>
+  <w:style w:type="character" w:styleId="ListLabel58">
+    <w:name w:val="ListLabel 58"/>
+    <w:qFormat/>
+    <w:rPr>
+      <w:rFonts w:cs="Symbol"/>
+    </w:rPr>
+  </w:style>
+  <w:style w:type="character" w:styleId="ListLabel59">
+    <w:name w:val="ListLabel 59"/>
+    <w:qFormat/>
+    <w:rPr>
+      <w:rFonts w:cs="Symbol"/>
+    </w:rPr>
+  </w:style>
+  <w:style w:type="character" w:styleId="ListLabel60">
+    <w:name w:val="ListLabel 60"/>
+    <w:qFormat/>
+    <w:rPr>
+      <w:rFonts w:cs="Symbol"/>
+    </w:rPr>
+  </w:style>
+  <w:style w:type="character" w:styleId="ListLabel61">
+    <w:name w:val="ListLabel 61"/>
+    <w:qFormat/>
+    <w:rPr>
+      <w:rFonts w:eastAsia="Arial" w:cs="Arial"/>
+      <w:b/>
+      <w:bCs/>
+      <w:w w:val="102"/>
+      <w:sz w:val="24"/>
+      <w:szCs w:val="24"/>
+    </w:rPr>
+  </w:style>
+  <w:style w:type="character" w:styleId="ListLabel62">
+    <w:name w:val="ListLabel 62"/>
+    <w:qFormat/>
+    <w:rPr>
+      <w:rFonts w:eastAsia="Arial" w:cs="Arial"/>
+      <w:b/>
+      <w:bCs/>
+      <w:w w:val="102"/>
+      <w:sz w:val="24"/>
+      <w:szCs w:val="24"/>
+    </w:rPr>
+  </w:style>
+  <w:style w:type="character" w:styleId="ListLabel63">
+    <w:name w:val="ListLabel 63"/>
+    <w:qFormat/>
+    <w:rPr>
+      <w:rFonts w:eastAsia="Arial" w:cs="Arial"/>
+      <w:b/>
+      <w:bCs/>
+      <w:w w:val="102"/>
+      <w:sz w:val="24"/>
+      <w:szCs w:val="21"/>
+    </w:rPr>
+  </w:style>
+  <w:style w:type="character" w:styleId="ListLabel64">
+    <w:name w:val="ListLabel 64"/>
+    <w:qFormat/>
+    <w:rPr>
+      <w:rFonts w:cs="Arial"/>
+      <w:w w:val="99"/>
+      <w:sz w:val="24"/>
+      <w:szCs w:val="24"/>
+    </w:rPr>
+  </w:style>
+  <w:style w:type="character" w:styleId="ListLabel65">
+    <w:name w:val="ListLabel 65"/>
+    <w:qFormat/>
+    <w:rPr>
+      <w:rFonts w:cs="Symbol"/>
+    </w:rPr>
+  </w:style>
+  <w:style w:type="character" w:styleId="ListLabel66">
+    <w:name w:val="ListLabel 66"/>
+    <w:qFormat/>
+    <w:rPr>
+      <w:rFonts w:cs="Symbol"/>
+    </w:rPr>
+  </w:style>
+  <w:style w:type="character" w:styleId="ListLabel67">
+    <w:name w:val="ListLabel 67"/>
+    <w:qFormat/>
+    <w:rPr>
+      <w:rFonts w:cs="Symbol"/>
+    </w:rPr>
+  </w:style>
+  <w:style w:type="character" w:styleId="ListLabel68">
+    <w:name w:val="ListLabel 68"/>
+    <w:qFormat/>
+    <w:rPr>
+      <w:rFonts w:cs="Symbol"/>
+    </w:rPr>
+  </w:style>
+  <w:style w:type="character" w:styleId="ListLabel69">
+    <w:name w:val="ListLabel 69"/>
+    <w:qFormat/>
+    <w:rPr>
+      <w:rFonts w:cs="Symbol"/>
+    </w:rPr>
+  </w:style>
+  <w:style w:type="paragraph" w:styleId="Heading" w:customStyle="1">
+    <w:name w:val="Heading"/>
+    <w:basedOn w:val="Normal"/>
+    <w:next w:val="TextBody"/>
+    <w:qFormat/>
+    <w:pPr>
+      <w:keepNext w:val="true"/>
+      <w:spacing w:before="240" w:after="120"/>
+    </w:pPr>
+    <w:rPr>
+      <w:rFonts w:ascii="Liberation Sans" w:hAnsi="Liberation Sans" w:eastAsia="AR PL SungtiL GB" w:cs="Lohit Devanagari"/>
+      <w:sz w:val="28"/>
+      <w:szCs w:val="28"/>
+    </w:rPr>
+  </w:style>
+  <w:style w:type="paragraph" w:styleId="TextBody">
+    <w:name w:val="Body Text"/>
+    <w:basedOn w:val="Normal"/>
+    <w:uiPriority w:val="1"/>
+    <w:qFormat/>
+    <w:pPr>
+      <w:spacing w:before="47" w:after="0"/>
+      <w:ind w:left="117" w:right="1415" w:hanging="0"/>
+      <w:jc w:val="both"/>
+    </w:pPr>
+    <w:rPr>
+      <w:sz w:val="21"/>
+      <w:szCs w:val="21"/>
+    </w:rPr>
+  </w:style>
+  <w:style w:type="paragraph" w:styleId="List">
+    <w:name w:val="List"/>
+    <w:basedOn w:val="TextBody"/>
+    <w:pPr/>
+    <w:rPr>
+      <w:rFonts w:cs="Lohit Devanagari"/>
+    </w:rPr>
+  </w:style>
+  <w:style w:type="paragraph" w:styleId="Caption">
+    <w:name w:val="Caption"/>
+    <w:basedOn w:val="Normal"/>
+    <w:qFormat/>
+    <w:pPr>
+      <w:suppressLineNumbers/>
+      <w:spacing w:before="120" w:after="120"/>
+    </w:pPr>
+    <w:rPr>
+      <w:rFonts w:cs="Lohit Devanagari"/>
+      <w:i/>
+      <w:iCs/>
+      <w:sz w:val="24"/>
+      <w:szCs w:val="24"/>
+    </w:rPr>
+  </w:style>
+  <w:style w:type="paragraph" w:styleId="Index" w:customStyle="1">
+    <w:name w:val="Index"/>
+    <w:basedOn w:val="Normal"/>
+    <w:qFormat/>
+    <w:pPr>
+      <w:suppressLineNumbers/>
+    </w:pPr>
+    <w:rPr>
+      <w:rFonts w:cs="Lohit Devanagari"/>
+    </w:rPr>
+  </w:style>
+  <w:style w:type="paragraph" w:styleId="Caption1">
+    <w:name w:val="caption"/>
+    <w:basedOn w:val="Normal"/>
+    <w:qFormat/>
+    <w:pPr>
+      <w:suppressLineNumbers/>
+      <w:spacing w:before="120" w:after="120"/>
+    </w:pPr>
+    <w:rPr>
+      <w:rFonts w:cs="Lohit Devanagari"/>
+      <w:i/>
+      <w:iCs/>
+      <w:sz w:val="24"/>
+      <w:szCs w:val="24"/>
+    </w:rPr>
+  </w:style>
+  <w:style w:type="paragraph" w:styleId="ListParagraph">
+    <w:name w:val="List Paragraph"/>
+    <w:basedOn w:val="Normal"/>
+    <w:uiPriority w:val="1"/>
+    <w:qFormat/>
+    <w:pPr>
+      <w:ind w:left="751" w:hanging="635"/>
+      <w:jc w:val="both"/>
+    </w:pPr>
+    <w:rPr/>
+  </w:style>
+  <w:style w:type="paragraph" w:styleId="TableParagraph" w:customStyle="1">
+    <w:name w:val="Table Paragraph"/>
+    <w:basedOn w:val="Normal"/>
+    <w:uiPriority w:val="1"/>
+    <w:qFormat/>
+    <w:pPr/>
+    <w:rPr/>
+  </w:style>
+  <w:style w:type="paragraph" w:styleId="Header">
+    <w:name w:val="Header"/>
+    <w:basedOn w:val="Normal"/>
+    <w:link w:val="HeaderChar"/>
+    <w:uiPriority w:val="99"/>
+    <w:unhideWhenUsed/>
+    <w:rsid w:val="006834d6"/>
+    <w:pPr>
+      <w:tabs>
+        <w:tab w:val="center" w:pos="4680" w:leader="none"/>
+        <w:tab w:val="right" w:pos="9360" w:leader="none"/>
+      </w:tabs>
+    </w:pPr>
+    <w:rPr/>
+  </w:style>
+  <w:style w:type="paragraph" w:styleId="Footer">
+    <w:name w:val="Footer"/>
+    <w:basedOn w:val="Normal"/>
+    <w:link w:val="FooterChar"/>
+    <w:uiPriority w:val="99"/>
+    <w:unhideWhenUsed/>
+    <w:rsid w:val="006834d6"/>
+    <w:pPr>
+      <w:tabs>
+        <w:tab w:val="center" w:pos="4680" w:leader="none"/>
+        <w:tab w:val="right" w:pos="9360" w:leader="none"/>
+      </w:tabs>
+    </w:pPr>
+    <w:rPr/>
+  </w:style>
+  <w:style w:type="paragraph" w:styleId="NormalWeb">
+    <w:name w:val="Normal (Web)"/>
+    <w:basedOn w:val="Normal"/>
+    <w:uiPriority w:val="99"/>
+    <w:semiHidden/>
+    <w:unhideWhenUsed/>
+    <w:qFormat/>
+    <w:rsid w:val="00040495"/>
+    <w:pPr>
+      <w:spacing w:beforeAutospacing="1" w:afterAutospacing="1"/>
+    </w:pPr>
+    <w:rPr>
+      <w:rFonts w:ascii="Times New Roman" w:hAnsi="Times New Roman" w:eastAsia="Times New Roman" w:cs="Times New Roman"/>
+      <w:sz w:val="24"/>
+      <w:szCs w:val="24"/>
+    </w:rPr>
+  </w:style>
+  <w:style w:type="numbering" w:styleId="NoList" w:default="1">
+    <w:name w:val="No List"/>
+    <w:uiPriority w:val="99"/>
+    <w:semiHidden/>
+    <w:unhideWhenUsed/>
+    <w:qFormat/>
   </w:style>
   <w:style w:type="table" w:default="1" w:styleId="TableNormal">
     <w:name w:val="Normal Table"/>
@@ -2121,677 +2769,19 @@
       </w:tblCellMar>
     </w:tblPr>
   </w:style>
-  <w:style w:type="numbering" w:default="1" w:styleId="NoList">
-    <w:name w:val="No List"/>
-    <w:uiPriority w:val="99"/>
-    <w:semiHidden/>
-    <w:unhideWhenUsed/>
-  </w:style>
-  <w:style w:type="character" w:customStyle="1" w:styleId="HeaderChar">
-    <w:name w:val="Header Char"/>
-    <w:basedOn w:val="DefaultParagraphFont"/>
-    <w:link w:val="Header"/>
-    <w:uiPriority w:val="99"/>
-    <w:qFormat/>
-    <w:rsid w:val="006834D6"/>
-    <w:rPr>
-      <w:rFonts w:ascii="Arial" w:eastAsia="Arial" w:hAnsi="Arial" w:cs="Arial"/>
-    </w:rPr>
-  </w:style>
-  <w:style w:type="character" w:customStyle="1" w:styleId="FooterChar">
-    <w:name w:val="Footer Char"/>
-    <w:basedOn w:val="DefaultParagraphFont"/>
-    <w:link w:val="Footer"/>
-    <w:uiPriority w:val="99"/>
-    <w:qFormat/>
-    <w:rsid w:val="006834D6"/>
-    <w:rPr>
-      <w:rFonts w:ascii="Arial" w:eastAsia="Arial" w:hAnsi="Arial" w:cs="Arial"/>
-    </w:rPr>
-  </w:style>
-  <w:style w:type="character" w:styleId="PageNumber">
-    <w:name w:val="page number"/>
-    <w:basedOn w:val="DefaultParagraphFont"/>
-    <w:uiPriority w:val="99"/>
-    <w:semiHidden/>
-    <w:unhideWhenUsed/>
-    <w:qFormat/>
-    <w:rsid w:val="009252F1"/>
-  </w:style>
-  <w:style w:type="character" w:customStyle="1" w:styleId="InternetLink">
-    <w:name w:val="Internet Link"/>
-    <w:basedOn w:val="DefaultParagraphFont"/>
-    <w:uiPriority w:val="99"/>
-    <w:semiHidden/>
-    <w:unhideWhenUsed/>
-    <w:rsid w:val="000A3605"/>
-    <w:rPr>
-      <w:color w:val="0000FF"/>
-      <w:u w:val="single"/>
-    </w:rPr>
-  </w:style>
-  <w:style w:type="character" w:customStyle="1" w:styleId="ListLabel1">
-    <w:name w:val="ListLabel 1"/>
-    <w:qFormat/>
-    <w:rPr>
-      <w:rFonts w:eastAsia="Arial" w:cs="Arial"/>
-      <w:b/>
-      <w:bCs/>
-      <w:w w:val="102"/>
-      <w:sz w:val="21"/>
-      <w:szCs w:val="21"/>
-    </w:rPr>
-  </w:style>
-  <w:style w:type="character" w:customStyle="1" w:styleId="ListLabel2">
-    <w:name w:val="ListLabel 2"/>
-    <w:qFormat/>
-    <w:rPr>
-      <w:rFonts w:eastAsia="Arial" w:cs="Arial"/>
-      <w:b/>
-      <w:bCs/>
-      <w:w w:val="102"/>
-      <w:sz w:val="21"/>
-      <w:szCs w:val="21"/>
-    </w:rPr>
-  </w:style>
-  <w:style w:type="character" w:customStyle="1" w:styleId="ListLabel3">
-    <w:name w:val="ListLabel 3"/>
-    <w:qFormat/>
-    <w:rPr>
-      <w:rFonts w:eastAsia="Arial" w:cs="Arial"/>
-      <w:b/>
-      <w:bCs/>
-      <w:w w:val="102"/>
-      <w:sz w:val="21"/>
-      <w:szCs w:val="21"/>
-    </w:rPr>
-  </w:style>
-  <w:style w:type="character" w:customStyle="1" w:styleId="ListLabel4">
-    <w:name w:val="ListLabel 4"/>
-    <w:qFormat/>
-    <w:rPr>
-      <w:rFonts w:eastAsia="Arial" w:cs="Arial"/>
-      <w:b/>
-      <w:bCs/>
-      <w:w w:val="102"/>
-      <w:sz w:val="21"/>
-      <w:szCs w:val="21"/>
-    </w:rPr>
-  </w:style>
-  <w:style w:type="character" w:customStyle="1" w:styleId="ListLabel5">
-    <w:name w:val="ListLabel 5"/>
-    <w:qFormat/>
-    <w:rPr>
-      <w:rFonts w:eastAsia="Arial" w:cs="Arial"/>
-      <w:w w:val="99"/>
-      <w:sz w:val="24"/>
-      <w:szCs w:val="24"/>
-    </w:rPr>
-  </w:style>
-  <w:style w:type="character" w:customStyle="1" w:styleId="ListLabel6">
-    <w:name w:val="ListLabel 6"/>
-    <w:qFormat/>
-    <w:rPr>
-      <w:rFonts w:eastAsia="Arial" w:cs="Arial"/>
-      <w:b/>
-      <w:bCs/>
-      <w:w w:val="102"/>
-      <w:sz w:val="21"/>
-      <w:szCs w:val="21"/>
-    </w:rPr>
-  </w:style>
-  <w:style w:type="character" w:customStyle="1" w:styleId="ListLabel7">
-    <w:name w:val="ListLabel 7"/>
-    <w:qFormat/>
-    <w:rPr>
-      <w:rFonts w:eastAsia="Arial" w:cs="Arial"/>
-      <w:b/>
-      <w:bCs/>
-      <w:w w:val="102"/>
-      <w:sz w:val="21"/>
-      <w:szCs w:val="21"/>
-    </w:rPr>
-  </w:style>
-  <w:style w:type="character" w:customStyle="1" w:styleId="ListLabel8">
-    <w:name w:val="ListLabel 8"/>
-    <w:qFormat/>
-    <w:rPr>
-      <w:rFonts w:eastAsia="Arial" w:cs="Arial"/>
-      <w:b/>
-      <w:bCs/>
-      <w:w w:val="102"/>
-      <w:sz w:val="21"/>
-      <w:szCs w:val="21"/>
-    </w:rPr>
-  </w:style>
-  <w:style w:type="character" w:customStyle="1" w:styleId="ListLabel9">
-    <w:name w:val="ListLabel 9"/>
-    <w:qFormat/>
-    <w:rPr>
-      <w:rFonts w:eastAsia="Arial" w:cs="Arial"/>
-      <w:w w:val="99"/>
-      <w:sz w:val="24"/>
-      <w:szCs w:val="24"/>
-    </w:rPr>
-  </w:style>
-  <w:style w:type="character" w:customStyle="1" w:styleId="ListLabel10">
-    <w:name w:val="ListLabel 10"/>
-    <w:qFormat/>
-    <w:rPr>
-      <w:rFonts w:eastAsia="Arial" w:cs="Arial"/>
-      <w:b/>
-      <w:bCs/>
-      <w:w w:val="102"/>
-      <w:sz w:val="21"/>
-      <w:szCs w:val="21"/>
-    </w:rPr>
-  </w:style>
-  <w:style w:type="character" w:customStyle="1" w:styleId="ListLabel11">
-    <w:name w:val="ListLabel 11"/>
-    <w:qFormat/>
-    <w:rPr>
-      <w:rFonts w:eastAsia="Arial" w:cs="Arial"/>
-      <w:b/>
-      <w:bCs/>
-      <w:w w:val="102"/>
-      <w:sz w:val="21"/>
-      <w:szCs w:val="21"/>
-    </w:rPr>
-  </w:style>
-  <w:style w:type="character" w:customStyle="1" w:styleId="ListLabel12">
-    <w:name w:val="ListLabel 12"/>
-    <w:qFormat/>
-    <w:rPr>
-      <w:rFonts w:eastAsia="Arial" w:cs="Arial"/>
-      <w:b/>
-      <w:bCs/>
-      <w:w w:val="102"/>
-      <w:sz w:val="24"/>
-      <w:szCs w:val="24"/>
-    </w:rPr>
-  </w:style>
-  <w:style w:type="character" w:customStyle="1" w:styleId="ListLabel13">
-    <w:name w:val="ListLabel 13"/>
-    <w:qFormat/>
-    <w:rPr>
-      <w:rFonts w:eastAsia="Arial" w:cs="Arial"/>
-      <w:b/>
-      <w:bCs/>
-      <w:w w:val="102"/>
-      <w:sz w:val="24"/>
-      <w:szCs w:val="24"/>
-    </w:rPr>
-  </w:style>
-  <w:style w:type="character" w:customStyle="1" w:styleId="ListLabel14">
-    <w:name w:val="ListLabel 14"/>
-    <w:qFormat/>
-    <w:rPr>
-      <w:rFonts w:eastAsia="Arial" w:cs="Arial"/>
-      <w:b/>
-      <w:bCs/>
-      <w:w w:val="102"/>
-      <w:sz w:val="24"/>
-      <w:szCs w:val="21"/>
-    </w:rPr>
-  </w:style>
-  <w:style w:type="character" w:customStyle="1" w:styleId="ListLabel15">
-    <w:name w:val="ListLabel 15"/>
-    <w:qFormat/>
-    <w:rPr>
-      <w:rFonts w:eastAsia="Arial" w:cs="Arial"/>
-      <w:w w:val="99"/>
-      <w:sz w:val="24"/>
-      <w:szCs w:val="24"/>
-    </w:rPr>
-  </w:style>
-  <w:style w:type="character" w:customStyle="1" w:styleId="ListLabel16">
-    <w:name w:val="ListLabel 16"/>
-    <w:qFormat/>
-    <w:rPr>
-      <w:rFonts w:eastAsia="Arial" w:cs="Arial"/>
-      <w:b/>
-      <w:bCs/>
-      <w:w w:val="102"/>
-      <w:sz w:val="21"/>
-      <w:szCs w:val="21"/>
-    </w:rPr>
-  </w:style>
-  <w:style w:type="character" w:customStyle="1" w:styleId="ListLabel17">
-    <w:name w:val="ListLabel 17"/>
-    <w:qFormat/>
-    <w:rPr>
-      <w:rFonts w:eastAsia="Arial" w:cs="Arial"/>
-      <w:b/>
-      <w:bCs/>
-      <w:w w:val="102"/>
-      <w:sz w:val="21"/>
-      <w:szCs w:val="21"/>
-    </w:rPr>
-  </w:style>
-  <w:style w:type="character" w:customStyle="1" w:styleId="ListLabel18">
-    <w:name w:val="ListLabel 18"/>
-    <w:qFormat/>
-    <w:rPr>
-      <w:rFonts w:eastAsia="Arial" w:cs="Arial"/>
-      <w:b/>
-      <w:bCs/>
-      <w:w w:val="102"/>
-      <w:sz w:val="21"/>
-      <w:szCs w:val="21"/>
-    </w:rPr>
-  </w:style>
-  <w:style w:type="character" w:customStyle="1" w:styleId="ListLabel19">
-    <w:name w:val="ListLabel 19"/>
-    <w:qFormat/>
-    <w:rPr>
-      <w:rFonts w:eastAsia="Arial" w:cs="Arial"/>
-      <w:w w:val="99"/>
-      <w:sz w:val="24"/>
-      <w:szCs w:val="24"/>
-    </w:rPr>
-  </w:style>
-  <w:style w:type="character" w:customStyle="1" w:styleId="ListLabel20">
-    <w:name w:val="ListLabel 20"/>
-    <w:qFormat/>
-    <w:rPr>
-      <w:rFonts w:eastAsia="Arial" w:cs="Arial"/>
-      <w:b/>
-      <w:bCs/>
-      <w:w w:val="102"/>
-      <w:sz w:val="21"/>
-      <w:szCs w:val="21"/>
-    </w:rPr>
-  </w:style>
-  <w:style w:type="character" w:customStyle="1" w:styleId="ListLabel21">
-    <w:name w:val="ListLabel 21"/>
-    <w:qFormat/>
-    <w:rPr>
-      <w:rFonts w:eastAsia="Arial" w:cs="Arial"/>
-      <w:b/>
-      <w:bCs/>
-      <w:w w:val="102"/>
-      <w:sz w:val="21"/>
-      <w:szCs w:val="21"/>
-    </w:rPr>
-  </w:style>
-  <w:style w:type="character" w:customStyle="1" w:styleId="ListLabel22">
-    <w:name w:val="ListLabel 22"/>
-    <w:qFormat/>
-    <w:rPr>
-      <w:rFonts w:cs="Courier New"/>
-    </w:rPr>
-  </w:style>
-  <w:style w:type="character" w:customStyle="1" w:styleId="ListLabel23">
-    <w:name w:val="ListLabel 23"/>
-    <w:qFormat/>
-    <w:rPr>
-      <w:rFonts w:cs="Courier New"/>
-    </w:rPr>
-  </w:style>
-  <w:style w:type="character" w:customStyle="1" w:styleId="ListLabel24">
-    <w:name w:val="ListLabel 24"/>
-    <w:qFormat/>
-    <w:rPr>
-      <w:rFonts w:cs="Courier New"/>
-    </w:rPr>
-  </w:style>
-  <w:style w:type="character" w:customStyle="1" w:styleId="ListLabel25">
-    <w:name w:val="ListLabel 25"/>
-    <w:qFormat/>
-    <w:rPr>
-      <w:rFonts w:cs="Courier New"/>
-    </w:rPr>
-  </w:style>
-  <w:style w:type="character" w:customStyle="1" w:styleId="ListLabel26">
-    <w:name w:val="ListLabel 26"/>
-    <w:qFormat/>
-    <w:rPr>
-      <w:rFonts w:cs="Courier New"/>
-    </w:rPr>
-  </w:style>
-  <w:style w:type="character" w:customStyle="1" w:styleId="ListLabel27">
-    <w:name w:val="ListLabel 27"/>
-    <w:qFormat/>
-    <w:rPr>
-      <w:rFonts w:cs="Courier New"/>
-    </w:rPr>
-  </w:style>
-  <w:style w:type="character" w:customStyle="1" w:styleId="ListLabel28">
-    <w:name w:val="ListLabel 28"/>
-    <w:qFormat/>
-    <w:rPr>
-      <w:rFonts w:eastAsia="Arial" w:cs="Arial"/>
-      <w:b/>
-      <w:bCs/>
-      <w:w w:val="102"/>
-      <w:sz w:val="21"/>
-      <w:szCs w:val="21"/>
-    </w:rPr>
-  </w:style>
-  <w:style w:type="character" w:customStyle="1" w:styleId="ListLabel29">
-    <w:name w:val="ListLabel 29"/>
-    <w:qFormat/>
-    <w:rPr>
-      <w:rFonts w:cs="Symbol"/>
-    </w:rPr>
-  </w:style>
-  <w:style w:type="character" w:customStyle="1" w:styleId="ListLabel30">
-    <w:name w:val="ListLabel 30"/>
-    <w:qFormat/>
-    <w:rPr>
-      <w:rFonts w:cs="Symbol"/>
-    </w:rPr>
-  </w:style>
-  <w:style w:type="character" w:customStyle="1" w:styleId="ListLabel31">
-    <w:name w:val="ListLabel 31"/>
-    <w:qFormat/>
-    <w:rPr>
-      <w:rFonts w:cs="Symbol"/>
-    </w:rPr>
-  </w:style>
-  <w:style w:type="character" w:customStyle="1" w:styleId="ListLabel32">
-    <w:name w:val="ListLabel 32"/>
-    <w:qFormat/>
-    <w:rPr>
-      <w:rFonts w:cs="Symbol"/>
-    </w:rPr>
-  </w:style>
-  <w:style w:type="character" w:customStyle="1" w:styleId="ListLabel33">
-    <w:name w:val="ListLabel 33"/>
-    <w:qFormat/>
-    <w:rPr>
-      <w:rFonts w:cs="Symbol"/>
-    </w:rPr>
-  </w:style>
-  <w:style w:type="character" w:customStyle="1" w:styleId="ListLabel34">
-    <w:name w:val="ListLabel 34"/>
-    <w:qFormat/>
-    <w:rPr>
-      <w:rFonts w:cs="Symbol"/>
-    </w:rPr>
-  </w:style>
-  <w:style w:type="character" w:customStyle="1" w:styleId="ListLabel35">
-    <w:name w:val="ListLabel 35"/>
-    <w:qFormat/>
-    <w:rPr>
-      <w:rFonts w:cs="Symbol"/>
-    </w:rPr>
-  </w:style>
-  <w:style w:type="character" w:customStyle="1" w:styleId="ListLabel36">
-    <w:name w:val="ListLabel 36"/>
-    <w:qFormat/>
-    <w:rPr>
-      <w:rFonts w:eastAsia="Arial" w:cs="Arial"/>
-      <w:b/>
-      <w:bCs/>
-      <w:w w:val="102"/>
-      <w:sz w:val="24"/>
-      <w:szCs w:val="24"/>
-    </w:rPr>
-  </w:style>
-  <w:style w:type="character" w:customStyle="1" w:styleId="ListLabel37">
-    <w:name w:val="ListLabel 37"/>
-    <w:qFormat/>
-    <w:rPr>
-      <w:rFonts w:eastAsia="Arial" w:cs="Arial"/>
-      <w:b/>
-      <w:bCs/>
-      <w:w w:val="102"/>
-      <w:sz w:val="24"/>
-      <w:szCs w:val="24"/>
-    </w:rPr>
-  </w:style>
-  <w:style w:type="character" w:customStyle="1" w:styleId="ListLabel38">
-    <w:name w:val="ListLabel 38"/>
-    <w:qFormat/>
-    <w:rPr>
-      <w:rFonts w:eastAsia="Arial" w:cs="Arial"/>
-      <w:b/>
-      <w:bCs/>
-      <w:w w:val="102"/>
-      <w:sz w:val="24"/>
-      <w:szCs w:val="21"/>
-    </w:rPr>
-  </w:style>
-  <w:style w:type="character" w:customStyle="1" w:styleId="ListLabel39">
-    <w:name w:val="ListLabel 39"/>
-    <w:qFormat/>
-    <w:rPr>
-      <w:rFonts w:cs="Arial"/>
-      <w:w w:val="99"/>
-      <w:sz w:val="24"/>
-      <w:szCs w:val="24"/>
-    </w:rPr>
-  </w:style>
-  <w:style w:type="character" w:customStyle="1" w:styleId="ListLabel40">
-    <w:name w:val="ListLabel 40"/>
-    <w:qFormat/>
-    <w:rPr>
-      <w:rFonts w:cs="Symbol"/>
-    </w:rPr>
-  </w:style>
-  <w:style w:type="character" w:customStyle="1" w:styleId="ListLabel41">
-    <w:name w:val="ListLabel 41"/>
-    <w:qFormat/>
-    <w:rPr>
-      <w:rFonts w:cs="Symbol"/>
-    </w:rPr>
-  </w:style>
-  <w:style w:type="character" w:customStyle="1" w:styleId="ListLabel42">
-    <w:name w:val="ListLabel 42"/>
-    <w:qFormat/>
-    <w:rPr>
-      <w:rFonts w:cs="Symbol"/>
-    </w:rPr>
-  </w:style>
-  <w:style w:type="character" w:customStyle="1" w:styleId="ListLabel43">
-    <w:name w:val="ListLabel 43"/>
-    <w:qFormat/>
-    <w:rPr>
-      <w:rFonts w:cs="Symbol"/>
-    </w:rPr>
-  </w:style>
-  <w:style w:type="character" w:customStyle="1" w:styleId="ListLabel44">
-    <w:name w:val="ListLabel 44"/>
-    <w:qFormat/>
-    <w:rPr>
-      <w:rFonts w:cs="Symbol"/>
-    </w:rPr>
-  </w:style>
-  <w:style w:type="character" w:customStyle="1" w:styleId="ListLabel45">
-    <w:name w:val="ListLabel 45"/>
-    <w:qFormat/>
-    <w:rPr>
-      <w:rFonts w:cs="Courier New"/>
-    </w:rPr>
-  </w:style>
-  <w:style w:type="character" w:customStyle="1" w:styleId="ListLabel46">
-    <w:name w:val="ListLabel 46"/>
-    <w:qFormat/>
-    <w:rPr>
-      <w:rFonts w:cs="Wingdings"/>
-    </w:rPr>
-  </w:style>
-  <w:style w:type="character" w:customStyle="1" w:styleId="ListLabel47">
-    <w:name w:val="ListLabel 47"/>
-    <w:qFormat/>
-    <w:rPr>
-      <w:rFonts w:cs="Symbol"/>
-    </w:rPr>
-  </w:style>
-  <w:style w:type="character" w:customStyle="1" w:styleId="ListLabel48">
-    <w:name w:val="ListLabel 48"/>
-    <w:qFormat/>
-    <w:rPr>
-      <w:rFonts w:cs="Courier New"/>
-    </w:rPr>
-  </w:style>
-  <w:style w:type="character" w:customStyle="1" w:styleId="ListLabel49">
-    <w:name w:val="ListLabel 49"/>
-    <w:qFormat/>
-    <w:rPr>
-      <w:rFonts w:cs="Wingdings"/>
-    </w:rPr>
-  </w:style>
-  <w:style w:type="character" w:customStyle="1" w:styleId="ListLabel50">
-    <w:name w:val="ListLabel 50"/>
-    <w:qFormat/>
-    <w:rPr>
-      <w:rFonts w:cs="Symbol"/>
-    </w:rPr>
-  </w:style>
-  <w:style w:type="character" w:customStyle="1" w:styleId="ListLabel51">
-    <w:name w:val="ListLabel 51"/>
-    <w:qFormat/>
-    <w:rPr>
-      <w:rFonts w:cs="Courier New"/>
-    </w:rPr>
-  </w:style>
-  <w:style w:type="character" w:customStyle="1" w:styleId="ListLabel52">
-    <w:name w:val="ListLabel 52"/>
-    <w:qFormat/>
-    <w:rPr>
-      <w:rFonts w:cs="Wingdings"/>
-    </w:rPr>
-  </w:style>
-  <w:style w:type="paragraph" w:customStyle="1" w:styleId="Heading">
-    <w:name w:val="Heading"/>
-    <w:basedOn w:val="Normal"/>
-    <w:next w:val="BodyText"/>
-    <w:qFormat/>
-    <w:pPr>
-      <w:keepNext/>
-      <w:spacing w:before="240" w:after="120"/>
-    </w:pPr>
-    <w:rPr>
-      <w:rFonts w:ascii="Liberation Sans" w:eastAsia="AR PL SungtiL GB" w:hAnsi="Liberation Sans" w:cs="Lohit Devanagari"/>
-      <w:sz w:val="28"/>
-      <w:szCs w:val="28"/>
-    </w:rPr>
-  </w:style>
-  <w:style w:type="paragraph" w:styleId="BodyText">
-    <w:name w:val="Body Text"/>
-    <w:basedOn w:val="Normal"/>
-    <w:uiPriority w:val="1"/>
-    <w:qFormat/>
-    <w:pPr>
-      <w:spacing w:before="47"/>
-      <w:ind w:left="117" w:right="1415"/>
-      <w:jc w:val="both"/>
-    </w:pPr>
-    <w:rPr>
-      <w:sz w:val="21"/>
-      <w:szCs w:val="21"/>
-    </w:rPr>
-  </w:style>
-  <w:style w:type="paragraph" w:styleId="List">
-    <w:name w:val="List"/>
-    <w:basedOn w:val="BodyText"/>
-    <w:rPr>
-      <w:rFonts w:cs="Lohit Devanagari"/>
-    </w:rPr>
-  </w:style>
-  <w:style w:type="paragraph" w:styleId="Caption">
-    <w:name w:val="caption"/>
-    <w:basedOn w:val="Normal"/>
-    <w:qFormat/>
-    <w:pPr>
-      <w:suppressLineNumbers/>
-      <w:spacing w:before="120" w:after="120"/>
-    </w:pPr>
-    <w:rPr>
-      <w:rFonts w:cs="Lohit Devanagari"/>
-      <w:i/>
-      <w:iCs/>
-      <w:sz w:val="24"/>
-      <w:szCs w:val="24"/>
-    </w:rPr>
-  </w:style>
-  <w:style w:type="paragraph" w:customStyle="1" w:styleId="Index">
-    <w:name w:val="Index"/>
-    <w:basedOn w:val="Normal"/>
-    <w:qFormat/>
-    <w:pPr>
-      <w:suppressLineNumbers/>
-    </w:pPr>
-    <w:rPr>
-      <w:rFonts w:cs="Lohit Devanagari"/>
-    </w:rPr>
-  </w:style>
-  <w:style w:type="paragraph" w:styleId="ListParagraph">
-    <w:name w:val="List Paragraph"/>
-    <w:basedOn w:val="Normal"/>
-    <w:uiPriority w:val="1"/>
-    <w:qFormat/>
-    <w:pPr>
-      <w:ind w:left="751" w:hanging="635"/>
-      <w:jc w:val="both"/>
-    </w:pPr>
-  </w:style>
-  <w:style w:type="paragraph" w:customStyle="1" w:styleId="TableParagraph">
-    <w:name w:val="Table Paragraph"/>
-    <w:basedOn w:val="Normal"/>
-    <w:uiPriority w:val="1"/>
-    <w:qFormat/>
-  </w:style>
-  <w:style w:type="paragraph" w:styleId="Header">
-    <w:name w:val="header"/>
-    <w:basedOn w:val="Normal"/>
-    <w:link w:val="HeaderChar"/>
-    <w:uiPriority w:val="99"/>
-    <w:unhideWhenUsed/>
-    <w:rsid w:val="006834D6"/>
-    <w:pPr>
-      <w:tabs>
-        <w:tab w:val="center" w:pos="4680"/>
-        <w:tab w:val="right" w:pos="9360"/>
-      </w:tabs>
-    </w:pPr>
-  </w:style>
-  <w:style w:type="paragraph" w:styleId="Footer">
-    <w:name w:val="footer"/>
-    <w:basedOn w:val="Normal"/>
-    <w:link w:val="FooterChar"/>
-    <w:uiPriority w:val="99"/>
-    <w:unhideWhenUsed/>
-    <w:rsid w:val="006834D6"/>
-    <w:pPr>
-      <w:tabs>
-        <w:tab w:val="center" w:pos="4680"/>
-        <w:tab w:val="right" w:pos="9360"/>
-      </w:tabs>
-    </w:pPr>
-  </w:style>
-  <w:style w:type="paragraph" w:styleId="NormalWeb">
-    <w:name w:val="Normal (Web)"/>
-    <w:basedOn w:val="Normal"/>
-    <w:uiPriority w:val="99"/>
-    <w:semiHidden/>
-    <w:unhideWhenUsed/>
-    <w:qFormat/>
-    <w:rsid w:val="00040495"/>
-    <w:pPr>
-      <w:spacing w:beforeAutospacing="1" w:afterAutospacing="1"/>
-    </w:pPr>
-    <w:rPr>
-      <w:rFonts w:ascii="Times New Roman" w:eastAsia="Times New Roman" w:hAnsi="Times New Roman" w:cs="Times New Roman"/>
-      <w:sz w:val="24"/>
-      <w:szCs w:val="24"/>
-    </w:rPr>
-  </w:style>
   <w:style w:type="table" w:styleId="TableGrid">
     <w:name w:val="Table Grid"/>
     <w:basedOn w:val="TableNormal"/>
     <w:uiPriority w:val="39"/>
-    <w:rsid w:val="00D063E2"/>
+    <w:rsid w:val="00d063e2"/>
     <w:tblPr>
       <w:tblBorders>
-        <w:top w:val="single" w:sz="4" w:space="0" w:color="auto"/>
-        <w:left w:val="single" w:sz="4" w:space="0" w:color="auto"/>
-        <w:bottom w:val="single" w:sz="4" w:space="0" w:color="auto"/>
-        <w:right w:val="single" w:sz="4" w:space="0" w:color="auto"/>
-        <w:insideH w:val="single" w:sz="4" w:space="0" w:color="auto"/>
-        <w:insideV w:val="single" w:sz="4" w:space="0" w:color="auto"/>
+        <w:top w:val="single" w:color="auto" w:sz="4" w:space="0"/>
+        <w:left w:val="single" w:color="auto" w:sz="4" w:space="0"/>
+        <w:bottom w:val="single" w:color="auto" w:sz="4" w:space="0"/>
+        <w:right w:val="single" w:color="auto" w:sz="4" w:space="0"/>
+        <w:insideH w:val="single" w:color="auto" w:sz="4" w:space="0"/>
+        <w:insideV w:val="single" w:color="auto" w:sz="4" w:space="0"/>
       </w:tblBorders>
     </w:tblPr>
   </w:style>
@@ -2799,35 +2789,35 @@
     <w:name w:val="Plain Table 5"/>
     <w:basedOn w:val="TableNormal"/>
     <w:uiPriority w:val="45"/>
-    <w:rsid w:val="00D063E2"/>
+    <w:rsid w:val="00d063e2"/>
     <w:tblPr>
       <w:tblStyleRowBandSize w:val="1"/>
       <w:tblStyleColBandSize w:val="1"/>
     </w:tblPr>
     <w:tblStylePr w:type="firstRow">
       <w:rPr>
-        <w:rFonts w:asciiTheme="majorHAnsi" w:eastAsiaTheme="majorEastAsia" w:hAnsiTheme="majorHAnsi" w:cstheme="majorBidi"/>
+        <w:rFonts w:asciiTheme="majorHAnsi" w:hAnsiTheme="majorHAnsi" w:eastAsiaTheme="majorEastAsia" w:cstheme="majorBidi"/>
         <w:i/>
         <w:sz w:val="26"/>
       </w:rPr>
       <w:tblPr/>
       <w:tcPr>
         <w:tcBorders>
-          <w:bottom w:val="single" w:sz="4" w:space="0" w:color="000000" w:themeColor="text1"/>
+          <w:bottom w:val="single" w:color="000000" w:themeColor="text1" w:sz="4" w:space="0"/>
         </w:tcBorders>
         <w:shd w:val="clear" w:color="auto" w:fill="FFFFFF" w:themeFill="background1"/>
       </w:tcPr>
     </w:tblStylePr>
     <w:tblStylePr w:type="lastRow">
       <w:rPr>
-        <w:rFonts w:asciiTheme="majorHAnsi" w:eastAsiaTheme="majorEastAsia" w:hAnsiTheme="majorHAnsi" w:cstheme="majorBidi"/>
+        <w:rFonts w:asciiTheme="majorHAnsi" w:hAnsiTheme="majorHAnsi" w:eastAsiaTheme="majorEastAsia" w:cstheme="majorBidi"/>
         <w:i/>
         <w:sz w:val="26"/>
       </w:rPr>
       <w:tblPr/>
       <w:tcPr>
         <w:tcBorders>
-          <w:top w:val="single" w:sz="4" w:space="0" w:color="000000" w:themeColor="text1"/>
+          <w:top w:val="single" w:color="000000" w:themeColor="text1" w:sz="4" w:space="0"/>
         </w:tcBorders>
         <w:shd w:val="clear" w:color="auto" w:fill="FFFFFF" w:themeFill="background1"/>
       </w:tcPr>
@@ -2837,28 +2827,28 @@
         <w:jc w:val="right"/>
       </w:pPr>
       <w:rPr>
-        <w:rFonts w:asciiTheme="majorHAnsi" w:eastAsiaTheme="majorEastAsia" w:hAnsiTheme="majorHAnsi" w:cstheme="majorBidi"/>
+        <w:rFonts w:asciiTheme="majorHAnsi" w:hAnsiTheme="majorHAnsi" w:eastAsiaTheme="majorEastAsia" w:cstheme="majorBidi"/>
         <w:i/>
         <w:sz w:val="26"/>
       </w:rPr>
       <w:tblPr/>
       <w:tcPr>
         <w:tcBorders>
-          <w:right w:val="single" w:sz="4" w:space="0" w:color="000000" w:themeColor="text1"/>
+          <w:right w:val="single" w:color="000000" w:themeColor="text1" w:sz="4" w:space="0"/>
         </w:tcBorders>
         <w:shd w:val="clear" w:color="auto" w:fill="FFFFFF" w:themeFill="background1"/>
       </w:tcPr>
     </w:tblStylePr>
     <w:tblStylePr w:type="lastCol">
       <w:rPr>
-        <w:rFonts w:asciiTheme="majorHAnsi" w:eastAsiaTheme="majorEastAsia" w:hAnsiTheme="majorHAnsi" w:cstheme="majorBidi"/>
+        <w:rFonts w:asciiTheme="majorHAnsi" w:hAnsiTheme="majorHAnsi" w:eastAsiaTheme="majorEastAsia" w:cstheme="majorBidi"/>
         <w:i/>
         <w:sz w:val="26"/>
       </w:rPr>
       <w:tblPr/>
       <w:tcPr>
         <w:tcBorders>
-          <w:left w:val="single" w:sz="4" w:space="0" w:color="000000" w:themeColor="text1"/>
+          <w:left w:val="single" w:color="000000" w:themeColor="text1" w:sz="4" w:space="0"/>
         </w:tcBorders>
         <w:shd w:val="clear" w:color="auto" w:fill="FFFFFF" w:themeFill="background1"/>
       </w:tcPr>
@@ -2866,13 +2856,13 @@
     <w:tblStylePr w:type="band1Vert">
       <w:tblPr/>
       <w:tcPr>
-        <w:shd w:val="clear" w:color="auto" w:fill="F2F2F2" w:themeFill="background1" w:themeFillShade="F2"/>
+        <w:shd w:val="clear" w:color="auto" w:fill="F2F2F2" w:themeFill="background1" w:themeFillShade="f2"/>
       </w:tcPr>
     </w:tblStylePr>
     <w:tblStylePr w:type="band1Horz">
       <w:tblPr/>
       <w:tcPr>
-        <w:shd w:val="clear" w:color="auto" w:fill="F2F2F2" w:themeFill="background1" w:themeFillShade="F2"/>
+        <w:shd w:val="clear" w:color="auto" w:fill="F2F2F2" w:themeFill="background1" w:themeFillShade="f2"/>
       </w:tcPr>
     </w:tblStylePr>
     <w:tblStylePr w:type="neCell">
